--- a/docs/jiangao/《女装设计》第03周_中国大陆课堂完整讲稿_中文.docx
+++ b/docs/jiangao/《女装设计》第03周_中国大陆课堂完整讲稿_中文.docx
@@ -2279,7 +2279,7 @@
         <w:pStyle w:val="SlideTitle"/>
       </w:pPr>
       <w:r>
-        <w:t xml:space="preserve">幻灯片 06｜一个获奖系列的七格证据链：哪一格公开了，哪一格没公开</w:t>
+        <w:t xml:space="preserve">幻灯片 06｜一个系列的七格证据链：哪一格公开了，哪一格没公开</w:t>
       </w:r>
     </w:p>
     <w:p>

--- a/docs/jiangao/《女装设计》第03周_中国大陆课堂完整讲稿_中文.docx
+++ b/docs/jiangao/《女装设计》第03周_中国大陆课堂完整讲稿_中文.docx
@@ -1835,7 +1835,23 @@
         <w:pStyle w:val="SpokenText"/>
       </w:pPr>
       <w:r>
-        <w:t xml:space="preserve">第1课时：先只看成品写一句话，然后承上、风格，看清华美院一个获奖系列的真实过程，再讲四关、入口和证据，最后在第13页写四句话。第2课时：五个入口、五个真人，作品集的边界，发散板9格，讲评，最后把开场那一句重写一次。</w:t>
+        <w:t xml:space="preserve">第1课时这样走：先只看成品写一句话，然后承上、风格。</w:t>
+      </w:r>
+    </w:p>
+    <w:p>
+      <w:pPr>
+        <w:pStyle w:val="SpokenText"/>
+      </w:pPr>
+      <w:r>
+        <w:t xml:space="preserve">接着看清华美院一个获奖系列的真实过程，再讲四关、入口和证据；第13页写四句话。</w:t>
+      </w:r>
+    </w:p>
+    <w:p>
+      <w:pPr>
+        <w:pStyle w:val="SpokenText"/>
+      </w:pPr>
+      <w:r>
+        <w:t xml:space="preserve">第2课时：五个入口、五个真人，作品集的边界，发散板9格，讲评——最后把开场那一句重写一次。</w:t>
       </w:r>
     </w:p>
     <w:p>
@@ -2053,39 +2069,103 @@
         <w:pStyle w:val="SpokenText"/>
       </w:pPr>
       <w:r>
-        <w:t xml:space="preserve">四块各接到一页：三个成见，拿到第05页风格和第10页去标签检查；我的入口，决定第09页你的事实句；白布问题，就是第21页发散板顶部的种子；10张参考图，每张补一行出处，最靠的两张写完整来源卡，规则在附录 A11。</w:t>
-      </w:r>
-    </w:p>
-    <w:p>
-      <w:pPr>
-        <w:pStyle w:val="SpokenText"/>
-      </w:pPr>
-      <w:r>
-        <w:t xml:space="preserve">立场句再升级一次：“因为______（一个真实的人）在______（一个具体场合）会______，所以这条线必须______。”“这条线”就是白布草图里你已经做出的那个造型决定。</w:t>
-      </w:r>
-    </w:p>
-    <w:p>
-      <w:pPr>
-        <w:pStyle w:val="SpokenText"/>
-      </w:pPr>
-      <w:r>
-        <w:t xml:space="preserve">页面上给了一个例，用的是上周那件：因为不得不逃走的人，在离开家的那一刻，只能带走穿在身上的东西，所以这条线必须在六套上都出现。这就是 Chalayan《After Words》2000秋冬——每件黑衣上那一条滚边画出来的线，第02周第25页。</w:t>
-      </w:r>
-    </w:p>
-    <w:p>
-      <w:pPr>
-        <w:pStyle w:val="SpokenText"/>
-      </w:pPr>
-      <w:r>
-        <w:t xml:space="preserve">注意这个例要说的不是逃难，是：主题不一定从“问题”开始，从一个故事开始也行——但它最后要落到一条线上。上周那一页自己也写了这条路的弱点：故事很动人，衣服上看不出来。</w:t>
-      </w:r>
-    </w:p>
-    <w:p>
-      <w:pPr>
-        <w:pStyle w:val="SpokenText"/>
-      </w:pPr>
-      <w:r>
-        <w:t xml:space="preserve">还有一句要说清楚：第02周那七种流程，是我画的示意，不是品牌档案。今天我们看真实毕业生留下的过程记录。A3 在桌上，不上传、不打分，全程使用。</w:t>
+        <w:t xml:space="preserve">四块各接到一页。第一块，三个成见：拿到第05页风格、第10页去标签，各检查一次。</w:t>
+      </w:r>
+    </w:p>
+    <w:p>
+      <w:pPr>
+        <w:pStyle w:val="SpokenText"/>
+      </w:pPr>
+      <w:r>
+        <w:t xml:space="preserve">第二块，我的入口：它决定第09页你的事实句怎么写。</w:t>
+      </w:r>
+    </w:p>
+    <w:p>
+      <w:pPr>
+        <w:pStyle w:val="SpokenText"/>
+      </w:pPr>
+      <w:r>
+        <w:t xml:space="preserve">第三块，白布问题：它就是第21页发散板顶上那颗种子。</w:t>
+      </w:r>
+    </w:p>
+    <w:p>
+      <w:pPr>
+        <w:pStyle w:val="SpokenText"/>
+      </w:pPr>
+      <w:r>
+        <w:t xml:space="preserve">第四块，10张参考图：每张补一行出处，最靠的两张写完整来源卡——规则在附录 A11。</w:t>
+      </w:r>
+    </w:p>
+    <w:p>
+      <w:pPr>
+        <w:pStyle w:val="SpokenText"/>
+      </w:pPr>
+      <w:r>
+        <w:t xml:space="preserve">立场句再升级一次，跟我念：“因为______（一个真实的人）在______（一个具体场合）会______，所以这条线必须______。”</w:t>
+      </w:r>
+    </w:p>
+    <w:p>
+      <w:pPr>
+        <w:pStyle w:val="SpokenText"/>
+      </w:pPr>
+      <w:r>
+        <w:t xml:space="preserve">“这条线”不是抽象的说法——它就是白布草图里，你已经做出的那个造型决定。</w:t>
+      </w:r>
+    </w:p>
+    <w:p>
+      <w:pPr>
+        <w:pStyle w:val="SpokenText"/>
+      </w:pPr>
+      <w:r>
+        <w:t xml:space="preserve">页面上给了一个例，用的是上周那件。</w:t>
+      </w:r>
+    </w:p>
+    <w:p>
+      <w:pPr>
+        <w:pStyle w:val="SpokenText"/>
+      </w:pPr>
+      <w:r>
+        <w:t xml:space="preserve">因为不得不逃走的人，在离开家的那一刻，只能带走穿在身上的东西——所以这条线必须在六套上都出现。</w:t>
+      </w:r>
+    </w:p>
+    <w:p>
+      <w:pPr>
+        <w:pStyle w:val="SpokenText"/>
+      </w:pPr>
+      <w:r>
+        <w:t xml:space="preserve">这就是 Chalayan《After Words》2000秋冬：每件黑衣上那一条滚边画出来的线。第02周第25页。</w:t>
+      </w:r>
+    </w:p>
+    <w:p>
+      <w:pPr>
+        <w:pStyle w:val="SpokenText"/>
+      </w:pPr>
+      <w:r>
+        <w:t xml:space="preserve">注意这个例要说的不是逃难。是这一句：主题不一定从“问题”开始，从一个故事开始也行——但它最后要落到一条线上。</w:t>
+      </w:r>
+    </w:p>
+    <w:p>
+      <w:pPr>
+        <w:pStyle w:val="SpokenText"/>
+      </w:pPr>
+      <w:r>
+        <w:t xml:space="preserve">上周那一页自己就写了这条路的弱点：故事很动人，衣服上看不出来。</w:t>
+      </w:r>
+    </w:p>
+    <w:p>
+      <w:pPr>
+        <w:pStyle w:val="SpokenText"/>
+      </w:pPr>
+      <w:r>
+        <w:t xml:space="preserve">还有一句要说清楚：第02周那七种流程，是我画的示意，不是品牌档案。今天我们看真实毕业生留下的过程记录。</w:t>
+      </w:r>
+    </w:p>
+    <w:p>
+      <w:pPr>
+        <w:pStyle w:val="SpokenText"/>
+      </w:pPr>
+      <w:r>
+        <w:t xml:space="preserve">A3 全程在桌上——不上传，不打分。</w:t>
       </w:r>
     </w:p>
     <w:tbl>
@@ -2174,39 +2254,135 @@
         <w:pStyle w:val="SpokenText"/>
       </w:pPr>
       <w:r>
-        <w:t xml:space="preserve">先把“风格”这个词说清楚。大纲第三章第一节叫“女装风格设定”，但我们不从选一个风格词开始。“简约”“未来感”这类词放在任何一件衣服上都成立，从它出发，只能得到别人已经做过的样子。</w:t>
-      </w:r>
-    </w:p>
-    <w:p>
-      <w:pPr>
-        <w:pStyle w:val="SpokenText"/>
-      </w:pPr>
-      <w:r>
-        <w:t xml:space="preserve">看左边两张，Rick Owens。2011年秋冬这一套，衬垫把肩线向外、向上撑出自然肩点之外，下身是垂到脚踝的窄长裙。隔了11年，2022年秋冬这一套，肩线同样被撑出、抬高到肩点之外，下身仍是拖地长裙。季节不同、衣服不同，那条肩线的决定没有变。</w:t>
-      </w:r>
-    </w:p>
-    <w:p>
-      <w:pPr>
-        <w:pStyle w:val="SpokenText"/>
-      </w:pPr>
-      <w:r>
-        <w:t xml:space="preserve">再看右边两张，Junya Watanabe。2000年秋冬，整身由层层细密的褶皱薄料堆出圆鼓的体积；2015年秋冬，斗篷整面折成立体的菱格，体积靠折叠撑起来。Vogue Runway 的评论写到，复杂的褶系统贯穿他的很多季，而2015年秋冬是2000年秋冬之后，它再一次成为主角。隔了15年，体积还是靠褶和折叠立起来。</w:t>
-      </w:r>
-    </w:p>
-    <w:p>
-      <w:pPr>
-        <w:pStyle w:val="SpokenText"/>
-      </w:pPr>
-      <w:r>
-        <w:t xml:space="preserve">所以风格不是先说出来的，是同一条结构决定被一季一季做下去之后，别人给它起的名字。本周的“风格设定”，是设定一条能被核对的立场：第01周的立场句“我选择______的身体关系”，加上第02周 A3 上你推翻的那条默认设置，就是你风格的第一条记录。</w:t>
-      </w:r>
-    </w:p>
-    <w:p>
-      <w:pPr>
-        <w:pStyle w:val="SpokenText"/>
-      </w:pPr>
-      <w:r>
-        <w:t xml:space="preserve">检验一句：你的“风格”能不能写成“在______轴上取______一侧，用______实现”？写不出来的，还是标签——第10页去标签，就是把它改写成可观察条件。</w:t>
+        <w:t xml:space="preserve">先把“风格”这个词说清楚。大纲第三章第一节叫“女装风格设定”，但我们不从选一个风格词开始。</w:t>
+      </w:r>
+    </w:p>
+    <w:p>
+      <w:pPr>
+        <w:pStyle w:val="SpokenText"/>
+      </w:pPr>
+      <w:r>
+        <w:t xml:space="preserve">“简约”“未来感”这类词，放在任何一件衣服上都成立。</w:t>
+      </w:r>
+    </w:p>
+    <w:p>
+      <w:pPr>
+        <w:pStyle w:val="SpokenText"/>
+      </w:pPr>
+      <w:r>
+        <w:t xml:space="preserve">从它出发，只能得到别人已经做过的样子。</w:t>
+      </w:r>
+    </w:p>
+    <w:p>
+      <w:pPr>
+        <w:pStyle w:val="SpokenText"/>
+      </w:pPr>
+      <w:r>
+        <w:t xml:space="preserve">看左边两张，Rick Owens。</w:t>
+      </w:r>
+    </w:p>
+    <w:p>
+      <w:pPr>
+        <w:pStyle w:val="SpokenText"/>
+      </w:pPr>
+      <w:r>
+        <w:t xml:space="preserve">2011年秋冬这一套：衬垫把肩线向外、向上，撑到自然肩点之外；下身是垂到脚踝的窄长裙。</w:t>
+      </w:r>
+    </w:p>
+    <w:p>
+      <w:pPr>
+        <w:pStyle w:val="SpokenText"/>
+      </w:pPr>
+      <w:r>
+        <w:t xml:space="preserve">隔了11年，2022年秋冬这一套：肩线同样被撑出、抬到肩点之外；下身仍是拖地长裙。</w:t>
+      </w:r>
+    </w:p>
+    <w:p>
+      <w:pPr>
+        <w:pStyle w:val="SpokenText"/>
+      </w:pPr>
+      <w:r>
+        <w:t xml:space="preserve">季节不同，衣服不同——那条肩线的决定没有变。</w:t>
+      </w:r>
+    </w:p>
+    <w:p>
+      <w:pPr>
+        <w:pStyle w:val="SpokenText"/>
+      </w:pPr>
+      <w:r>
+        <w:t xml:space="preserve">再看右边两张，Junya Watanabe。</w:t>
+      </w:r>
+    </w:p>
+    <w:p>
+      <w:pPr>
+        <w:pStyle w:val="SpokenText"/>
+      </w:pPr>
+      <w:r>
+        <w:t xml:space="preserve">2000年秋冬：整身由层层细密的褶皱薄料，堆出圆鼓的体积。</w:t>
+      </w:r>
+    </w:p>
+    <w:p>
+      <w:pPr>
+        <w:pStyle w:val="SpokenText"/>
+      </w:pPr>
+      <w:r>
+        <w:t xml:space="preserve">2015年秋冬：斗篷整面折成立体的菱格，体积靠折叠撑起来。</w:t>
+      </w:r>
+    </w:p>
+    <w:p>
+      <w:pPr>
+        <w:pStyle w:val="SpokenText"/>
+      </w:pPr>
+      <w:r>
+        <w:t xml:space="preserve">Vogue Runway 的评论写到：复杂的褶系统贯穿他很多季；2015年秋冬是2000年秋冬之后，它再一次成为主角。</w:t>
+      </w:r>
+    </w:p>
+    <w:p>
+      <w:pPr>
+        <w:pStyle w:val="SpokenText"/>
+      </w:pPr>
+      <w:r>
+        <w:t xml:space="preserve">隔了15年，体积还是靠褶和折叠立起来。</w:t>
+      </w:r>
+    </w:p>
+    <w:p>
+      <w:pPr>
+        <w:pStyle w:val="SpokenText"/>
+      </w:pPr>
+      <w:r>
+        <w:t xml:space="preserve">所以风格不是先说出来的。是同一条结构决定，被一季一季做下去之后，别人给它起的名字。</w:t>
+      </w:r>
+    </w:p>
+    <w:p>
+      <w:pPr>
+        <w:pStyle w:val="SpokenText"/>
+      </w:pPr>
+      <w:r>
+        <w:t xml:space="preserve">本周的“风格设定”，是设定一条能被核对的立场。</w:t>
+      </w:r>
+    </w:p>
+    <w:p>
+      <w:pPr>
+        <w:pStyle w:val="SpokenText"/>
+      </w:pPr>
+      <w:r>
+        <w:t xml:space="preserve">第01周的立场句“我选择______的身体关系”，加上第02周 A3 上你推翻的那条默认设置——这就是你风格的第一条记录。</w:t>
+      </w:r>
+    </w:p>
+    <w:p>
+      <w:pPr>
+        <w:pStyle w:val="SpokenText"/>
+      </w:pPr>
+      <w:r>
+        <w:t xml:space="preserve">检验一句：你的“风格”，能不能写成“在______轴上取______一侧，用______实现”？</w:t>
+      </w:r>
+    </w:p>
+    <w:p>
+      <w:pPr>
+        <w:pStyle w:val="SpokenText"/>
+      </w:pPr>
+      <w:r>
+        <w:t xml:space="preserve">写不出来的，还是标签——第10页去标签，就是把它改写成可观察条件。</w:t>
       </w:r>
     </w:p>
     <w:tbl>
@@ -2295,39 +2471,111 @@
         <w:pStyle w:val="SpokenText"/>
       </w:pPr>
       <w:r>
-        <w:t xml:space="preserve">第01周补充页讲过一条证据链，七格：调研、设计命题、元素／形态、草图发散、材料／结构、验证／修正、系列／展示。当时是一张空表。今天把一个真实的系列放进去。</w:t>
-      </w:r>
-    </w:p>
-    <w:p>
-      <w:pPr>
-        <w:pStyle w:val="SpokenText"/>
-      </w:pPr>
-      <w:r>
-        <w:t xml:space="preserve">这是清华美院王云锦的《有无相生》，指导教师肖文陵，获第30届中国时装设计“新人奖”。不是国外的学校，是国内的奖。图和文字来自清华美院的新闻页面。</w:t>
-      </w:r>
-    </w:p>
-    <w:p>
-      <w:pPr>
-        <w:pStyle w:val="SpokenText"/>
-      </w:pPr>
-      <w:r>
-        <w:t xml:space="preserve">第1格调研：灵感版左边，悬挂的布、木纹的截面。第2格设计命题：新闻稿写的是“将‘无价值’的废旧面料转化为‘有价值’的服装作品”——这是文字，图上看不到，所以标“据新闻稿”。第3格元素／形态：灵感版中间三张线描，层状的折线反复出现。</w:t>
-      </w:r>
-    </w:p>
-    <w:p>
-      <w:pPr>
-        <w:pStyle w:val="SpokenText"/>
-      </w:pPr>
-      <w:r>
-        <w:t xml:space="preserve">看第4格，草图发散：同一个人台，一块白布，挂了九次。这就是本周发散板9格的真样子——种子不变，挂法在变。第5格材料／结构：七块面料小样，条纹和拼块。第7格：系列成衣和走秀。</w:t>
-      </w:r>
-    </w:p>
-    <w:p>
-      <w:pPr>
-        <w:pStyle w:val="SpokenText"/>
-      </w:pPr>
-      <w:r>
-        <w:t xml:space="preserve">第6格，验证／修正，是空的——公开页面上没有。注意我的说法：不是“她没做”，是“页面没公开”。看不见的写“待验证”，这是第01周证据边界那一页的规矩。</w:t>
+        <w:t xml:space="preserve">第01周补充页讲过一条证据链，七格：调研、设计命题、元素／形态、草图发散、材料／结构、验证／修正、系列／展示。</w:t>
+      </w:r>
+    </w:p>
+    <w:p>
+      <w:pPr>
+        <w:pStyle w:val="SpokenText"/>
+      </w:pPr>
+      <w:r>
+        <w:t xml:space="preserve">当时那是一张空表。今天我们把一个真实的系列放进去。</w:t>
+      </w:r>
+    </w:p>
+    <w:p>
+      <w:pPr>
+        <w:pStyle w:val="SpokenText"/>
+      </w:pPr>
+      <w:r>
+        <w:t xml:space="preserve">这是清华美院王云锦的《有无相生》，指导教师肖文陵，获第30届中国时装设计“新人奖”。</w:t>
+      </w:r>
+    </w:p>
+    <w:p>
+      <w:pPr>
+        <w:pStyle w:val="SpokenText"/>
+      </w:pPr>
+      <w:r>
+        <w:t xml:space="preserve">不是国外的学校，是国内的奖。图和文字都来自清华美院的新闻页面。</w:t>
+      </w:r>
+    </w:p>
+    <w:p>
+      <w:pPr>
+        <w:pStyle w:val="SpokenText"/>
+      </w:pPr>
+      <w:r>
+        <w:t xml:space="preserve">第1格，调研：灵感版左边，悬挂的布、木纹的截面。</w:t>
+      </w:r>
+    </w:p>
+    <w:p>
+      <w:pPr>
+        <w:pStyle w:val="SpokenText"/>
+      </w:pPr>
+      <w:r>
+        <w:t xml:space="preserve">第2格，设计命题：新闻稿写的是“将‘无价值’的废旧面料转化为‘有价值’的服装作品”。</w:t>
+      </w:r>
+    </w:p>
+    <w:p>
+      <w:pPr>
+        <w:pStyle w:val="SpokenText"/>
+      </w:pPr>
+      <w:r>
+        <w:t xml:space="preserve">这是文字，图上看不到——所以标“据新闻稿”。</w:t>
+      </w:r>
+    </w:p>
+    <w:p>
+      <w:pPr>
+        <w:pStyle w:val="SpokenText"/>
+      </w:pPr>
+      <w:r>
+        <w:t xml:space="preserve">第3格，元素／形态：灵感版中间三张线描，层状的折线反复出现。</w:t>
+      </w:r>
+    </w:p>
+    <w:p>
+      <w:pPr>
+        <w:pStyle w:val="SpokenText"/>
+      </w:pPr>
+      <w:r>
+        <w:t xml:space="preserve">第4格，草图发散：同一个人台，一块白布，挂了九次。</w:t>
+      </w:r>
+    </w:p>
+    <w:p>
+      <w:pPr>
+        <w:pStyle w:val="SpokenText"/>
+      </w:pPr>
+      <w:r>
+        <w:t xml:space="preserve">这就是本周发散板9格的真样子——种子不变，挂法在变。</w:t>
+      </w:r>
+    </w:p>
+    <w:p>
+      <w:pPr>
+        <w:pStyle w:val="SpokenText"/>
+      </w:pPr>
+      <w:r>
+        <w:t xml:space="preserve">第5格，材料／结构：七块面料小样，条纹和拼块。第7格：系列成衣和走秀。</w:t>
+      </w:r>
+    </w:p>
+    <w:p>
+      <w:pPr>
+        <w:pStyle w:val="SpokenText"/>
+      </w:pPr>
+      <w:r>
+        <w:t xml:space="preserve">第6格，验证／修正，是空的——公开页面上没有。</w:t>
+      </w:r>
+    </w:p>
+    <w:p>
+      <w:pPr>
+        <w:pStyle w:val="SpokenText"/>
+      </w:pPr>
+      <w:r>
+        <w:t xml:space="preserve">注意我的说法：不是“她没做”，是“页面没公开”。</w:t>
+      </w:r>
+    </w:p>
+    <w:p>
+      <w:pPr>
+        <w:pStyle w:val="SpokenText"/>
+      </w:pPr>
+      <w:r>
+        <w:t xml:space="preserve">看不见的写“待验证”——这是第01周证据边界那一页的规矩。</w:t>
       </w:r>
     </w:p>
     <w:p>
@@ -2432,23 +2680,55 @@
         <w:pStyle w:val="SpokenText"/>
       </w:pPr>
       <w:r>
-        <w:t xml:space="preserve">这一页同样来自清华美院的新闻页面。她把 AI 用在哪里写得很清楚：花纹与色彩、廓形灵感、关键词合成。公开了，我们才能审——这不是批评，是学怎样审。</w:t>
-      </w:r>
-    </w:p>
-    <w:p>
-      <w:pPr>
-        <w:pStyle w:val="SpokenText"/>
-      </w:pPr>
-      <w:r>
-        <w:t xml:space="preserve">左边三栏写着 Midjourney 和 ChatGPT 的输入和输出；右下是面料尝试和款式图。看放大的这一处：提问写着“灵感来源、面料小样”；回答是一串英文关键词，里面有 timeless elegance，还有“精致优雅的纹理”“其他高级描述词”。</w:t>
-      </w:r>
-    </w:p>
-    <w:p>
-      <w:pPr>
-        <w:pStyle w:val="SpokenText"/>
-      </w:pPr>
-      <w:r>
-        <w:t xml:space="preserve">第一个问题：提问栏里的面料小样是谁做的？不是 AI 给的，是她先做好、再拿去问的。这就是第01周的 A-0，人工基线：用 AI 之前，自己先做出来。</w:t>
+        <w:t xml:space="preserve">这一页同样来自清华美院的新闻页面。她把 AI 用在哪里写得很清楚：花纹与色彩、廓形灵感、关键词合成。</w:t>
+      </w:r>
+    </w:p>
+    <w:p>
+      <w:pPr>
+        <w:pStyle w:val="SpokenText"/>
+      </w:pPr>
+      <w:r>
+        <w:t xml:space="preserve">公开了，我们才能审。这不是批评，是学怎样审。</w:t>
+      </w:r>
+    </w:p>
+    <w:p>
+      <w:pPr>
+        <w:pStyle w:val="SpokenText"/>
+      </w:pPr>
+      <w:r>
+        <w:t xml:space="preserve">左边三栏，写着 Midjourney 和 ChatGPT 的输入和输出；右下是面料尝试和款式图。</w:t>
+      </w:r>
+    </w:p>
+    <w:p>
+      <w:pPr>
+        <w:pStyle w:val="SpokenText"/>
+      </w:pPr>
+      <w:r>
+        <w:t xml:space="preserve">看放大的这一处。提问栏写着“灵感来源、面料小样”。</w:t>
+      </w:r>
+    </w:p>
+    <w:p>
+      <w:pPr>
+        <w:pStyle w:val="SpokenText"/>
+      </w:pPr>
+      <w:r>
+        <w:t xml:space="preserve">回答是一串英文关键词——里面有 timeless elegance，还有“精致优雅的纹理”“其他高级描述词”。</w:t>
+      </w:r>
+    </w:p>
+    <w:p>
+      <w:pPr>
+        <w:pStyle w:val="SpokenText"/>
+      </w:pPr>
+      <w:r>
+        <w:t xml:space="preserve">第一个问题：提问栏里的面料小样，是谁做的？不是 AI 给的——是她先做好，再拿去问的。</w:t>
+      </w:r>
+    </w:p>
+    <w:p>
+      <w:pPr>
+        <w:pStyle w:val="SpokenText"/>
+      </w:pPr>
+      <w:r>
+        <w:t xml:space="preserve">这就是第01周的 A-0，人工基线：用 AI 之前，自己先做出来。</w:t>
       </w:r>
     </w:p>
     <w:p>
@@ -2561,31 +2841,87 @@
         <w:pStyle w:val="SpokenText"/>
       </w:pPr>
       <w:r>
-        <w:t xml:space="preserve">一个主题要同时过四关，缺一条都只是“想法”。第04周 Gate 1 查“一致·具体·有限·可追溯”，这四关就是为它准备的，所以今天先把它们记住。回头看《有无相生》：九张立裁过了第③条“量”；“验证”那一格没公开，第06页。</w:t>
-      </w:r>
-    </w:p>
-    <w:p>
-      <w:pPr>
-        <w:pStyle w:val="SpokenText"/>
-      </w:pPr>
-      <w:r>
-        <w:t xml:space="preserve">第一条，有摩擦证据。它来自一件真的发生过的事：一次自穿、一段视频、一条评价、一张速写。不是“我觉得女性需要……”。检查方法：你指得出是哪一次、哪一段、哪一条吗？证据从哪里来，第11、12页讲。</w:t>
-      </w:r>
-    </w:p>
-    <w:p>
-      <w:pPr>
-        <w:pStyle w:val="SpokenText"/>
-      </w:pPr>
-      <w:r>
-        <w:t xml:space="preserve">第二条，落在身体的一条线上。你要说得出它改变第01周三轴里的哪一轴、第02周三层——平面、立体、细节——里的哪一层。说不出部位的主题，做不成衣服。检查方法：在______↔______轴上取______一侧。</w:t>
-      </w:r>
-    </w:p>
-    <w:p>
-      <w:pPr>
-        <w:pStyle w:val="SpokenText"/>
-      </w:pPr>
-      <w:r>
-        <w:t xml:space="preserve">第三条，能发散成三个以上方向。用原理卡 D 栏“保留___原理，换成___，用在___”至少写出三句。只有一个方向的，只是一件衣服，不是主题。第20页的发散工具就是干这个的。</w:t>
+        <w:t xml:space="preserve">一个主题要同时过四关。缺一条，都只是“想法”。</w:t>
+      </w:r>
+    </w:p>
+    <w:p>
+      <w:pPr>
+        <w:pStyle w:val="SpokenText"/>
+      </w:pPr>
+      <w:r>
+        <w:t xml:space="preserve">第04周 Gate 1 查“一致·具体·有限·可追溯”——这四关就是为它准备的，今天先记住。</w:t>
+      </w:r>
+    </w:p>
+    <w:p>
+      <w:pPr>
+        <w:pStyle w:val="SpokenText"/>
+      </w:pPr>
+      <w:r>
+        <w:t xml:space="preserve">回头看《有无相生》：九张立裁过了第③条“量”；“验证”那一格没公开，第06页。</w:t>
+      </w:r>
+    </w:p>
+    <w:p>
+      <w:pPr>
+        <w:pStyle w:val="SpokenText"/>
+      </w:pPr>
+      <w:r>
+        <w:t xml:space="preserve">第一条，有摩擦证据。它来自一件真的发生过的事：一次自穿、一段视频、一条评价、一张速写。</w:t>
+      </w:r>
+    </w:p>
+    <w:p>
+      <w:pPr>
+        <w:pStyle w:val="SpokenText"/>
+      </w:pPr>
+      <w:r>
+        <w:t xml:space="preserve">不是“我觉得女性需要……”。</w:t>
+      </w:r>
+    </w:p>
+    <w:p>
+      <w:pPr>
+        <w:pStyle w:val="SpokenText"/>
+      </w:pPr>
+      <w:r>
+        <w:t xml:space="preserve">检查方法：你指得出是哪一次、哪一段、哪一条吗？证据从哪里来，第11、12页讲。</w:t>
+      </w:r>
+    </w:p>
+    <w:p>
+      <w:pPr>
+        <w:pStyle w:val="SpokenText"/>
+      </w:pPr>
+      <w:r>
+        <w:t xml:space="preserve">第二条，落在身体的一条线上。</w:t>
+      </w:r>
+    </w:p>
+    <w:p>
+      <w:pPr>
+        <w:pStyle w:val="SpokenText"/>
+      </w:pPr>
+      <w:r>
+        <w:t xml:space="preserve">你要说得出：它改变第01周三轴里的哪一轴，第02周三层——平面、立体、细节——里的哪一层。</w:t>
+      </w:r>
+    </w:p>
+    <w:p>
+      <w:pPr>
+        <w:pStyle w:val="SpokenText"/>
+      </w:pPr>
+      <w:r>
+        <w:t xml:space="preserve">说不出部位的主题，做不成衣服。检查方法：在______↔______轴上取______一侧。</w:t>
+      </w:r>
+    </w:p>
+    <w:p>
+      <w:pPr>
+        <w:pStyle w:val="SpokenText"/>
+      </w:pPr>
+      <w:r>
+        <w:t xml:space="preserve">第三条，能发散成三个以上方向。用原理卡 D 栏“保留___原理，换成___，用在___”，至少写出三句。</w:t>
+      </w:r>
+    </w:p>
+    <w:p>
+      <w:pPr>
+        <w:pStyle w:val="SpokenText"/>
+      </w:pPr>
+      <w:r>
+        <w:t xml:space="preserve">只有一个方向的，只是一件衣服，不是主题。第20页的发散工具就是干这个的。</w:t>
       </w:r>
     </w:p>
     <w:p>
@@ -2722,23 +3058,71 @@
         <w:pStyle w:val="SpokenText"/>
       </w:pPr>
       <w:r>
-        <w:t xml:space="preserve">⑤叙事概念和⑦文化手艺，事实句是故事里的身体，或者一种工艺靠什么成立。示范句式：“盘长结一根绳不裁不缝，靠压叠自锁。”这个工艺原理在附录 A05。</w:t>
-      </w:r>
-    </w:p>
-    <w:p>
-      <w:pPr>
-        <w:pStyle w:val="SpokenText"/>
-      </w:pPr>
-      <w:r>
-        <w:t xml:space="preserve">③立裁／身体是可选：选它的同学用自己的身体代替人台，第04周再做。你的入口写在 A3 ②——不用改，只要知道自己的事实句长什么样。每条入口“这一步要拿出什么”，看附录 A03。</w:t>
-      </w:r>
-    </w:p>
-    <w:p>
-      <w:pPr>
-        <w:pStyle w:val="SpokenText"/>
-      </w:pPr>
-      <w:r>
-        <w:t xml:space="preserve">每张卡最下面一行是这条入口的真人：①⑥ Grey Buscemi，第14页；② 《有无相生》的面料小样，第06页；④ Beilu Song，第15页；⑤⑦ Lan Yang 第16页、María 附录 A16；③ Ahn Ji Young，第17页。第2课时一个一个看。</w:t>
+        <w:t xml:space="preserve">⑤叙事概念和⑦文化手艺：事实句是故事里的身体，或者一种工艺靠什么成立。</w:t>
+      </w:r>
+    </w:p>
+    <w:p>
+      <w:pPr>
+        <w:pStyle w:val="SpokenText"/>
+      </w:pPr>
+      <w:r>
+        <w:t xml:space="preserve">示范句式：“盘长结一根绳不裁不缝，靠压叠自锁。”这个工艺原理在附录 A05。</w:t>
+      </w:r>
+    </w:p>
+    <w:p>
+      <w:pPr>
+        <w:pStyle w:val="SpokenText"/>
+      </w:pPr>
+      <w:r>
+        <w:t xml:space="preserve">③立裁／身体是可选。选它的同学，用自己的身体代替人台，第04周再做。</w:t>
+      </w:r>
+    </w:p>
+    <w:p>
+      <w:pPr>
+        <w:pStyle w:val="SpokenText"/>
+      </w:pPr>
+      <w:r>
+        <w:t xml:space="preserve">你的入口写在 A3 ②——不用改，只要知道自己的事实句长什么样。</w:t>
+      </w:r>
+    </w:p>
+    <w:p>
+      <w:pPr>
+        <w:pStyle w:val="SpokenText"/>
+      </w:pPr>
+      <w:r>
+        <w:t xml:space="preserve">每条入口“这一步要拿出什么”，看附录 A03。</w:t>
+      </w:r>
+    </w:p>
+    <w:p>
+      <w:pPr>
+        <w:pStyle w:val="SpokenText"/>
+      </w:pPr>
+      <w:r>
+        <w:t xml:space="preserve">每张卡最下面一行，是这条入口的真人。</w:t>
+      </w:r>
+    </w:p>
+    <w:p>
+      <w:pPr>
+        <w:pStyle w:val="SpokenText"/>
+      </w:pPr>
+      <w:r>
+        <w:t xml:space="preserve">①⑥ Grey Buscemi，第14页；② 《有无相生》的面料小样，第06页。</w:t>
+      </w:r>
+    </w:p>
+    <w:p>
+      <w:pPr>
+        <w:pStyle w:val="SpokenText"/>
+      </w:pPr>
+      <w:r>
+        <w:t xml:space="preserve">④ Beilu Song，第15页；⑤⑦ Lan Yang 在第16页、María 在附录 A16。</w:t>
+      </w:r>
+    </w:p>
+    <w:p>
+      <w:pPr>
+        <w:pStyle w:val="SpokenText"/>
+      </w:pPr>
+      <w:r>
+        <w:t xml:space="preserve">③ Ahn Ji Young，第17页。第2课时一个一个看。</w:t>
       </w:r>
     </w:p>
     <w:tbl>
@@ -2827,15 +3211,55 @@
         <w:pStyle w:val="SpokenText"/>
       </w:pPr>
       <w:r>
-        <w:t xml:space="preserve">左边这些词——“成功、自信、优雅、有东方气质”“喜欢高级感”——都是反面例子：无法验证，也画不成一条线。右边是改写后的样子：开幕活动连续90分钟站立、上下楼梯；近景摄影时肩颈框景完整；落座时裙摆不卷进鞋跟。每条都有时长、动作、身体部位。</w:t>
-      </w:r>
-    </w:p>
-    <w:p>
-      <w:pPr>
-        <w:pStyle w:val="SpokenText"/>
-      </w:pPr>
-      <w:r>
-        <w:t xml:space="preserve">现在微练，用你 A3 ①的三个成见。用形容词写的，比如“要显瘦”，改写成时长、动作、部位；用结构写的，比如“腰在腰上”，不用改，直接带到第21页发散板。</w:t>
+        <w:t xml:space="preserve">左边这些词——“成功、自信、优雅、有东方气质”“喜欢高级感”——都是反面例子：无法验证，也画不成一条线。</w:t>
+      </w:r>
+    </w:p>
+    <w:p>
+      <w:pPr>
+        <w:pStyle w:val="SpokenText"/>
+      </w:pPr>
+      <w:r>
+        <w:t xml:space="preserve">右边是改写后的样子。</w:t>
+      </w:r>
+    </w:p>
+    <w:p>
+      <w:pPr>
+        <w:pStyle w:val="SpokenText"/>
+      </w:pPr>
+      <w:r>
+        <w:t xml:space="preserve">开幕活动连续90分钟站立、上下楼梯；近景摄影时肩颈框景完整；落座时裙摆不卷进鞋跟。</w:t>
+      </w:r>
+    </w:p>
+    <w:p>
+      <w:pPr>
+        <w:pStyle w:val="SpokenText"/>
+      </w:pPr>
+      <w:r>
+        <w:t xml:space="preserve">每条都有三样：时长、动作、身体部位。</w:t>
+      </w:r>
+    </w:p>
+    <w:p>
+      <w:pPr>
+        <w:pStyle w:val="SpokenText"/>
+      </w:pPr>
+      <w:r>
+        <w:t xml:space="preserve">现在微练，用你 A3 ①的三个成见。</w:t>
+      </w:r>
+    </w:p>
+    <w:p>
+      <w:pPr>
+        <w:pStyle w:val="SpokenText"/>
+      </w:pPr>
+      <w:r>
+        <w:t xml:space="preserve">用形容词写的，比如“要显瘦”——改写成时长、动作、部位。</w:t>
+      </w:r>
+    </w:p>
+    <w:p>
+      <w:pPr>
+        <w:pStyle w:val="SpokenText"/>
+      </w:pPr>
+      <w:r>
+        <w:t xml:space="preserve">用结构写的，比如“腰在腰上”——不用改，直接带到第21页发散板。</w:t>
       </w:r>
     </w:p>
     <w:p>
@@ -2940,7 +3364,23 @@
         <w:pStyle w:val="SpokenText"/>
       </w:pPr>
       <w:r>
-        <w:t xml:space="preserve">①自穿记录：穿自己的一件衣服，过2小时真实日程，记下5个时刻。每个时刻记四样：几点、什么动作、哪里卡住、一张照片。比如“8:40上楼梯，裙摆卷进鞋跟”——这是示范句式，时间要用你自己的。</w:t>
+        <w:t xml:space="preserve">①自穿记录：穿自己的一件衣服，过2小时真实日程，记下5个时刻。</w:t>
+      </w:r>
+    </w:p>
+    <w:p>
+      <w:pPr>
+        <w:pStyle w:val="SpokenText"/>
+      </w:pPr>
+      <w:r>
+        <w:t xml:space="preserve">每个时刻记四样：几点、什么动作、哪里卡住、一张照片。</w:t>
+      </w:r>
+    </w:p>
+    <w:p>
+      <w:pPr>
+        <w:pStyle w:val="SpokenText"/>
+      </w:pPr>
+      <w:r>
+        <w:t xml:space="preserve">比如“8:40上楼梯，裙摆卷进鞋跟”——这是示范句式，时间要用你自己的。</w:t>
       </w:r>
     </w:p>
     <w:p>
@@ -3190,15 +3630,47 @@
         <w:pStyle w:val="SpokenText"/>
       </w:pPr>
       <w:r>
-        <w:t xml:space="preserve">每张卡的标题后面都有一行小字，说这一句要回答什么：事实句＝发生了什么；人物句＝在谁身上；身体句＝在身体的哪一处、哪个动作；问题句＝哪一处能改。卡片下面各有一个例，四个例连起来就是一条链。</w:t>
-      </w:r>
-    </w:p>
-    <w:p>
-      <w:pPr>
-        <w:pStyle w:val="SpokenText"/>
-      </w:pPr>
-      <w:r>
-        <w:t xml:space="preserve">第一句，事实句，回答“发生了什么”：一句带时间或数字的事。按第09页你的入口写——场合里反复发生的事、一块布的行为、一件旧衣在哪里失效，或者一种工艺靠什么成立。例：早课 8:40，上楼梯时裙摆卷进鞋跟，这一周第三次。</w:t>
+        <w:t xml:space="preserve">每张卡的标题后面，都有一行小字，说这一句要回答什么。</w:t>
+      </w:r>
+    </w:p>
+    <w:p>
+      <w:pPr>
+        <w:pStyle w:val="SpokenText"/>
+      </w:pPr>
+      <w:r>
+        <w:t xml:space="preserve">事实句＝发生了什么；人物句＝在谁身上；身体句＝在身体的哪一处、哪个动作；问题句＝哪一处能改。</w:t>
+      </w:r>
+    </w:p>
+    <w:p>
+      <w:pPr>
+        <w:pStyle w:val="SpokenText"/>
+      </w:pPr>
+      <w:r>
+        <w:t xml:space="preserve">卡片下面各有一个例。四个例连起来，就是一条链。</w:t>
+      </w:r>
+    </w:p>
+    <w:p>
+      <w:pPr>
+        <w:pStyle w:val="SpokenText"/>
+      </w:pPr>
+      <w:r>
+        <w:t xml:space="preserve">第一句，事实句，回答“发生了什么”：一句带时间或数字的事。</w:t>
+      </w:r>
+    </w:p>
+    <w:p>
+      <w:pPr>
+        <w:pStyle w:val="SpokenText"/>
+      </w:pPr>
+      <w:r>
+        <w:t xml:space="preserve">按第09页你的入口写——场合里反复发生的事、一块布的行为、一件旧衣在哪里失效，或者一种工艺靠什么成立。</w:t>
+      </w:r>
+    </w:p>
+    <w:p>
+      <w:pPr>
+        <w:pStyle w:val="SpokenText"/>
+      </w:pPr>
+      <w:r>
+        <w:t xml:space="preserve">例：早课 8:40，上楼梯时裙摆卷进鞋跟，这一周第三次。</w:t>
       </w:r>
     </w:p>
     <w:p>
@@ -3214,7 +3686,23 @@
         <w:pStyle w:val="SpokenText"/>
       </w:pPr>
       <w:r>
-        <w:t xml:space="preserve">第三句，身体句，回答“在身体的哪一处、哪个动作”：部位、动作，再加一行出处——自穿、影像还是评价。这一句说不出出处，前面三句就没有落地。例：上楼梯抬腿时，裙摆压在鞋跟上（自穿记录，9月12日）。</w:t>
+        <w:t xml:space="preserve">第三句，身体句，回答“在身体的哪一处、哪个动作”：部位、动作，再加一行出处——自穿、影像还是评价。</w:t>
+      </w:r>
+    </w:p>
+    <w:p>
+      <w:pPr>
+        <w:pStyle w:val="SpokenText"/>
+      </w:pPr>
+      <w:r>
+        <w:t xml:space="preserve">这一句说不出出处，前面三句就没有落地。</w:t>
+      </w:r>
+    </w:p>
+    <w:p>
+      <w:pPr>
+        <w:pStyle w:val="SpokenText"/>
+      </w:pPr>
+      <w:r>
+        <w:t xml:space="preserve">例：上楼梯抬腿时，裙摆压在鞋跟上（自穿记录，9月12日）。</w:t>
       </w:r>
     </w:p>
     <w:p>
@@ -3230,7 +3718,23 @@
         <w:pStyle w:val="SpokenText"/>
       </w:pPr>
       <w:r>
-        <w:t xml:space="preserve">写完看一眼页面导语那一行：下半场五件，问题句都有，拿你写的那句去比；事实句见第14页，身体句见第17页；人物句一件也没有——公开页面不说谁穿，只能你自己去记，第11页的自穿记录就是干这个的。</w:t>
+        <w:t xml:space="preserve">写完看一眼页面导语那一行。下半场五件，问题句都有——拿你写的那句去比。</w:t>
+      </w:r>
+    </w:p>
+    <w:p>
+      <w:pPr>
+        <w:pStyle w:val="SpokenText"/>
+      </w:pPr>
+      <w:r>
+        <w:t xml:space="preserve">事实句见第14页，身体句见第17页。</w:t>
+      </w:r>
+    </w:p>
+    <w:p>
+      <w:pPr>
+        <w:pStyle w:val="SpokenText"/>
+      </w:pPr>
+      <w:r>
+        <w:t xml:space="preserve">人物句一件也没有。公开页面不说谁穿，只能你自己去记——第11页的自穿记录，就是干这个的。</w:t>
       </w:r>
     </w:p>
     <w:p>
@@ -3395,7 +3899,39 @@
         <w:pStyle w:val="SpokenText"/>
       </w:pPr>
       <w:r>
-        <w:t xml:space="preserve">中间四格是过程。③元素／形态：两块薄合板，各开一个圆孔和一道窄缝——衣服之前，先是这个。⑤材料／结构：同一页上的线图，上边写 105，下边分段写 5、40、13、40、7。再看实物：薄合板折出尖角，肩上缝着白坯布短袖。⑦系列／展示：开孔和白坯布袖都留在了成品上。</w:t>
+        <w:t xml:space="preserve">中间四格是过程。</w:t>
+      </w:r>
+    </w:p>
+    <w:p>
+      <w:pPr>
+        <w:pStyle w:val="SpokenText"/>
+      </w:pPr>
+      <w:r>
+        <w:t xml:space="preserve">第三格，元素／形态：两块薄合板，各开一个圆孔、一道窄缝——衣服之前，先是这个。</w:t>
+      </w:r>
+    </w:p>
+    <w:p>
+      <w:pPr>
+        <w:pStyle w:val="SpokenText"/>
+      </w:pPr>
+      <w:r>
+        <w:t xml:space="preserve">第五格，材料／结构：同一页上的线图。上边写 105，下边分段写 5、40、13、40、7。</w:t>
+      </w:r>
+    </w:p>
+    <w:p>
+      <w:pPr>
+        <w:pStyle w:val="SpokenText"/>
+      </w:pPr>
+      <w:r>
+        <w:t xml:space="preserve">再看实物：薄合板折出尖角，肩上缝着白坯布短袖。</w:t>
+      </w:r>
+    </w:p>
+    <w:p>
+      <w:pPr>
+        <w:pStyle w:val="SpokenText"/>
+      </w:pPr>
+      <w:r>
+        <w:t xml:space="preserve">第七格，成品：开孔和白坯布袖，都留下来了。</w:t>
       </w:r>
     </w:p>
     <w:p>
@@ -3516,7 +4052,31 @@
         <w:pStyle w:val="SpokenText"/>
       </w:pPr>
       <w:r>
-        <w:t xml:space="preserve">三格是同一件。③·④元素／形态与草图：深灰片、白色填充卷、一条旧牛仔裤，旁边手写 front side、backside。⑥验证／修正：纸样直接别在旧裤的腰头上，正面一版、背面一版，用蓝夹子固定。⑦成衣：腰头整圈翻下来了。</w:t>
+        <w:t xml:space="preserve">三格是同一件。</w:t>
+      </w:r>
+    </w:p>
+    <w:p>
+      <w:pPr>
+        <w:pStyle w:val="SpokenText"/>
+      </w:pPr>
+      <w:r>
+        <w:t xml:space="preserve">第三、四格，元素与草图：深灰片、白色填充卷、一条旧牛仔裤；旁边手写 front side、backside。</w:t>
+      </w:r>
+    </w:p>
+    <w:p>
+      <w:pPr>
+        <w:pStyle w:val="SpokenText"/>
+      </w:pPr>
+      <w:r>
+        <w:t xml:space="preserve">第六格，验证／修正：纸样直接别在旧裤的腰头上，正面一版、背面一版，用蓝夹子固定。</w:t>
+      </w:r>
+    </w:p>
+    <w:p>
+      <w:pPr>
+        <w:pStyle w:val="SpokenText"/>
+      </w:pPr>
+      <w:r>
+        <w:t xml:space="preserve">第七格，成衣：腰头整圈翻下来了。</w:t>
       </w:r>
     </w:p>
     <w:p>
@@ -3621,7 +4181,15 @@
         <w:pStyle w:val="SpokenText"/>
       </w:pPr>
       <w:r>
-        <w:t xml:space="preserve">开场的造型 C，是 Lan Yang，CSM 学生作品2026。问题句：一个装满记忆的地方被改掉之后，还能带走什么？这一句是据报道改写，不是她自述。</w:t>
+        <w:t xml:space="preserve">开场的造型 C，是 Lan Yang，CSM 学生作品2026。</w:t>
+      </w:r>
+    </w:p>
+    <w:p>
+      <w:pPr>
+        <w:pStyle w:val="SpokenText"/>
+      </w:pPr>
+      <w:r>
+        <w:t xml:space="preserve">问题句：一个装满记忆的地方被改掉之后，还能带走什么？这一句是据报道改写，不是她自述。</w:t>
       </w:r>
     </w:p>
     <w:p>
@@ -3645,15 +4213,71 @@
         <w:pStyle w:val="SpokenText"/>
       </w:pPr>
       <w:r>
-        <w:t xml:space="preserve">①调研：平面图与铺砖图案，右上角还有一张室内照片。③元素／形态：同一套纹样被摆成衣片——右后、右前、左前、左后。⑥验证／修正：前片四周有五处手写，每一处都带箭头指着一条边：+3cm each panel side、1cm gap for zip closure、no mosaic under arm。⑦系列／展示：就是开场那一套，第03页的造型 C。</w:t>
-      </w:r>
-    </w:p>
-    <w:p>
-      <w:pPr>
-        <w:pStyle w:val="SpokenText"/>
-      </w:pPr>
-      <w:r>
-        <w:t xml:space="preserve">一句话：故事能不能做成衣服，看它能不能写成部位＋尺寸。石材小样上的 ✓ 和手写 marbles upcycled from local factory 在附录 A15。</w:t>
+        <w:t xml:space="preserve">先看第一格，调研：一张平面图，还有铺砖的图案；右上角是一张室内照片。</w:t>
+      </w:r>
+    </w:p>
+    <w:p>
+      <w:pPr>
+        <w:pStyle w:val="SpokenText"/>
+      </w:pPr>
+      <w:r>
+        <w:t xml:space="preserve">第三格，元素：同一套纹样，被摆成了四块衣片——右后、右前、左前、左后。</w:t>
+      </w:r>
+    </w:p>
+    <w:p>
+      <w:pPr>
+        <w:pStyle w:val="SpokenText"/>
+      </w:pPr>
+      <w:r>
+        <w:t xml:space="preserve">第六格，验证：前片四周有五处手写，每一处都带一个箭头，指着一条边。我念三处，你们看箭头指哪里。</w:t>
+      </w:r>
+    </w:p>
+    <w:p>
+      <w:pPr>
+        <w:pStyle w:val="SpokenText"/>
+      </w:pPr>
+      <w:r>
+        <w:t xml:space="preserve">“+3cm each panel side”——侧片各加 3 厘米。</w:t>
+      </w:r>
+    </w:p>
+    <w:p>
+      <w:pPr>
+        <w:pStyle w:val="SpokenText"/>
+      </w:pPr>
+      <w:r>
+        <w:t xml:space="preserve">“1cm gap for zip closure”——拉链留 1 厘米。</w:t>
+      </w:r>
+    </w:p>
+    <w:p>
+      <w:pPr>
+        <w:pStyle w:val="SpokenText"/>
+      </w:pPr>
+      <w:r>
+        <w:t xml:space="preserve">“no mosaic under arm”——腋下不贴马赛克。</w:t>
+      </w:r>
+    </w:p>
+    <w:p>
+      <w:pPr>
+        <w:pStyle w:val="SpokenText"/>
+      </w:pPr>
+      <w:r>
+        <w:t xml:space="preserve">第七格，成品——就是开场那一套，第03页的造型 C。</w:t>
+      </w:r>
+    </w:p>
+    <w:p>
+      <w:pPr>
+        <w:pStyle w:val="SpokenText"/>
+      </w:pPr>
+      <w:r>
+        <w:t xml:space="preserve">一句话：故事能不能做成衣服，看它能不能写成部位＋尺寸。</w:t>
+      </w:r>
+    </w:p>
+    <w:p>
+      <w:pPr>
+        <w:pStyle w:val="SpokenText"/>
+      </w:pPr>
+      <w:r>
+        <w:t xml:space="preserve">石材小样上的 ✓，和手写 marbles upcycled from local factory，在附录 A15。</w:t>
       </w:r>
     </w:p>
     <w:tbl>
@@ -3742,7 +4366,23 @@
         <w:pStyle w:val="SpokenText"/>
       </w:pPr>
       <w:r>
-        <w:t xml:space="preserve">Ahn Ji Young，安特卫普 学生作品2025，系列名《Hover State》。问题句：怎么让一件不动的衣服，看上去正在动、正在浮起来？这一句是据自述改写，原文是问答，第一人称。</w:t>
+        <w:t xml:space="preserve">Ahn Ji Young，安特卫普 学生作品2025，系列名《Hover State》。</w:t>
+      </w:r>
+    </w:p>
+    <w:p>
+      <w:pPr>
+        <w:pStyle w:val="SpokenText"/>
+      </w:pPr>
+      <w:r>
+        <w:t xml:space="preserve">问题句：怎么让一件不动的衣服，看上去正在动、正在浮起来？</w:t>
+      </w:r>
+    </w:p>
+    <w:p>
+      <w:pPr>
+        <w:pStyle w:val="SpokenText"/>
+      </w:pPr>
+      <w:r>
+        <w:t xml:space="preserve">这一句是据自述改写，原文是问答，第一人称。</w:t>
       </w:r>
     </w:p>
     <w:p>
@@ -3758,7 +4398,39 @@
         <w:pStyle w:val="SpokenText"/>
       </w:pPr>
       <w:r>
-        <w:t xml:space="preserve">四格是同一件，前三格在同一个跨页上。⑤材料／结构｜立裁：人台上的白坯布体量，正面一张、背面一张。③·④：同一页的纸样，上面写着 pad、cut，旁边是拼贴效果图；那只白手袋就是自述里的“编织包”。⑥验证／修正：在试穿照上直接画线，手写 longer, more drapes——更长，褶更多。⑦成品：同一件白色垂褶上装。</w:t>
+        <w:t xml:space="preserve">四格是同一件，前三格在同一个跨页上。</w:t>
+      </w:r>
+    </w:p>
+    <w:p>
+      <w:pPr>
+        <w:pStyle w:val="SpokenText"/>
+      </w:pPr>
+      <w:r>
+        <w:t xml:space="preserve">第五格，材料／结构，立裁：人台上的白坯布体量，正面一张、背面一张。</w:t>
+      </w:r>
+    </w:p>
+    <w:p>
+      <w:pPr>
+        <w:pStyle w:val="SpokenText"/>
+      </w:pPr>
+      <w:r>
+        <w:t xml:space="preserve">第三、四格：同一页的纸样，上面写着 pad、cut，旁边是拼贴效果图；那只白手袋，就是自述里的“编织包”。</w:t>
+      </w:r>
+    </w:p>
+    <w:p>
+      <w:pPr>
+        <w:pStyle w:val="SpokenText"/>
+      </w:pPr>
+      <w:r>
+        <w:t xml:space="preserve">第六格，验证／修正：在试穿照上直接画线，手写 longer, more drapes——更长，褶更多。</w:t>
+      </w:r>
+    </w:p>
+    <w:p>
+      <w:pPr>
+        <w:pStyle w:val="SpokenText"/>
+      </w:pPr>
+      <w:r>
+        <w:t xml:space="preserve">第七格，成品：同一件白色垂褶上装。</w:t>
       </w:r>
     </w:p>
     <w:p>
@@ -3863,7 +4535,15 @@
         <w:pStyle w:val="SpokenText"/>
       </w:pPr>
       <w:r>
-        <w:t xml:space="preserve">开场的造型 B，是 Esme Chancellor，CSM 学生作品2026。问题句：本来不配套的几件衣服，中间那块空隙算不算衣服的一部分？这一句是据报道改写，不是她自述。</w:t>
+        <w:t xml:space="preserve">开场的造型 B，是 Esme Chancellor，CSM 学生作品2026。</w:t>
+      </w:r>
+    </w:p>
+    <w:p>
+      <w:pPr>
+        <w:pStyle w:val="SpokenText"/>
+      </w:pPr>
+      <w:r>
+        <w:t xml:space="preserve">问题句：本来不配套的几件衣服，中间那块空隙算不算衣服的一部分？这一句是据报道改写，不是她自述。</w:t>
       </w:r>
     </w:p>
     <w:p>
@@ -3879,7 +4559,31 @@
         <w:pStyle w:val="SpokenText"/>
       </w:pPr>
       <w:r>
-        <w:t xml:space="preserve">①调研：参考板上有旧照片、针织纹样、缎带色卡；其中一张资料图下面印着 February 2008。④草图：双手在身前托起一大片布。⑤材料／结构｜白坯布：模特做同一个动作。⑦成品：颜色、蓝缎带、黑颈带都和草图一致。</w:t>
+        <w:t xml:space="preserve">第一格，调研：参考板上有旧照片、针织纹样、缎带色卡；其中一张资料图下面印着 February 2008。</w:t>
+      </w:r>
+    </w:p>
+    <w:p>
+      <w:pPr>
+        <w:pStyle w:val="SpokenText"/>
+      </w:pPr>
+      <w:r>
+        <w:t xml:space="preserve">第四格，草图：双手在身前托起一大片布。</w:t>
+      </w:r>
+    </w:p>
+    <w:p>
+      <w:pPr>
+        <w:pStyle w:val="SpokenText"/>
+      </w:pPr>
+      <w:r>
+        <w:t xml:space="preserve">第五格，白坯布：模特做同一个动作。</w:t>
+      </w:r>
+    </w:p>
+    <w:p>
+      <w:pPr>
+        <w:pStyle w:val="SpokenText"/>
+      </w:pPr>
+      <w:r>
+        <w:t xml:space="preserve">第七格，成品：颜色、蓝缎带、黑颈带，都和草图一致。</w:t>
       </w:r>
     </w:p>
     <w:p>
@@ -3984,23 +4688,87 @@
         <w:pStyle w:val="SpokenText"/>
       </w:pPr>
       <w:r>
-        <w:t xml:space="preserve">看了这么多真实记录，也要知道它证明不了什么。作品集只留下挑过的页面——我们看到的是发表出来的那几页，不是当时的全部记录。看得见的写“可见”，看不见的写“待验证”——第01周那一页的规矩，对获奖作品、对你自己的板面，一样适用。</w:t>
-      </w:r>
-    </w:p>
-    <w:p>
-      <w:pPr>
-        <w:pStyle w:val="SpokenText"/>
-      </w:pPr>
-      <w:r>
-        <w:t xml:space="preserve">四条：第一，先后顺序——页面排版的先后不等于做的先后，不写“她先做了A再做B”。第二，数量——看到9张，不等于只做了9张，不猜画了多少。第三，被放弃的方案大多不进作品集：第25页 Matteo 丢掉的那几个月就没有图，所以你的板面要留下划掉的格。第四，自述——设计师自己说的写“据自述”，图和话分开写。</w:t>
-      </w:r>
-    </w:p>
-    <w:p>
-      <w:pPr>
-        <w:pStyle w:val="SpokenText"/>
-      </w:pPr>
-      <w:r>
-        <w:t xml:space="preserve">右边是难得留下的“没决定”：Adya Nevatia，CSM 学生作品 2026，两页铅笔草图上手写 chiffon sides OR diff colour jersey panel、Shirt OR Cardigan。没想好就写 OR——一个 OR，就是发散板上的两格。</w:t>
+        <w:t xml:space="preserve">看了这么多真实记录，也要知道它证明不了什么。</w:t>
+      </w:r>
+    </w:p>
+    <w:p>
+      <w:pPr>
+        <w:pStyle w:val="SpokenText"/>
+      </w:pPr>
+      <w:r>
+        <w:t xml:space="preserve">作品集只留下挑过的页面——我们看到的是发表出来的那几页，不是当时的全部记录。</w:t>
+      </w:r>
+    </w:p>
+    <w:p>
+      <w:pPr>
+        <w:pStyle w:val="SpokenText"/>
+      </w:pPr>
+      <w:r>
+        <w:t xml:space="preserve">看得见的写“可见”，看不见的写“待验证”。第01周那一页的规矩，对获奖作品、对你自己的板面，一样适用。</w:t>
+      </w:r>
+    </w:p>
+    <w:p>
+      <w:pPr>
+        <w:pStyle w:val="SpokenText"/>
+      </w:pPr>
+      <w:r>
+        <w:t xml:space="preserve">四条。第一，先后顺序：页面排版的先后，不等于做的先后。不写“她先做了A再做B”。</w:t>
+      </w:r>
+    </w:p>
+    <w:p>
+      <w:pPr>
+        <w:pStyle w:val="SpokenText"/>
+      </w:pPr>
+      <w:r>
+        <w:t xml:space="preserve">第二，数量：看到9张，不等于只做了9张。不猜她画了多少。</w:t>
+      </w:r>
+    </w:p>
+    <w:p>
+      <w:pPr>
+        <w:pStyle w:val="SpokenText"/>
+      </w:pPr>
+      <w:r>
+        <w:t xml:space="preserve">第三，被放弃的方案，大多不进作品集。第25页 Matteo 丢掉的那几个月就没有图——所以你的板面要留下划掉的格。</w:t>
+      </w:r>
+    </w:p>
+    <w:p>
+      <w:pPr>
+        <w:pStyle w:val="SpokenText"/>
+      </w:pPr>
+      <w:r>
+        <w:t xml:space="preserve">第四，话的来源：设计师自己说的写“据自述”，记者写的写“据报道”。图和话分开写。</w:t>
+      </w:r>
+    </w:p>
+    <w:p>
+      <w:pPr>
+        <w:pStyle w:val="SpokenText"/>
+      </w:pPr>
+      <w:r>
+        <w:t xml:space="preserve">右边是难得留下的“没决定”：Adya Nevatia，CSM 学生作品 2026，两页铅笔草图。</w:t>
+      </w:r>
+    </w:p>
+    <w:p>
+      <w:pPr>
+        <w:pStyle w:val="SpokenText"/>
+      </w:pPr>
+      <w:r>
+        <w:t xml:space="preserve">上面手写着 chiffon sides OR diff colour jersey panel。</w:t>
+      </w:r>
+    </w:p>
+    <w:p>
+      <w:pPr>
+        <w:pStyle w:val="SpokenText"/>
+      </w:pPr>
+      <w:r>
+        <w:t xml:space="preserve">还有一处：Shirt OR Cardigan。</w:t>
+      </w:r>
+    </w:p>
+    <w:p>
+      <w:pPr>
+        <w:pStyle w:val="SpokenText"/>
+      </w:pPr>
+      <w:r>
+        <w:t xml:space="preserve">没想好就写 OR——一个 OR，就是发散板上的两格。</w:t>
       </w:r>
     </w:p>
     <w:p>
@@ -4113,7 +4881,31 @@
         <w:pStyle w:val="SpokenText"/>
       </w:pPr>
       <w:r>
-        <w:t xml:space="preserve">左边一列是三种“换成”：换材料、换身体·动作、换场合·时间。顶上一行是三个程度：略微——只改一点，一眼还是那条裙子；明显——改到别人会问一句“你改了什么”；极端——改到那一条默认设置完全不成立。</w:t>
+        <w:t xml:space="preserve">左边一列是三种“换成”：换材料、换身体·动作、换场合·时间。</w:t>
+      </w:r>
+    </w:p>
+    <w:p>
+      <w:pPr>
+        <w:pStyle w:val="SpokenText"/>
+      </w:pPr>
+      <w:r>
+        <w:t xml:space="preserve">顶上一行是三个程度。略微——只改一点，一眼还是那条裙子。</w:t>
+      </w:r>
+    </w:p>
+    <w:p>
+      <w:pPr>
+        <w:pStyle w:val="SpokenText"/>
+      </w:pPr>
+      <w:r>
+        <w:t xml:space="preserve">明显——改到别人会问一句“你改了什么”。</w:t>
+      </w:r>
+    </w:p>
+    <w:p>
+      <w:pPr>
+        <w:pStyle w:val="SpokenText"/>
+      </w:pPr>
+      <w:r>
+        <w:t xml:space="preserve">极端——改到那一条默认设置完全不成立。</w:t>
       </w:r>
     </w:p>
     <w:p>
@@ -4702,7 +5494,31 @@
         <w:pStyle w:val="SpokenText"/>
       </w:pPr>
       <w:r>
-        <w:t xml:space="preserve">最后一位，Matteo Dunkley（CSM 学生）。这一页写的是据报道，不是他自述：截止前两个月推翻方向，放弃几个月的调研和坯布，在别人的建议下围绕预备系列里一件打蜡针织衫重新开始。图上是重新开始后的纸样：纸、胶带、两条缎带。</w:t>
+        <w:t xml:space="preserve">最后一位，Matteo Dunkley，CSM 学生。</w:t>
+      </w:r>
+    </w:p>
+    <w:p>
+      <w:pPr>
+        <w:pStyle w:val="SpokenText"/>
+      </w:pPr>
+      <w:r>
+        <w:t xml:space="preserve">这一页写的是据报道，不是他自述：截止前两个月推翻方向，放弃几个月的调研和坯布。</w:t>
+      </w:r>
+    </w:p>
+    <w:p>
+      <w:pPr>
+        <w:pStyle w:val="SpokenText"/>
+      </w:pPr>
+      <w:r>
+        <w:t xml:space="preserve">他在别人的建议下，围绕预备系列里一件打蜡针织衫重新开始。</w:t>
+      </w:r>
+    </w:p>
+    <w:p>
+      <w:pPr>
+        <w:pStyle w:val="SpokenText"/>
+      </w:pPr>
+      <w:r>
+        <w:t xml:space="preserve">图上是重新开始后的纸样：纸、胶带、两条缎带。</w:t>
       </w:r>
     </w:p>
     <w:p>
@@ -4726,7 +5542,15 @@
         <w:pStyle w:val="SpokenText"/>
       </w:pPr>
       <w:r>
-        <w:t xml:space="preserve">（写完后）开场多半写的是一个词；现在写得出“薄合板、两处开孔、白坯布袖”。差别不是你变聪明了，是你看到了过程。你的板面，就是让别人也看到过程。</w:t>
+        <w:t xml:space="preserve">（写完后）开场多半写的是一个词；现在你写得出“薄合板、两处开孔、白坯布袖”。</w:t>
+      </w:r>
+    </w:p>
+    <w:p>
+      <w:pPr>
+        <w:pStyle w:val="SpokenText"/>
+      </w:pPr>
+      <w:r>
+        <w:t xml:space="preserve">差别不是你变聪明了，是你看到了过程。你的板面，就是让别人也看到过程。</w:t>
       </w:r>
     </w:p>
     <w:tbl>
@@ -5424,23 +6248,63 @@
         <w:pStyle w:val="SpokenText"/>
       </w:pPr>
       <w:r>
-        <w:t xml:space="preserve">苏绣盘金：金线不穿透地组织，盘在表面再用细线钉缝固定，轮廓是一条被压住的凸起线，地布强度不受损。转译：不破坏面料的表面结构线——用明线、嵌条或包边定义分割。缂丝通经断纬：经线通贯，每块颜色各用各自的纬线，在色界折回，交界留细缝。转译：色块边界＝结构边界，配色分割落在拼接线上，不让印花跨过接缝。</w:t>
-      </w:r>
-    </w:p>
-    <w:p>
-      <w:pPr>
-        <w:pStyle w:val="SpokenText"/>
-      </w:pPr>
-      <w:r>
-        <w:t xml:space="preserve">香云纱薯莨染整：薯莨浸染、河泥“过乌”、草地日晒，只在一面形成涂层，两面手感与重量不同，正反不可互换。转译：面料有正反，裁片就有方向——哪面朝外、折边怎么翻，材料先定。</w:t>
-      </w:r>
-    </w:p>
-    <w:p>
-      <w:pPr>
-        <w:pStyle w:val="SpokenText"/>
-      </w:pPr>
-      <w:r>
-        <w:t xml:space="preserve">编结盘长结：一根连续的绳，不裁断、不缝合，靠固定的上下压叠路径与摩擦自锁，可解可复原。转译：可逆的连接与开合——替代拉链或纽扣时要能说出解结顺序与受力方向。</w:t>
+        <w:t xml:space="preserve">苏绣盘金：金线不穿透地组织，盘在表面，再用细线钉缝固定。轮廓是一条被压住的凸起线，地布强度不受损。</w:t>
+      </w:r>
+    </w:p>
+    <w:p>
+      <w:pPr>
+        <w:pStyle w:val="SpokenText"/>
+      </w:pPr>
+      <w:r>
+        <w:t xml:space="preserve">转译：不破坏面料的表面结构线——用明线、嵌条或包边定义分割。</w:t>
+      </w:r>
+    </w:p>
+    <w:p>
+      <w:pPr>
+        <w:pStyle w:val="SpokenText"/>
+      </w:pPr>
+      <w:r>
+        <w:t xml:space="preserve">缂丝通经断纬：经线通贯，每块颜色各用各自的纬线，在色界折回，交界留细缝。</w:t>
+      </w:r>
+    </w:p>
+    <w:p>
+      <w:pPr>
+        <w:pStyle w:val="SpokenText"/>
+      </w:pPr>
+      <w:r>
+        <w:t xml:space="preserve">转译：色块边界＝结构边界。配色分割落在拼接线上，不让印花跨过接缝。</w:t>
+      </w:r>
+    </w:p>
+    <w:p>
+      <w:pPr>
+        <w:pStyle w:val="SpokenText"/>
+      </w:pPr>
+      <w:r>
+        <w:t xml:space="preserve">香云纱薯莨染整：薯莨浸染、河泥“过乌”、草地日晒，只在一面形成涂层；两面手感与重量不同，正反不可互换。</w:t>
+      </w:r>
+    </w:p>
+    <w:p>
+      <w:pPr>
+        <w:pStyle w:val="SpokenText"/>
+      </w:pPr>
+      <w:r>
+        <w:t xml:space="preserve">转译：面料有正反，裁片就有方向——哪面朝外、折边怎么翻，材料先定。</w:t>
+      </w:r>
+    </w:p>
+    <w:p>
+      <w:pPr>
+        <w:pStyle w:val="SpokenText"/>
+      </w:pPr>
+      <w:r>
+        <w:t xml:space="preserve">编结盘长结：一根连续的绳，不裁断、不缝合，靠固定的上下压叠路径与摩擦自锁，可解可复原。</w:t>
+      </w:r>
+    </w:p>
+    <w:p>
+      <w:pPr>
+        <w:pStyle w:val="SpokenText"/>
+      </w:pPr>
+      <w:r>
+        <w:t xml:space="preserve">转译：可逆的连接与开合——替代拉链或纽扣时，要能说出解结顺序与受力方向。</w:t>
       </w:r>
     </w:p>
     <w:tbl>
@@ -5537,15 +6401,63 @@
         <w:pStyle w:val="SpokenText"/>
       </w:pPr>
       <w:r>
-        <w:t xml:space="preserve">第一，分层知情同意：量体、试穿、课堂展示、公开发布要分别说明用途、保存时间、观看对象和是否公开，取得可记录的明确许可；不能用一次口头同意替代所有后续用途。第二，数据最小化与匿名：只记录设计验证需要的数据，用编号代替姓名；不传播完整量体表和可识别面部。</w:t>
-      </w:r>
-    </w:p>
-    <w:p>
-      <w:pPr>
-        <w:pStyle w:val="SpokenText"/>
-      </w:pPr>
-      <w:r>
-        <w:t xml:space="preserve">第三，试穿安全与身体尊严：先询问触碰许可，提供私密更衣条件，出现疼痛、眩晕或压迫立即停止；禁止评价身体“标准／不标准”。第四，公开、AI与撤回权：公开前再次确认范围，允许撤回；未经单独许可，不把真实试穿图、身体数据上传外部平台与AI系统。</w:t>
+        <w:t xml:space="preserve">第一，分层知情同意。量体、试穿、课堂展示、公开发布，要分别说明用途、保存时间、观看对象和是否公开，取得可记录的明确许可。</w:t>
+      </w:r>
+    </w:p>
+    <w:p>
+      <w:pPr>
+        <w:pStyle w:val="SpokenText"/>
+      </w:pPr>
+      <w:r>
+        <w:t xml:space="preserve">不能用一次口头同意，替代所有后续用途。</w:t>
+      </w:r>
+    </w:p>
+    <w:p>
+      <w:pPr>
+        <w:pStyle w:val="SpokenText"/>
+      </w:pPr>
+      <w:r>
+        <w:t xml:space="preserve">第二，数据最小化与匿名。只记录设计验证需要的数据，用编号代替姓名。</w:t>
+      </w:r>
+    </w:p>
+    <w:p>
+      <w:pPr>
+        <w:pStyle w:val="SpokenText"/>
+      </w:pPr>
+      <w:r>
+        <w:t xml:space="preserve">不传播完整量体表，也不传播可识别面部。</w:t>
+      </w:r>
+    </w:p>
+    <w:p>
+      <w:pPr>
+        <w:pStyle w:val="SpokenText"/>
+      </w:pPr>
+      <w:r>
+        <w:t xml:space="preserve">第三，试穿安全与身体尊严。先询问触碰许可，提供私密更衣条件；出现疼痛、眩晕或压迫，立即停止。</w:t>
+      </w:r>
+    </w:p>
+    <w:p>
+      <w:pPr>
+        <w:pStyle w:val="SpokenText"/>
+      </w:pPr>
+      <w:r>
+        <w:t xml:space="preserve">禁止评价身体“标准／不标准”。</w:t>
+      </w:r>
+    </w:p>
+    <w:p>
+      <w:pPr>
+        <w:pStyle w:val="SpokenText"/>
+      </w:pPr>
+      <w:r>
+        <w:t xml:space="preserve">第四，公开、AI与撤回权。公开前再次确认范围，允许撤回。</w:t>
+      </w:r>
+    </w:p>
+    <w:p>
+      <w:pPr>
+        <w:pStyle w:val="SpokenText"/>
+      </w:pPr>
+      <w:r>
+        <w:t xml:space="preserve">未经单独许可，不把真实试穿图、身体数据上传外部平台与AI系统。</w:t>
       </w:r>
     </w:p>
     <w:p>
@@ -5650,15 +6562,63 @@
         <w:pStyle w:val="SpokenText"/>
       </w:pPr>
       <w:r>
-        <w:t xml:space="preserve">五个区域：当代语境，写制度、文化、消费变化与影像传播；具体穿着者，写身份、身体比例、姿态与审美立场；正式场合，写礼仪、光线、动作与观看距离；材料与工艺，写支撑、重量、手工节点与保存条件；结构验证，写合体、动态、层次转换与身体触感。</w:t>
-      </w:r>
-    </w:p>
-    <w:p>
-      <w:pPr>
-        <w:pStyle w:val="SpokenText"/>
-      </w:pPr>
-      <w:r>
-        <w:t xml:space="preserve">三个动作：01分类，标出每条资料的来源、时间、对象和场景，归入五个区域；02交叉，找至少两类来源中反复出现的身体、礼仪、材料或文化矛盾；03转译，把矛盾转成可以通过结构、材料、动态或高级定制的结构检验回答的问题。</w:t>
+        <w:t xml:space="preserve">五个区域。当代语境：写制度、文化、消费变化与影像传播。</w:t>
+      </w:r>
+    </w:p>
+    <w:p>
+      <w:pPr>
+        <w:pStyle w:val="SpokenText"/>
+      </w:pPr>
+      <w:r>
+        <w:t xml:space="preserve">具体穿着者：写身份、身体比例、姿态与审美立场。</w:t>
+      </w:r>
+    </w:p>
+    <w:p>
+      <w:pPr>
+        <w:pStyle w:val="SpokenText"/>
+      </w:pPr>
+      <w:r>
+        <w:t xml:space="preserve">正式场合：写礼仪、光线、动作与观看距离。</w:t>
+      </w:r>
+    </w:p>
+    <w:p>
+      <w:pPr>
+        <w:pStyle w:val="SpokenText"/>
+      </w:pPr>
+      <w:r>
+        <w:t xml:space="preserve">材料与工艺：写支撑、重量、手工节点与保存条件。</w:t>
+      </w:r>
+    </w:p>
+    <w:p>
+      <w:pPr>
+        <w:pStyle w:val="SpokenText"/>
+      </w:pPr>
+      <w:r>
+        <w:t xml:space="preserve">结构验证：写合体、动态、层次转换与身体触感。</w:t>
+      </w:r>
+    </w:p>
+    <w:p>
+      <w:pPr>
+        <w:pStyle w:val="SpokenText"/>
+      </w:pPr>
+      <w:r>
+        <w:t xml:space="preserve">三个动作。01分类：标出每条资料的来源、时间、对象和场景，归入五个区域。</w:t>
+      </w:r>
+    </w:p>
+    <w:p>
+      <w:pPr>
+        <w:pStyle w:val="SpokenText"/>
+      </w:pPr>
+      <w:r>
+        <w:t xml:space="preserve">02交叉：找至少两类来源中反复出现的身体、礼仪、材料或文化矛盾。</w:t>
+      </w:r>
+    </w:p>
+    <w:p>
+      <w:pPr>
+        <w:pStyle w:val="SpokenText"/>
+      </w:pPr>
+      <w:r>
+        <w:t xml:space="preserve">03转译：把矛盾转成能用结构、材料、动态或合体验证来回答的问题。</w:t>
       </w:r>
     </w:p>
     <w:p>
@@ -5763,7 +6723,23 @@
         <w:pStyle w:val="SpokenText"/>
       </w:pPr>
       <w:r>
-        <w:t xml:space="preserve">蓝色三项：时代性与创意10分，主题回应当下并形成自己的问题与立场，本周评摩擦证据5分和发散量5分；当代女性适配20分，款式回应身体、动作、场景与真实穿着需求，本周评身体落点5分；市场与定位20分，顾客、价格、品类和使用情境边界清楚，本周评立场5分。</w:t>
+        <w:t xml:space="preserve">蓝色三项。时代性与创意10分：主题回应当下，并形成自己的问题与立场——本周评摩擦证据5分和发散量5分。</w:t>
+      </w:r>
+    </w:p>
+    <w:p>
+      <w:pPr>
+        <w:pStyle w:val="SpokenText"/>
+      </w:pPr>
+      <w:r>
+        <w:t xml:space="preserve">当代女性适配20分：款式回应身体、动作、场景与真实穿着需求——本周评身体落点5分。</w:t>
+      </w:r>
+    </w:p>
+    <w:p>
+      <w:pPr>
+        <w:pStyle w:val="SpokenText"/>
+      </w:pPr>
+      <w:r>
+        <w:t xml:space="preserve">市场与定位20分：顾客、价格、品类和使用情境边界清楚——本周评立场5分。</w:t>
       </w:r>
     </w:p>
     <w:p>
@@ -5981,15 +6957,39 @@
         <w:pStyle w:val="SpokenText"/>
       </w:pPr>
       <w:r>
-        <w:t xml:space="preserve">01–04周判断与定位：本周是第03周，风格·主题·发散，也是平时作业1“灵感与主题板面”的开始，第03–04周做、第05周交；第04周是主题板与设计任务书。</w:t>
-      </w:r>
-    </w:p>
-    <w:p>
-      <w:pPr>
-        <w:pStyle w:val="SpokenText"/>
-      </w:pPr>
-      <w:r>
-        <w:t xml:space="preserve">05–08周提取与验证，第08周是 Gate 2：款式图与中期评审。09–12周季节系列开发，第12周秋冬系列最终编辑与产品开发，是 Gate 3。13–16周独立项目与考核，第16周期末实践考核、答辩与反思。</w:t>
+        <w:t xml:space="preserve">01–04周是判断与定位。本周是第03周，风格·主题·发散，也是平时作业1“灵感与主题板面”的开始：第03–04周做，第05周交。</w:t>
+      </w:r>
+    </w:p>
+    <w:p>
+      <w:pPr>
+        <w:pStyle w:val="SpokenText"/>
+      </w:pPr>
+      <w:r>
+        <w:t xml:space="preserve">第04周是主题板与设计任务书。</w:t>
+      </w:r>
+    </w:p>
+    <w:p>
+      <w:pPr>
+        <w:pStyle w:val="SpokenText"/>
+      </w:pPr>
+      <w:r>
+        <w:t xml:space="preserve">05–08周是提取与验证，第08周是 Gate 2：款式图与中期评审。</w:t>
+      </w:r>
+    </w:p>
+    <w:p>
+      <w:pPr>
+        <w:pStyle w:val="SpokenText"/>
+      </w:pPr>
+      <w:r>
+        <w:t xml:space="preserve">09–12周是季节系列开发，第12周秋冬系列最终编辑与产品开发，是 Gate 3。</w:t>
+      </w:r>
+    </w:p>
+    <w:p>
+      <w:pPr>
+        <w:pStyle w:val="SpokenText"/>
+      </w:pPr>
+      <w:r>
+        <w:t xml:space="preserve">13–16周是独立项目与考核，第16周期末实践考核、答辩与反思。</w:t>
       </w:r>
     </w:p>
     <w:p>
@@ -6102,15 +7102,47 @@
         <w:pStyle w:val="SpokenText"/>
       </w:pPr>
       <w:r>
-        <w:t xml:space="preserve">完整来源卡看表格六个字段：发布机构或作者，写全名；资料标题，写完整标题，不用自己改写的关键词代替；日期与地点；原始链接或编号；事实摘录——只摘能被再次核对的流程、时间、动作、材料或数据；最后是使用边界：能证明什么，不能证明什么，还缺哪一种证据。</w:t>
-      </w:r>
-    </w:p>
-    <w:p>
-      <w:pPr>
-        <w:pStyle w:val="SpokenText"/>
-      </w:pPr>
-      <w:r>
-        <w:t xml:space="preserve">最后是图像使用三条。第一，公开图片注明出处，只用于课堂；第二，同学照片不经同意不进板面；第三，真人照片不上传外部 AI 工具。详细规则在附录 A06。</w:t>
+        <w:t xml:space="preserve">完整来源卡看表格六个字段。发布机构或作者，写全名；资料标题，写完整标题，不用自己改写的关键词代替。</w:t>
+      </w:r>
+    </w:p>
+    <w:p>
+      <w:pPr>
+        <w:pStyle w:val="SpokenText"/>
+      </w:pPr>
+      <w:r>
+        <w:t xml:space="preserve">第三、四个字段：日期与地点，原始链接或编号。</w:t>
+      </w:r>
+    </w:p>
+    <w:p>
+      <w:pPr>
+        <w:pStyle w:val="SpokenText"/>
+      </w:pPr>
+      <w:r>
+        <w:t xml:space="preserve">第五个，事实摘录——只摘能被再次核对的流程、时间、动作、材料或数据。</w:t>
+      </w:r>
+    </w:p>
+    <w:p>
+      <w:pPr>
+        <w:pStyle w:val="SpokenText"/>
+      </w:pPr>
+      <w:r>
+        <w:t xml:space="preserve">最后是使用边界：能证明什么，不能证明什么，还缺哪一种证据。</w:t>
+      </w:r>
+    </w:p>
+    <w:p>
+      <w:pPr>
+        <w:pStyle w:val="SpokenText"/>
+      </w:pPr>
+      <w:r>
+        <w:t xml:space="preserve">最后是图像使用三条。第一，公开图片注明出处，只用于课堂；第二，同学照片不经同意，不进板面。</w:t>
+      </w:r>
+    </w:p>
+    <w:p>
+      <w:pPr>
+        <w:pStyle w:val="SpokenText"/>
+      </w:pPr>
+      <w:r>
+        <w:t xml:space="preserve">第三，真人照片不上传外部 AI 工具。详细规则在附录 A06。</w:t>
       </w:r>
     </w:p>
     <w:tbl>
@@ -6207,15 +7239,31 @@
         <w:pStyle w:val="SpokenText"/>
       </w:pPr>
       <w:r>
-        <w:t xml:space="preserve">A 是2026年9月10日山东美术馆的一场启幕礼：主持、短片、贺信、三位嘉宾致辞、揭幕、答谢。它能证明流程顺序和多人轮流上台；不能证明时长，也不能证明来宾穿什么、哪里不适。</w:t>
-      </w:r>
-    </w:p>
-    <w:p>
-      <w:pPr>
-        <w:pStyle w:val="SpokenText"/>
-      </w:pPr>
-      <w:r>
-        <w:t xml:space="preserve">B 是2026年6月26日晚的白玉兰奖：先红毯、后颁奖，同一晚进行，腾讯视频全程直播。它能证明先红毯后典礼、全程在镜头前；不能证明各环节时长，也不能证明嘉宾的身体负担。</w:t>
+        <w:t xml:space="preserve">A 是2026年9月10日山东美术馆的一场启幕礼：主持、短片、贺信、三位嘉宾致辞、揭幕、答谢。</w:t>
+      </w:r>
+    </w:p>
+    <w:p>
+      <w:pPr>
+        <w:pStyle w:val="SpokenText"/>
+      </w:pPr>
+      <w:r>
+        <w:t xml:space="preserve">它能证明流程顺序，和多人轮流上台；不能证明时长，也不能证明来宾穿什么、哪里不适。</w:t>
+      </w:r>
+    </w:p>
+    <w:p>
+      <w:pPr>
+        <w:pStyle w:val="SpokenText"/>
+      </w:pPr>
+      <w:r>
+        <w:t xml:space="preserve">B 是2026年6月26日晚的白玉兰奖：先红毯、后颁奖，同一晚进行，腾讯视频全程直播。</w:t>
+      </w:r>
+    </w:p>
+    <w:p>
+      <w:pPr>
+        <w:pStyle w:val="SpokenText"/>
+      </w:pPr>
+      <w:r>
+        <w:t xml:space="preserve">它能证明先红毯后典礼、全程在镜头前；不能证明各环节时长，也不能证明嘉宾的身体负担。</w:t>
       </w:r>
     </w:p>
     <w:p>
@@ -6239,7 +7287,31 @@
         <w:pStyle w:val="SpokenText"/>
       </w:pPr>
       <w:r>
-        <w:t xml:space="preserve">右边三个是教师种子：通学40分钟，地铁里外的温差，外套脱不脱？毕业典礼，学位服底下穿什么，2小时站立合影？晚自习6小时坐着，腰、大腿后侧、袖口。自己的种子过不了第08页的四条，就换一个；课堂上第19页还有五个起点可选。换种子不扣分。</w:t>
+        <w:t xml:space="preserve">右边三个是教师种子。通学40分钟：地铁里外的温差，外套脱不脱？</w:t>
+      </w:r>
+    </w:p>
+    <w:p>
+      <w:pPr>
+        <w:pStyle w:val="SpokenText"/>
+      </w:pPr>
+      <w:r>
+        <w:t xml:space="preserve">毕业典礼：学位服底下穿什么，2小时站立合影？</w:t>
+      </w:r>
+    </w:p>
+    <w:p>
+      <w:pPr>
+        <w:pStyle w:val="SpokenText"/>
+      </w:pPr>
+      <w:r>
+        <w:t xml:space="preserve">晚自习6小时坐着：腰、大腿后侧、袖口。</w:t>
+      </w:r>
+    </w:p>
+    <w:p>
+      <w:pPr>
+        <w:pStyle w:val="SpokenText"/>
+      </w:pPr>
+      <w:r>
+        <w:t xml:space="preserve">自己的种子过不了第08页的四条，就换一个；课堂上第19页还有五个起点可选。换种子不扣分。</w:t>
       </w:r>
     </w:p>
     <w:tbl>
@@ -6336,23 +7408,63 @@
         <w:pStyle w:val="SpokenText"/>
       </w:pPr>
       <w:r>
-        <w:t xml:space="preserve">第一位，Zahra Al-Najjar，入口①研究驱动。看图：裁好的衣片上直接印着档案照片——研究的材料本身变成了布。据报道（教师译，非本人自述）：她看的是自己家里衣服层层穿搭的方式，并与 Iraqi Print Archive 合作。</w:t>
-      </w:r>
-    </w:p>
-    <w:p>
-      <w:pPr>
-        <w:pStyle w:val="SpokenText"/>
-      </w:pPr>
-      <w:r>
-        <w:t xml:space="preserve">第二位，Chi Wei，入口④旧衣重做。左边是家里的一件旧花上衣，右边用珠子拼出同一张花。据报道：她“回到童年的家，找到首饰盒、文具罐、家里的旧衣服、画和卡通人物”。</w:t>
-      </w:r>
-    </w:p>
-    <w:p>
-      <w:pPr>
-        <w:pStyle w:val="SpokenText"/>
-      </w:pPr>
-      <w:r>
-        <w:t xml:space="preserve">第三位，Sophia Layk，入口⑦一种手艺。小方皮片横排叠着，每一块上有一个线结。据报道：这个系列“献给 2024 年 12 月去世的母亲”，做法是“把不规则皮料裁成小方块，再像锁子甲一样打结连起来”。</w:t>
+        <w:t xml:space="preserve">第一位，Zahra Al-Najjar，入口①研究驱动。</w:t>
+      </w:r>
+    </w:p>
+    <w:p>
+      <w:pPr>
+        <w:pStyle w:val="SpokenText"/>
+      </w:pPr>
+      <w:r>
+        <w:t xml:space="preserve">看图：裁好的衣片上直接印着档案照片——研究的材料本身变成了布。</w:t>
+      </w:r>
+    </w:p>
+    <w:p>
+      <w:pPr>
+        <w:pStyle w:val="SpokenText"/>
+      </w:pPr>
+      <w:r>
+        <w:t xml:space="preserve">据报道（教师译，非本人自述）：她看的是自己家里衣服层层穿搭的方式，并与 Iraqi Print Archive 合作。</w:t>
+      </w:r>
+    </w:p>
+    <w:p>
+      <w:pPr>
+        <w:pStyle w:val="SpokenText"/>
+      </w:pPr>
+      <w:r>
+        <w:t xml:space="preserve">第二位，Chi Wei，入口④旧衣重做。左边是家里的一件旧花上衣，右边用珠子拼出同一张花。</w:t>
+      </w:r>
+    </w:p>
+    <w:p>
+      <w:pPr>
+        <w:pStyle w:val="SpokenText"/>
+      </w:pPr>
+      <w:r>
+        <w:t xml:space="preserve">据报道：她“回到童年的家，找到首饰盒、文具罐、家里的旧衣服、画和卡通人物”。</w:t>
+      </w:r>
+    </w:p>
+    <w:p>
+      <w:pPr>
+        <w:pStyle w:val="SpokenText"/>
+      </w:pPr>
+      <w:r>
+        <w:t xml:space="preserve">第三位，Sophia Layk，入口⑦一种手艺。小方皮片横排叠着，每一块上有一个线结。</w:t>
+      </w:r>
+    </w:p>
+    <w:p>
+      <w:pPr>
+        <w:pStyle w:val="SpokenText"/>
+      </w:pPr>
+      <w:r>
+        <w:t xml:space="preserve">据报道：这个系列“献给 2024 年 12 月去世的母亲”。</w:t>
+      </w:r>
+    </w:p>
+    <w:p>
+      <w:pPr>
+        <w:pStyle w:val="SpokenText"/>
+      </w:pPr>
+      <w:r>
+        <w:t xml:space="preserve">做法是“把不规则皮料裁成小方块，再像锁子甲一样打结连起来”。</w:t>
       </w:r>
     </w:p>
     <w:p>
@@ -6691,7 +7803,23 @@
         <w:pStyle w:val="SpokenText"/>
       </w:pPr>
       <w:r>
-        <w:t xml:space="preserve">这一页课后看，是入口⑦的海外对照。María Alborés Lojo，安特卫普 2025。她自述：这个系列献给家乡加利西亚和二十世纪的加利西亚女性，与当地手工艺基金会的匠人合作。</w:t>
+        <w:t xml:space="preserve">这一页课后看，是入口⑦的海外对照。María Alborés Lojo，安特卫普 2025。</w:t>
+      </w:r>
+    </w:p>
+    <w:p>
+      <w:pPr>
+        <w:pStyle w:val="SpokenText"/>
+      </w:pPr>
+      <w:r>
+        <w:t xml:space="preserve">她自述：这个系列献给家乡加利西亚，和二十世纪的加利西亚女性。</w:t>
+      </w:r>
+    </w:p>
+    <w:p>
+      <w:pPr>
+        <w:pStyle w:val="SpokenText"/>
+      </w:pPr>
+      <w:r>
+        <w:t xml:space="preserve">她还说，是与当地手工艺基金会的匠人合作。</w:t>
       </w:r>
     </w:p>
     <w:p>
@@ -6707,15 +7835,47 @@
         <w:pStyle w:val="SpokenText"/>
       </w:pPr>
       <w:r>
-        <w:t xml:space="preserve">四栏这样填：研究留什么——加利西亚女性、海边劳作传统（自述），加上那张老照片（图）。实验做什么——把真的草编篮子变形、戴到头上（图）。筛选凭什么——不用民俗色，改用画家 Sorolla 海景里的芥末黄、海沫绿（自述）。修订改哪里——页面未公开。</w:t>
-      </w:r>
-    </w:p>
-    <w:p>
-      <w:pPr>
-        <w:pStyle w:val="SpokenText"/>
-      </w:pPr>
-      <w:r>
-        <w:t xml:space="preserve">一句话：她留下的不是纹样，是“东西放在头顶”这个身体位置。第02周流程⑦的走法是研究→筛选→实验→完成，核心是“原理，不是符号”（第02周第27页）——同一个意思。</w:t>
+        <w:t xml:space="preserve">四栏这样填。研究留什么——加利西亚女性、海边劳作传统（自述），加上那张老照片（图）。</w:t>
+      </w:r>
+    </w:p>
+    <w:p>
+      <w:pPr>
+        <w:pStyle w:val="SpokenText"/>
+      </w:pPr>
+      <w:r>
+        <w:t xml:space="preserve">实验做什么——把真的草编篮子变形、戴到头上（图）。</w:t>
+      </w:r>
+    </w:p>
+    <w:p>
+      <w:pPr>
+        <w:pStyle w:val="SpokenText"/>
+      </w:pPr>
+      <w:r>
+        <w:t xml:space="preserve">筛选凭什么——不用民俗色，改用画家 Sorolla 海景里的芥末黄、海沫绿（自述）。</w:t>
+      </w:r>
+    </w:p>
+    <w:p>
+      <w:pPr>
+        <w:pStyle w:val="SpokenText"/>
+      </w:pPr>
+      <w:r>
+        <w:t xml:space="preserve">修订改哪里——页面未公开。</w:t>
+      </w:r>
+    </w:p>
+    <w:p>
+      <w:pPr>
+        <w:pStyle w:val="SpokenText"/>
+      </w:pPr>
+      <w:r>
+        <w:t xml:space="preserve">一句话：她留下的不是纹样，是“东西放在头顶”这个身体位置。</w:t>
+      </w:r>
+    </w:p>
+    <w:p>
+      <w:pPr>
+        <w:pStyle w:val="SpokenText"/>
+      </w:pPr>
+      <w:r>
+        <w:t xml:space="preserve">第02周流程⑦的走法是研究→筛选→实验→完成，核心是“原理，不是符号”（第02周第27页）——同一个意思。</w:t>
       </w:r>
     </w:p>
     <w:p>

--- a/docs/jiangao/《女装设计》第03周_中国大陆课堂完整讲稿_中文.docx
+++ b/docs/jiangao/《女装设计》第03周_中国大陆课堂完整讲稿_中文.docx
@@ -5003,6 +5003,30 @@
       </w:pPr>
       <w:r>
         <w:t xml:space="preserve">建议时间：15分钟　｜　课堂功能：课堂实操：完成种子＋9格＋9个部位词＋3句</w:t>
+      </w:r>
+    </w:p>
+    <w:p>
+      <w:pPr>
+        <w:pStyle w:val="SpokenText"/>
+      </w:pPr>
+      <w:r>
+        <w:t xml:space="preserve">动笔前，先看右边这一张。</w:t>
+      </w:r>
+    </w:p>
+    <w:p>
+      <w:pPr>
+        <w:pStyle w:val="SpokenText"/>
+      </w:pPr>
+      <w:r>
+        <w:t xml:space="preserve">同一个小人台，同一块浅粉丝绸，七次不同的抓法。</w:t>
+      </w:r>
+    </w:p>
+    <w:p>
+      <w:pPr>
+        <w:pStyle w:val="SpokenText"/>
+      </w:pPr>
+      <w:r>
+        <w:t xml:space="preserve">种子没换，换的是抓法——你等一下画的九格，是同一件事。</w:t>
       </w:r>
     </w:p>
     <w:p>

--- a/docs/jiangao/《女装设计》第03周_中国大陆课堂完整讲稿_中文.docx
+++ b/docs/jiangao/《女装设计》第03周_中国大陆课堂完整讲稿_中文.docx
@@ -91,7 +91,7 @@
           <w:color w:val="59616D"/>
           <w:sz w:val="19"/>
         </w:rPr>
-        <w:t xml:space="preserve">依据文件：womenswear_design_iii_week03.html（课堂27页＋附录15页，2026-09-17 版）</w:t>
+        <w:t xml:space="preserve">依据文件：womenswear_design_iii_week03.html（课堂26页＋附录18页，2026-09-19 版）</w:t>
       </w:r>
     </w:p>
     <w:tbl>
@@ -139,7 +139,7 @@
                 <w:color w:val="111827"/>
                 <w:sz w:val="20"/>
               </w:rPr>
-              <w:t xml:space="preserve">本文件把第03周HTML课件（2026-09-17 版：课堂27页＋附录15页）改写为可直接在中国大陆课堂中发言的完整中文口语稿。每页按“教师动作—教师讲稿—计时口令—互动与应答预案—转场语”排列；附录15页为课后查阅，不占课时。页码一律按课件左上角标签。</w:t>
+              <w:t xml:space="preserve">本文件把第03周HTML课件（2026-09-19 版：课堂26页＋附录18页）改写为可直接在中国大陆课堂中发言的完整中文口语稿。每页按“教师动作—教师讲稿—计时口令—互动与应答预案—转场语”排列；附录18页为课后查阅，不占课时。页码一律按课件左上角标签。</w:t>
             </w:r>
           </w:p>
         </w:tc>
@@ -1589,7 +1589,7 @@
         <w:pStyle w:val="LectureBullet"/>
       </w:pPr>
       <w:r>
-        <w:t xml:space="preserve">• 第03页开场前不要说出三位设计师的名字和学校；第14、17、19页逐一揭晓。</w:t>
+        <w:t xml:space="preserve">• 第03页开场前不要说出三位设计师的名字和学校；第14、16、18页逐一揭晓。</w:t>
       </w:r>
     </w:p>
     <w:p>
@@ -1597,7 +1597,7 @@
         <w:pStyle w:val="LectureBullet"/>
       </w:pPr>
       <w:r>
-        <w:t xml:space="preserve">• 严格90分钟时，附录15页不在课上讲；学生问到时只指给他看是哪一页（出处两级制＝附录A11，公共证据与教师种子＝附录A12）。</w:t>
+        <w:t xml:space="preserve">• 严格90分钟时，附录18页不在课上讲；学生问到时只指给他看是哪一页（出处两级制＝附录A11，公共证据与教师种子＝附录A12）。</w:t>
       </w:r>
     </w:p>
     <w:tbl>
@@ -1654,7 +1654,7 @@
                 <w:color w:val="111827"/>
                 <w:sz w:val="19"/>
               </w:rPr>
-              <w:t xml:space="preserve">“教师动作”无需说出口；“教师讲稿”可直接照读；“计时口令”在实操页按时间读出；“互动与应答预案”用于学生沉默、说成标签或证据不足时；“转场语”用于连接下一页。页码按课件左上角标签：课堂01–27，附录A01–A15（本稿写作“补充01–15”）。</w:t>
+              <w:t xml:space="preserve">“教师动作”无需说出口；“教师讲稿”可直接照读；“计时口令”在实操页按时间读出；“互动与应答预案”用于学生沉默、说成标签或证据不足时；“转场语”用于连接下一页。页码按课件左上角标签：课堂01–26，附录A01–A18（本稿写作“补充01–18”）。</w:t>
             </w:r>
           </w:p>
         </w:tc>
@@ -1722,23 +1722,63 @@
         <w:pStyle w:val="SlideMeta"/>
       </w:pPr>
       <w:r>
-        <w:t xml:space="preserve">建议时间：10秒（计入第02页的1分钟）　｜　课堂功能：开场：念课程核心句，指出封面右侧是第02周 A3 的四块</w:t>
-      </w:r>
-    </w:p>
-    <w:p>
-      <w:pPr>
-        <w:pStyle w:val="SpokenText"/>
-      </w:pPr>
-      <w:r>
-        <w:t xml:space="preserve">同学们好。这门课只教一件事：把“我觉得好看”，换成别人能核对的判断。第01周、第02周都念过，今天只用十秒。</w:t>
-      </w:r>
-    </w:p>
-    <w:p>
-      <w:pPr>
-        <w:pStyle w:val="SpokenText"/>
-      </w:pPr>
-      <w:r>
-        <w:t xml:space="preserve">右边这四块，是第02周你们那张 A3「我的时装世界」的四块：三个成见、我的入口、白布问题、10张参考图。请把它摊在桌上——今天全程要用。</w:t>
+        <w:t xml:space="preserve">建议时间：10秒（计入第02页的1分钟）　｜　课堂功能：开场：念封面正中那句，接上课程主线；指出右侧四块是第02周 A3</w:t>
+      </w:r>
+    </w:p>
+    <w:p>
+      <w:pPr>
+        <w:pStyle w:val="SpokenText"/>
+      </w:pPr>
+      <w:r>
+        <w:t xml:space="preserve">同学们好。先看屏幕正中这一句。</w:t>
+      </w:r>
+    </w:p>
+    <w:p>
+      <w:pPr>
+        <w:pStyle w:val="SpokenText"/>
+      </w:pPr>
+      <w:r>
+        <w:t xml:space="preserve">主题不是想出来的，是从真实的摩擦里长出来的。</w:t>
+      </w:r>
+    </w:p>
+    <w:p>
+      <w:pPr>
+        <w:pStyle w:val="SpokenText"/>
+      </w:pPr>
+      <w:r>
+        <w:t xml:space="preserve">这门课只教一件事——把“我觉得好看”，换成别人能核对的判断。</w:t>
+      </w:r>
+    </w:p>
+    <w:p>
+      <w:pPr>
+        <w:pStyle w:val="SpokenText"/>
+      </w:pPr>
+      <w:r>
+        <w:t xml:space="preserve">第01周核对别人的衣服，第02周推翻自己的默认设置；今天做的是同一件事。</w:t>
+      </w:r>
+    </w:p>
+    <w:p>
+      <w:pPr>
+        <w:pStyle w:val="SpokenText"/>
+      </w:pPr>
+      <w:r>
+        <w:t xml:space="preserve">右边这四块，是第02周你们那张 A3「我的时装世界」。</w:t>
+      </w:r>
+    </w:p>
+    <w:p>
+      <w:pPr>
+        <w:pStyle w:val="SpokenText"/>
+      </w:pPr>
+      <w:r>
+        <w:t xml:space="preserve">①三个成见、②我的入口、③白布问题、④10张参考图。</w:t>
+      </w:r>
+    </w:p>
+    <w:p>
+      <w:pPr>
+        <w:pStyle w:val="SpokenText"/>
+      </w:pPr>
+      <w:r>
+        <w:t xml:space="preserve">请把它摊在桌上——今天全程要用。</w:t>
       </w:r>
     </w:p>
     <w:tbl>
@@ -8768,7 +8808,7 @@
                 <w:color w:val="111827"/>
                 <w:sz w:val="17"/>
               </w:rPr>
-              <w:t xml:space="preserve">“坯”读 pī。第14、16、19页都出现。</w:t>
+              <w:t xml:space="preserve">“坯”读 pī。第14、17、18页都出现。</w:t>
             </w:r>
           </w:p>
         </w:tc>

--- a/docs/jiangao/《女装设计》第03周_中国大陆课堂完整讲稿_中文.docx
+++ b/docs/jiangao/《女装设计》第03周_中国大陆课堂完整讲稿_中文.docx
@@ -223,7 +223,7 @@
         <w:pStyle w:val="SpokenText"/>
       </w:pPr>
       <w:r>
-        <w:t xml:space="preserve">本周会看几位真实毕业生公开的过程记录：清华美院一个获奖系列，以及伦敦、安特卫普几所学校的毕业作品集。第02周七种流程是老师画的示意；今天看真的有人怎样走。</w:t>
+        <w:t xml:space="preserve">本周会看几份真实学生作品公开的过程记录：国内一个系列，以及几份国外的学生作品集。第02周七种流程是老师画的示意；今天看真的有人怎样走。</w:t>
       </w:r>
     </w:p>
     <w:p>
@@ -311,7 +311,7 @@
                 <w:color w:val="111827"/>
                 <w:sz w:val="20"/>
               </w:rPr>
-              <w:t xml:space="preserve">第1课时：前5分钟看路线、只看成品写一句；4分钟承上与风格设定；12分钟看清华美院《有无相生》的七格证据链与 AI 审计；8分钟讲主题四关、入口事实句和去标签；4分钟讲七种证据；最后12分钟四句话书写与反馈。第2课时：12分钟看五个入口的五位毕业生和两种主题起点，2分钟讲作品集的证据边界，3分钟讲发散工具，15分钟画发散板9格，7分钟同伴讲评，最后6分钟做形成性检查、下周准备、重写开场那一句和一句话小结。</w:t>
+              <w:t xml:space="preserve">第1课时：前5分钟看路线、只看成品写一句；4分钟承上与风格设定；12分钟看第06–07页那个系列的七格证据链与 AI 审计；8分钟讲主题四关、入口事实句和去标签；4分钟讲七种证据；最后12分钟四句话书写与反馈。第2课时：12分钟看五个入口的五份学生作品和两种主题起点，2分钟讲作品集的证据边界，3分钟讲发散工具，15分钟画发散板9格，7分钟同伴讲评，最后6分钟做形成性检查、下周准备、重写开场那一句和一句话小结。</w:t>
             </w:r>
           </w:p>
         </w:tc>
@@ -636,7 +636,7 @@
                 <w:color w:val="111827"/>
                 <w:sz w:val="18"/>
               </w:rPr>
-              <w:t xml:space="preserve">真实过程：《有无相生》七格证据链与 AI 审计（含同桌2分钟）</w:t>
+              <w:t xml:space="preserve">真实过程：七格证据链与 AI 审计（含同桌2分钟）</w:t>
             </w:r>
           </w:p>
         </w:tc>
@@ -1859,15 +1859,15 @@
         <w:pStyle w:val="SlideMeta"/>
       </w:pPr>
       <w:r>
-        <w:t xml:space="preserve">建议时间：1分钟（含封面）　｜　课堂功能：给出本周两课时路线与本周产出：主题发散板；说明本周先看真实毕业生的过程</w:t>
-      </w:r>
-    </w:p>
-    <w:p>
-      <w:pPr>
-        <w:pStyle w:val="SpokenText"/>
-      </w:pPr>
-      <w:r>
-        <w:t xml:space="preserve">第01周你学会了核对别人的衣服，第02周你推翻了自己的默认设置。这周先看真实的毕业生怎样走完这条路，再把它变成你自己的主题，铺开到27格。</w:t>
+        <w:t xml:space="preserve">建议时间：1分钟（含封面）　｜　课堂功能：给出本周两课时路线与本周产出：主题发散板；说明本周先看真实学生作品的过程</w:t>
+      </w:r>
+    </w:p>
+    <w:p>
+      <w:pPr>
+        <w:pStyle w:val="SpokenText"/>
+      </w:pPr>
+      <w:r>
+        <w:t xml:space="preserve">第01周你学会了核对别人的衣服，第02周你推翻了自己的默认设置。这周先看别的学生怎样走完这条路，再把它变成你自己的主题，铺开到27格。</w:t>
       </w:r>
     </w:p>
     <w:p>
@@ -1883,7 +1883,7 @@
         <w:pStyle w:val="SpokenText"/>
       </w:pPr>
       <w:r>
-        <w:t xml:space="preserve">接着看清华美院一个获奖系列的真实过程，再讲四关、入口和证据；第13页写四句话。</w:t>
+        <w:t xml:space="preserve">接着看一个学生作品系列的真实过程，再讲四关、入口和证据；第13页写四句话。</w:t>
       </w:r>
     </w:p>
     <w:p>
@@ -1980,15 +1980,15 @@
         <w:pStyle w:val="SlideMeta"/>
       </w:pPr>
       <w:r>
-        <w:t xml:space="preserve">建议时间：4分钟　｜　课堂功能：开场测试：只看三张毕业秀成品照各写一句，折起来保存，第25页重写</w:t>
-      </w:r>
-    </w:p>
-    <w:p>
-      <w:pPr>
-        <w:pStyle w:val="SpokenText"/>
-      </w:pPr>
-      <w:r>
-        <w:t xml:space="preserve">先不讲。屏幕上三套衣服，都是今年的毕业作品。名字和学校第2课时再揭晓。</w:t>
+        <w:t xml:space="preserve">建议时间：4分钟　｜　课堂功能：开场测试：只看三张成品照各写一句，折起来保存，第25页重写</w:t>
+      </w:r>
+    </w:p>
+    <w:p>
+      <w:pPr>
+        <w:pStyle w:val="SpokenText"/>
+      </w:pPr>
+      <w:r>
+        <w:t xml:space="preserve">先不讲。屏幕上三套衣服，都是学生作品。名字第2课时再揭晓。</w:t>
       </w:r>
     </w:p>
     <w:p>
@@ -2197,7 +2197,7 @@
         <w:pStyle w:val="SpokenText"/>
       </w:pPr>
       <w:r>
-        <w:t xml:space="preserve">还有一句要说清楚：第02周那七种流程，是我画的示意，不是品牌档案。今天我们看真实毕业生留下的过程记录。</w:t>
+        <w:t xml:space="preserve">还有一句要说清楚：第02周那七种流程，是我画的示意，不是品牌档案。今天我们看别的学生留下的过程记录。</w:t>
       </w:r>
     </w:p>
     <w:p>
@@ -2503,7 +2503,7 @@
         <w:pStyle w:val="SlideMeta"/>
       </w:pPr>
       <w:r>
-        <w:t xml:space="preserve">建议时间：7分钟　｜　课堂功能：用清华美院《有无相生》的公开页面，把第01周证据链七格逐格对上；找出“页面未公开”的那一格</w:t>
+        <w:t xml:space="preserve">建议时间：7分钟　｜　课堂功能：用一个学生作品系列的公开页面，把第01周证据链七格逐格对上；找出“页面未公开”的那一格</w:t>
       </w:r>
     </w:p>
     <w:p>
@@ -2527,15 +2527,15 @@
         <w:pStyle w:val="SpokenText"/>
       </w:pPr>
       <w:r>
-        <w:t xml:space="preserve">这是清华美院王云锦的《有无相生》，指导教师肖文陵，获第30届中国时装设计“新人奖”。</w:t>
-      </w:r>
-    </w:p>
-    <w:p>
-      <w:pPr>
-        <w:pStyle w:val="SpokenText"/>
-      </w:pPr>
-      <w:r>
-        <w:t xml:space="preserve">不是国外的学校，是国内的奖。图和文字都来自清华美院的新闻页面。</w:t>
+        <w:t xml:space="preserve">这是国内一个学生作品系列，页面公开了过程。</w:t>
+      </w:r>
+    </w:p>
+    <w:p>
+      <w:pPr>
+        <w:pStyle w:val="SpokenText"/>
+      </w:pPr>
+      <w:r>
+        <w:t xml:space="preserve">图和文字都来自公开的新闻页面，出处写在页面底部。</w:t>
       </w:r>
     </w:p>
     <w:p>
@@ -2712,15 +2712,15 @@
         <w:pStyle w:val="SlideMeta"/>
       </w:pPr>
       <w:r>
-        <w:t xml:space="preserve">建议时间：5分钟（含同桌2分钟）　｜　课堂功能：用第01周 A-0～A-5 审《有无相生》公开的 AI 辅助流程：分清判断与表现，找出要划掉的词和缺出处的图</w:t>
-      </w:r>
-    </w:p>
-    <w:p>
-      <w:pPr>
-        <w:pStyle w:val="SpokenText"/>
-      </w:pPr>
-      <w:r>
-        <w:t xml:space="preserve">这一页同样来自清华美院的新闻页面。她把 AI 用在哪里写得很清楚：花纹与色彩、廓形灵感、关键词合成。</w:t>
+        <w:t xml:space="preserve">建议时间：5分钟（含同桌2分钟）　｜　课堂功能：用第01周 A-0～A-5 审第07页公开的 AI 辅助流程：分清判断与表现，找出要划掉的词和缺出处的图</w:t>
+      </w:r>
+    </w:p>
+    <w:p>
+      <w:pPr>
+        <w:pStyle w:val="SpokenText"/>
+      </w:pPr>
+      <w:r>
+        <w:t xml:space="preserve">这一页同样来自同一个新闻页面。她把 AI 用在哪里写得很清楚：花纹与色彩、廓形灵感、关键词合成。</w:t>
       </w:r>
     </w:p>
     <w:p>
@@ -2897,7 +2897,7 @@
         <w:pStyle w:val="SpokenText"/>
       </w:pPr>
       <w:r>
-        <w:t xml:space="preserve">回头看《有无相生》：九张立裁过了第③条“量”；“验证”那一格没公开，第06页。</w:t>
+        <w:t xml:space="preserve">回头看第06页那个系列：九张立裁过了第③条“量”；“验证”那一格没公开，第06页。</w:t>
       </w:r>
     </w:p>
     <w:p>
@@ -3058,7 +3058,7 @@
         <w:pStyle w:val="SlideMeta"/>
       </w:pPr>
       <w:r>
-        <w:t xml:space="preserve">建议时间：3分钟　｜　课堂功能：按第02周七种流程入口，给出四类事实句写法；每类配一位真实毕业生，第2课时展开</w:t>
+        <w:t xml:space="preserve">建议时间：3分钟　｜　课堂功能：按第02周七种流程入口，给出四类事实句写法；每类配一份真实学生作品，第2课时展开</w:t>
       </w:r>
     </w:p>
     <w:p>
@@ -3146,7 +3146,7 @@
         <w:pStyle w:val="SpokenText"/>
       </w:pPr>
       <w:r>
-        <w:t xml:space="preserve">①⑥ Grey Buscemi，第14页；② 《有无相生》的面料小样，第06页。</w:t>
+        <w:t xml:space="preserve">①⑥ Grey Buscemi，第14页；② 第06页的面料小样。</w:t>
       </w:r>
     </w:p>
     <w:p>
@@ -3915,7 +3915,7 @@
         <w:pStyle w:val="SpokenText"/>
       </w:pPr>
       <w:r>
-        <w:t xml:space="preserve">开场的造型 A，是 Grey Buscemi，CSM 学生作品2026。你开场写的那一句，先放着。</w:t>
+        <w:t xml:space="preserve">开场的造型 A，是 Grey Buscemi，学生作品。你开场写的那一句，先放着。</w:t>
       </w:r>
     </w:p>
     <w:p>
@@ -4076,7 +4076,7 @@
         <w:pStyle w:val="SpokenText"/>
       </w:pPr>
       <w:r>
-        <w:t xml:space="preserve">Beilu Song，安特卫普 2025，系列名《Error》。问题句：沉默的顺从，会在穿衣服的哪一处“错”上露出来？这一句是据自述改写。</w:t>
+        <w:t xml:space="preserve">Beilu Song，学生作品，系列名《Error》。问题句：沉默的顺从，会在穿衣服的哪一处“错”上露出来？这一句是据自述改写。</w:t>
       </w:r>
     </w:p>
     <w:p>
@@ -4221,7 +4221,7 @@
         <w:pStyle w:val="SpokenText"/>
       </w:pPr>
       <w:r>
-        <w:t xml:space="preserve">开场的造型 C，是 Lan Yang，CSM 学生作品2026。</w:t>
+        <w:t xml:space="preserve">开场的造型 C，是 Lan Yang，学生作品。</w:t>
       </w:r>
     </w:p>
     <w:p>
@@ -4406,7 +4406,7 @@
         <w:pStyle w:val="SpokenText"/>
       </w:pPr>
       <w:r>
-        <w:t xml:space="preserve">Ahn Ji Young，安特卫普 学生作品2025，系列名《Hover State》。</w:t>
+        <w:t xml:space="preserve">Ahn Ji Young，学生作品，系列名《Hover State》。</w:t>
       </w:r>
     </w:p>
     <w:p>
@@ -4575,7 +4575,7 @@
         <w:pStyle w:val="SpokenText"/>
       </w:pPr>
       <w:r>
-        <w:t xml:space="preserve">开场的造型 B，是 Esme Chancellor，CSM 学生作品2026。</w:t>
+        <w:t xml:space="preserve">开场的造型 B，是 Esme Chancellor，学生作品。</w:t>
       </w:r>
     </w:p>
     <w:p>
@@ -4744,7 +4744,7 @@
         <w:pStyle w:val="SpokenText"/>
       </w:pPr>
       <w:r>
-        <w:t xml:space="preserve">看得见的写“可见”，看不见的写“待验证”。第01周那一页的规矩，对获奖作品、对你自己的板面，一样适用。</w:t>
+        <w:t xml:space="preserve">看得见的写“可见”，看不见的写“待验证”。第01周那一页的规矩，对别人公开的作品、对你自己的板面，一样适用。</w:t>
       </w:r>
     </w:p>
     <w:p>
@@ -4784,7 +4784,7 @@
         <w:pStyle w:val="SpokenText"/>
       </w:pPr>
       <w:r>
-        <w:t xml:space="preserve">右边是难得留下的“没决定”：Adya Nevatia，CSM 学生作品 2026，两页铅笔草图。</w:t>
+        <w:t xml:space="preserve">右边是难得留下的“没决定”：Adya Nevatia，学生作品，两页铅笔草图。</w:t>
       </w:r>
     </w:p>
     <w:p>
@@ -5558,7 +5558,7 @@
         <w:pStyle w:val="SpokenText"/>
       </w:pPr>
       <w:r>
-        <w:t xml:space="preserve">最后一位，Matteo Dunkley，CSM 学生。</w:t>
+        <w:t xml:space="preserve">最后一位，Matteo Dunkley，学生。</w:t>
       </w:r>
     </w:p>
     <w:p>
@@ -7464,7 +7464,7 @@
         <w:pStyle w:val="SpokenText"/>
       </w:pPr>
       <w:r>
-        <w:t xml:space="preserve">这一页课后看。三位都是 CSM 学生作品，起点很近——都从家里的人和物开始——走的路完全不同。</w:t>
+        <w:t xml:space="preserve">这一页课后看。三位都是学生作品，起点很近——都从家里的人和物开始——走的路完全不同。</w:t>
       </w:r>
     </w:p>
     <w:p>
@@ -7754,23 +7754,23 @@
         <w:pStyle w:val="SpokenText"/>
       </w:pPr>
       <w:r>
-        <w:t xml:space="preserve">第一张，Cassie Ambroz（CSM 学生）：同一块粉色丝绸，七次不同的抓法。同一块布，七次。</w:t>
-      </w:r>
-    </w:p>
-    <w:p>
-      <w:pPr>
-        <w:pStyle w:val="SpokenText"/>
-      </w:pPr>
-      <w:r>
-        <w:t xml:space="preserve">第二张，Lan Yang（CSM 学生）：小样表上有 ✓，还有四个手画的圈——挑过的痕迹留在纸上了。</w:t>
-      </w:r>
-    </w:p>
-    <w:p>
-      <w:pPr>
-        <w:pStyle w:val="SpokenText"/>
-      </w:pPr>
-      <w:r>
-        <w:t xml:space="preserve">第三张，Sophia Layk（CSM 学生）：成衣之前，先有这一盒皮片。</w:t>
+        <w:t xml:space="preserve">第一张，Cassie Ambroz（学生）：同一块粉色丝绸，七次不同的抓法。同一块布，七次。</w:t>
+      </w:r>
+    </w:p>
+    <w:p>
+      <w:pPr>
+        <w:pStyle w:val="SpokenText"/>
+      </w:pPr>
+      <w:r>
+        <w:t xml:space="preserve">第二张，Lan Yang（学生）：小样表上有 ✓，还有四个手画的圈——挑过的痕迹留在纸上了。</w:t>
+      </w:r>
+    </w:p>
+    <w:p>
+      <w:pPr>
+        <w:pStyle w:val="SpokenText"/>
+      </w:pPr>
+      <w:r>
+        <w:t xml:space="preserve">第三张，Sophia Layk（学生）：成衣之前，先有这一盒皮片。</w:t>
       </w:r>
     </w:p>
     <w:p>
@@ -7867,7 +7867,7 @@
         <w:pStyle w:val="SpokenText"/>
       </w:pPr>
       <w:r>
-        <w:t xml:space="preserve">这一页课后看，是入口⑦的海外对照。María Alborés Lojo，安特卫普 2025。</w:t>
+        <w:t xml:space="preserve">这一页课后看，是入口⑦的海外对照。María Alborés Lojo，学生作品。</w:t>
       </w:r>
     </w:p>
     <w:p>
@@ -8004,7 +8004,7 @@
                 <w:color w:val="111827"/>
                 <w:sz w:val="19"/>
               </w:rPr>
-              <w:t xml:space="preserve">（下一页附录 A17：同一种读法，换成中国毕业生的工艺案例。）</w:t>
+              <w:t xml:space="preserve">（下一页附录 A17：同一种读法，换成中国学生作品的工艺案例。）</w:t>
             </w:r>
           </w:p>
         </w:tc>
@@ -8020,7 +8020,7 @@
         <w:pStyle w:val="SlideTitle"/>
       </w:pPr>
       <w:r>
-        <w:t xml:space="preserve">补充 17｜中国毕业生的工艺案例：不印“传统”，留下它靠什么成立</w:t>
+        <w:t xml:space="preserve">补充 17｜中国学生作品的工艺案例：不印“传统”，留下它靠什么成立</w:t>
       </w:r>
     </w:p>
     <w:p>
@@ -8036,7 +8036,7 @@
         <w:pStyle w:val="SpokenText"/>
       </w:pPr>
       <w:r>
-        <w:t xml:space="preserve">这一页是留给中国院校毕业设计的位置，图片还没放进来。放进来的条件写在页面上：2025–2026 年的毕业设计或新人奖作品，传统工艺用作结构，不是贴在表面。</w:t>
+        <w:t xml:space="preserve">这一页是留给中国学生作品的位置，图片还没放进来。放进来的条件写在页面上：传统工艺用作结构，不是贴在表面。</w:t>
       </w:r>
     </w:p>
     <w:p>
@@ -8149,7 +8149,7 @@
         <w:pStyle w:val="SpokenText"/>
       </w:pPr>
       <w:r>
-        <w:t xml:space="preserve">这一页课后看，是第18页“态度”的第二个例子。Cece Che，伦敦时装学院学生作品2025。据报道（非本人自述）：用衣服把说不出口的话的重量看得见。</w:t>
+        <w:t xml:space="preserve">这一页课后看，是第18页“态度”的第二个例子。Cece Che，学生作品。据报道（非本人自述）：用衣服把说不出口的话的重量看得见。</w:t>
       </w:r>
     </w:p>
     <w:p>
@@ -9960,7 +9960,7 @@
         <w:pStyle w:val="LectureBullet"/>
       </w:pPr>
       <w:r>
-        <w:t xml:space="preserve">• 王云锦《有无相生》：清华大学美术学院，第30届中国时装设计“新人奖”，指导教师肖文陵（第06–07页）。</w:t>
+        <w:t xml:space="preserve">• 王云锦：学生作品，保留原名（第06–07页）。</w:t>
       </w:r>
     </w:p>
     <w:p>
@@ -9968,7 +9968,7 @@
         <w:pStyle w:val="LectureBullet"/>
       </w:pPr>
       <w:r>
-        <w:t xml:space="preserve">• Grey Buscemi：CSM 学生作品 2026，保留原名（第14页）。</w:t>
+        <w:t xml:space="preserve">• Grey Buscemi：学生作品，保留原名（第14页）。</w:t>
       </w:r>
     </w:p>
     <w:p>
@@ -9976,7 +9976,7 @@
         <w:pStyle w:val="LectureBullet"/>
       </w:pPr>
       <w:r>
-        <w:t xml:space="preserve">• Ahn Ji Young：安特卫普 学生作品 2025，保留原名（第17页）。</w:t>
+        <w:t xml:space="preserve">• Ahn Ji Young：学生作品，保留原名（第17页）。</w:t>
       </w:r>
     </w:p>
     <w:p>
@@ -9984,7 +9984,7 @@
         <w:pStyle w:val="LectureBullet"/>
       </w:pPr>
       <w:r>
-        <w:t xml:space="preserve">• Beilu Song：安特卫普 学生作品 2025，系列名《Error》，保留原名（第15页）。</w:t>
+        <w:t xml:space="preserve">• Beilu Song：学生作品，系列名《Error》，保留原名（第15页）。</w:t>
       </w:r>
     </w:p>
     <w:p>
@@ -9992,7 +9992,7 @@
         <w:pStyle w:val="LectureBullet"/>
       </w:pPr>
       <w:r>
-        <w:t xml:space="preserve">• Lan Yang：CSM 学生作品 2026，保留原名（第16页、附录 A15）。</w:t>
+        <w:t xml:space="preserve">• Lan Yang：学生作品，保留原名（第16页、附录 A15）。</w:t>
       </w:r>
     </w:p>
     <w:p>
@@ -10000,7 +10000,7 @@
         <w:pStyle w:val="LectureBullet"/>
       </w:pPr>
       <w:r>
-        <w:t xml:space="preserve">• María Alborés Lojo：安特卫普 学生作品 2025，可读“玛丽亚”，保留原名；加利西亚（Galicia）在西班牙西北部；Sorolla 为画家名，保留原名（附录 A16）。</w:t>
+        <w:t xml:space="preserve">• María Alborés Lojo：学生作品，可读“玛丽亚”，保留原名；加利西亚（Galicia）在西班牙西北部；Sorolla 为画家名，保留原名（附录 A16）。</w:t>
       </w:r>
     </w:p>
     <w:p>
@@ -10008,7 +10008,7 @@
         <w:pStyle w:val="LectureBullet"/>
       </w:pPr>
       <w:r>
-        <w:t xml:space="preserve">• Esme Chancellor：CSM 学生作品 2026，保留原名（第18页）；Cece Che：伦敦时装学院（LCF）学生作品 2025，保留原名（附录 A18）。</w:t>
+        <w:t xml:space="preserve">• Esme Chancellor：学生作品，保留原名（第18页）；Cece Che：学生作品，保留原名（附录 A18）。</w:t>
       </w:r>
     </w:p>
     <w:p>
@@ -10016,7 +10016,7 @@
         <w:pStyle w:val="LectureBullet"/>
       </w:pPr>
       <w:r>
-        <w:t xml:space="preserve">• Adya Nevatia：CSM 学生作品 2026（第19页）；Matteo Dunkley：CSM 学生（第25页）；保留原名。</w:t>
+        <w:t xml:space="preserve">• Adya Nevatia：学生作品（第19页）；Matteo Dunkley：学生作品（第25页）；保留原名。</w:t>
       </w:r>
     </w:p>
     <w:p>
@@ -10024,7 +10024,7 @@
         <w:pStyle w:val="LectureBullet"/>
       </w:pPr>
       <w:r>
-        <w:t xml:space="preserve">• 1 Granary：伦敦的时装院校毕业生报道平台，读作“One Granary”。</w:t>
+        <w:t xml:space="preserve">• 1 Granary：时装院校的学生作品报道平台，读作“One Granary”。</w:t>
       </w:r>
     </w:p>
     <w:p>
@@ -10040,7 +10040,7 @@
         <w:pStyle w:val="LectureBullet"/>
       </w:pPr>
       <w:r>
-        <w:t xml:space="preserve">• 附录 A13 的 Zahra Al-Najjar、Chi Wei、Sophia Layk 与附录 A15 的 Cassie Ambroz：均为 CSM 学生作品 2026，课堂不讲，学生问到时保留原名。</w:t>
+        <w:t xml:space="preserve">• 附录 A13 的 Zahra Al-Najjar、Chi Wei、Sophia Layk 与附录 A15 的 Cassie Ambroz：均为学生作品，课堂不讲，学生问到时保留原名。</w:t>
       </w:r>
     </w:p>
     <w:p>
@@ -10072,7 +10072,7 @@
         <w:pStyle w:val="LectureBullet"/>
       </w:pPr>
       <w:r>
-        <w:t xml:space="preserve">• 毕业作品集是整理过的页面：不能证明先后顺序、数量和被放弃的方案；设计师的话一律标“据自述”，中文为教师翻译（第19页）。</w:t>
+        <w:t xml:space="preserve">• 作品集是整理过的页面：不能证明先后顺序、数量和被放弃的方案；设计师的话一律标“据自述”，中文为教师翻译（第19页）。</w:t>
       </w:r>
     </w:p>
     <w:p>
@@ -10164,7 +10164,7 @@
         <w:pStyle w:val="SpokenText"/>
       </w:pPr>
       <w:r>
-        <w:t xml:space="preserve">第03周讲稿结束：只看成品写一句 → A3四块与风格 → 《有无相生》七格与 AI 审计 → 主题四关与证据 → 四句话 → 五个入口五个人 → 作品集的边界 → 发散板9格 → 同伴讲评 → 重写开场那一句 → 27格与第04周收敛。</w:t>
+        <w:t xml:space="preserve">第03周讲稿结束：只看成品写一句 → A3四块与风格 → 七格证据链与 AI 审计 → 主题四关与证据 → 四句话 → 五个入口五个人 → 作品集的边界 → 发散板9格 → 同伴讲评 → 重写开场那一句 → 27格与第04周收敛。</w:t>
       </w:r>
     </w:p>
     <w:sectPr>

--- a/docs/jiangao/《女装设计》第03周_中国大陆课堂完整讲稿_中文.docx
+++ b/docs/jiangao/《女装设计》第03周_中国大陆课堂完整讲稿_中文.docx
@@ -9960,14 +9960,6 @@
         <w:pStyle w:val="LectureBullet"/>
       </w:pPr>
       <w:r>
-        <w:t xml:space="preserve">• 王云锦：学生作品，保留原名（第06–07页）。</w:t>
-      </w:r>
-    </w:p>
-    <w:p>
-      <w:pPr>
-        <w:pStyle w:val="LectureBullet"/>
-      </w:pPr>
-      <w:r>
         <w:t xml:space="preserve">• Grey Buscemi：学生作品，保留原名（第14页）。</w:t>
       </w:r>
     </w:p>

--- a/docs/jiangao/《女装设计》第03周_中国大陆课堂完整讲稿_中文.docx
+++ b/docs/jiangao/《女装设计》第03周_中国大陆课堂完整讲稿_中文.docx
@@ -2559,7 +2559,15 @@
         <w:pStyle w:val="SpokenText"/>
       </w:pPr>
       <w:r>
-        <w:t xml:space="preserve">这是文字，图上看不到——所以标“据新闻稿”。</w:t>
+        <w:t xml:space="preserve">同一段还写了两样：以日本寄木细工工艺为技术支点，融合道家“有生于无”。</w:t>
+      </w:r>
+    </w:p>
+    <w:p>
+      <w:pPr>
+        <w:pStyle w:val="SpokenText"/>
+      </w:pPr>
+      <w:r>
+        <w:t xml:space="preserve">这几句都是文字，图上看不到——所以整格标“据新闻稿”。</w:t>
       </w:r>
     </w:p>
     <w:p>
@@ -2607,7 +2615,7 @@
         <w:pStyle w:val="SpokenText"/>
       </w:pPr>
       <w:r>
-        <w:t xml:space="preserve">注意我的说法：不是“她没做”，是“页面没公开”。</w:t>
+        <w:t xml:space="preserve">注意我的说法：不是“作者没做”，是“页面没公开”。</w:t>
       </w:r>
     </w:p>
     <w:p>
@@ -2720,7 +2728,7 @@
         <w:pStyle w:val="SpokenText"/>
       </w:pPr>
       <w:r>
-        <w:t xml:space="preserve">这一页同样来自同一个新闻页面。她把 AI 用在哪里写得很清楚：花纹与色彩、廓形灵感、关键词合成。</w:t>
+        <w:t xml:space="preserve">这一页同样来自同一个新闻页面。作者把 AI 用在哪里写得很清楚：花纹与色彩、廓形灵感、关键词合成。</w:t>
       </w:r>
     </w:p>
     <w:p>
@@ -2760,7 +2768,7 @@
         <w:pStyle w:val="SpokenText"/>
       </w:pPr>
       <w:r>
-        <w:t xml:space="preserve">第一个问题：提问栏里的面料小样，是谁做的？不是 AI 给的——是她先做好，再拿去问的。</w:t>
+        <w:t xml:space="preserve">第一个问题：提问栏里的面料小样，是谁做的？不是 AI 给的——是作者先做好，再拿去问的。</w:t>
       </w:r>
     </w:p>
     <w:p>
@@ -2792,7 +2800,7 @@
         <w:pStyle w:val="SpokenText"/>
       </w:pPr>
       <w:r>
-        <w:t xml:space="preserve">一句话：布是她的，词是 AI 的。判断——选哪块布、怎么切——不交给 AI；表现——效果图、配色试案——可以借，但要留痕：工具名和提示词。</w:t>
+        <w:t xml:space="preserve">一句话：布是作者的，词是 AI 的。判断——选哪块布、怎么切——不交给 AI；表现——效果图、配色试案——可以借，但要留痕：工具名和提示词。</w:t>
       </w:r>
     </w:p>
     <w:tbl>
@@ -3923,15 +3931,15 @@
         <w:pStyle w:val="SpokenText"/>
       </w:pPr>
       <w:r>
-        <w:t xml:space="preserve">先读这一页顶上的问题句：一个看着可信的外表，底下撑着它的结构有多脆？注意旁边那行小字——据报道改写，是记者写的，不是她自己说的。</w:t>
-      </w:r>
-    </w:p>
-    <w:p>
-      <w:pPr>
-        <w:pStyle w:val="SpokenText"/>
-      </w:pPr>
-      <w:r>
-        <w:t xml:space="preserve">报道说：她以新闻主播与早期航空为线，把“权威的叙述”和“撑着它的脆弱结构”对照着看；为此看了几个月老飞机藏品和工程档案。</w:t>
+        <w:t xml:space="preserve">先读这一页顶上的问题句：一个看着可信的外表，底下撑着它的结构有多脆？注意旁边那行小字——据报道改写，是记者写的，不是他自己说的。</w:t>
+      </w:r>
+    </w:p>
+    <w:p>
+      <w:pPr>
+        <w:pStyle w:val="SpokenText"/>
+      </w:pPr>
+      <w:r>
+        <w:t xml:space="preserve">报道说：他以新闻主播与早期航空为线，把“权威的叙述”和“撑着它的脆弱结构”对照着看；为此看了几个月老飞机藏品和工程档案。</w:t>
       </w:r>
     </w:p>
     <w:p>
@@ -4406,7 +4414,7 @@
         <w:pStyle w:val="SpokenText"/>
       </w:pPr>
       <w:r>
-        <w:t xml:space="preserve">Ahn Ji Young，学生作品，系列名《Hover State》。</w:t>
+        <w:t xml:space="preserve">Ahn Ji Young，学生作品。</w:t>
       </w:r>
     </w:p>
     <w:p>
@@ -4430,7 +4438,23 @@
         <w:pStyle w:val="SpokenText"/>
       </w:pPr>
       <w:r>
-        <w:t xml:space="preserve">她自述：说好的技术进步始终没有真的到来，于是她做会随身体变形的垂褶剪裁，和穿上就会张开的编织包。</w:t>
+        <w:t xml:space="preserve">自述：这个系列讲复古未来主义——1960年代的人又乐观又害怕地想象未来。</w:t>
+      </w:r>
+    </w:p>
+    <w:p>
+      <w:pPr>
+        <w:pStyle w:val="SpokenText"/>
+      </w:pPr>
+      <w:r>
+        <w:t xml:space="preserve">而说好的技术进步，始终没有真的到来。</w:t>
+      </w:r>
+    </w:p>
+    <w:p>
+      <w:pPr>
+        <w:pStyle w:val="SpokenText"/>
+      </w:pPr>
+      <w:r>
+        <w:t xml:space="preserve">于是：会随身体变形的垂褶剪裁，穿上就会张开的编织包——让衣服看上去正在浮起来。</w:t>
       </w:r>
     </w:p>
     <w:p>
@@ -4591,7 +4615,23 @@
         <w:pStyle w:val="SpokenText"/>
       </w:pPr>
       <w:r>
-        <w:t xml:space="preserve">报道说：起点是 1850 年代的四件式日装，和“衣服之间那块奇怪的空隙”；在她那里，负空间成了搭配的一部分，而不是要改掉的错误。</w:t>
+        <w:t xml:space="preserve">报道说：起点是 1850 年代的四件式日装，和“衣服之间那块奇怪的空隙”。</w:t>
+      </w:r>
+    </w:p>
+    <w:p>
+      <w:pPr>
+        <w:pStyle w:val="SpokenText"/>
+      </w:pPr>
+      <w:r>
+        <w:t xml:space="preserve">她把这种拼凑说成一种“Frankenwardrobe”——弗兰肯衣橱。</w:t>
+      </w:r>
+    </w:p>
+    <w:p>
+      <w:pPr>
+        <w:pStyle w:val="SpokenText"/>
+      </w:pPr>
+      <w:r>
+        <w:t xml:space="preserve">不成比例、不合身，却意外地有表现力；负空间成了搭配的一部分，不是要改掉的错误。</w:t>
       </w:r>
     </w:p>
     <w:p>
@@ -5058,15 +5098,15 @@
         <w:pStyle w:val="SpokenText"/>
       </w:pPr>
       <w:r>
-        <w:t xml:space="preserve">同一个小人台，同一块浅粉丝绸，七次不同的抓法。</w:t>
-      </w:r>
-    </w:p>
-    <w:p>
-      <w:pPr>
-        <w:pStyle w:val="SpokenText"/>
-      </w:pPr>
-      <w:r>
-        <w:t xml:space="preserve">种子没换，换的是抓法——你等一下画的九格，是同一件事。</w:t>
+        <w:t xml:space="preserve">第06页那个系列的灵感版右侧：同一个人台，同一块白布，挂了九次。</w:t>
+      </w:r>
+    </w:p>
+    <w:p>
+      <w:pPr>
+        <w:pStyle w:val="SpokenText"/>
+      </w:pPr>
+      <w:r>
+        <w:t xml:space="preserve">种子没换，换的是挂法——你等一下画的九格，是同一件事。</w:t>
       </w:r>
     </w:p>
     <w:p>
@@ -5574,7 +5614,15 @@
         <w:pStyle w:val="SpokenText"/>
       </w:pPr>
       <w:r>
-        <w:t xml:space="preserve">他在别人的建议下，围绕预备系列里一件打蜡针织衫重新开始。</w:t>
+        <w:t xml:space="preserve">此前半年，他做的是一个“忘掉五年里学到的一切”的系列。</w:t>
+      </w:r>
+    </w:p>
+    <w:p>
+      <w:pPr>
+        <w:pStyle w:val="SpokenText"/>
+      </w:pPr>
+      <w:r>
+        <w:t xml:space="preserve">在别人的建议下，他围绕预备系列里一件打蜡针织衫重新开始。</w:t>
       </w:r>
     </w:p>
     <w:p>
@@ -7746,15 +7794,15 @@
         <w:pStyle w:val="SpokenText"/>
       </w:pPr>
       <w:r>
-        <w:t xml:space="preserve">这一页课后看。不是“想出九个”，是先做出量，再从里面挑。三页公开的记录都留下了挑的痕迹：七张抓法、四个圈、一盒皮片。</w:t>
-      </w:r>
-    </w:p>
-    <w:p>
-      <w:pPr>
-        <w:pStyle w:val="SpokenText"/>
-      </w:pPr>
-      <w:r>
-        <w:t xml:space="preserve">第一张，Cassie Ambroz（学生）：同一块粉色丝绸，七次不同的抓法。同一块布，七次。</w:t>
+        <w:t xml:space="preserve">这一页课后看。不是“想出九个”，是先做出量，再从里面挑。三页公开的记录都留下了挑的痕迹：九次挂法、四个圈、一盒皮片。</w:t>
+      </w:r>
+    </w:p>
+    <w:p>
+      <w:pPr>
+        <w:pStyle w:val="SpokenText"/>
+      </w:pPr>
+      <w:r>
+        <w:t xml:space="preserve">第一张就是第06页那个系列：同一个人台、同一块白布，挂了九次。</w:t>
       </w:r>
     </w:p>
     <w:p>
@@ -7875,15 +7923,23 @@
         <w:pStyle w:val="SpokenText"/>
       </w:pPr>
       <w:r>
-        <w:t xml:space="preserve">她自述：这个系列献给家乡加利西亚，和二十世纪的加利西亚女性。</w:t>
-      </w:r>
-    </w:p>
-    <w:p>
-      <w:pPr>
-        <w:pStyle w:val="SpokenText"/>
-      </w:pPr>
-      <w:r>
-        <w:t xml:space="preserve">她还说，是与当地手工艺基金会的匠人合作。</w:t>
+        <w:t xml:space="preserve">自述：这个系列献给家乡加利西亚，和二十世纪的加利西亚女性。</w:t>
+      </w:r>
+    </w:p>
+    <w:p>
+      <w:pPr>
+        <w:pStyle w:val="SpokenText"/>
+      </w:pPr>
+      <w:r>
+        <w:t xml:space="preserve">男性一波波外出谋生，那里形成了象征意义上的母系社会。</w:t>
+      </w:r>
+    </w:p>
+    <w:p>
+      <w:pPr>
+        <w:pStyle w:val="SpokenText"/>
+      </w:pPr>
+      <w:r>
+        <w:t xml:space="preserve">自述还说：从传统女装的动态与体量出发，与当地手工艺基金会的匠人合作。</w:t>
       </w:r>
     </w:p>
     <w:p>
@@ -7931,7 +7987,7 @@
         <w:pStyle w:val="SpokenText"/>
       </w:pPr>
       <w:r>
-        <w:t xml:space="preserve">一句话：她留下的不是纹样，是“东西放在头顶”这个身体位置。</w:t>
+        <w:t xml:space="preserve">一句话：留下的不是纹样，是“东西放在头顶”这个身体位置。</w:t>
       </w:r>
     </w:p>
     <w:p>
@@ -8149,7 +8205,31 @@
         <w:pStyle w:val="SpokenText"/>
       </w:pPr>
       <w:r>
-        <w:t xml:space="preserve">这一页课后看，是第18页“态度”的第二个例子。Cece Che，学生作品。据报道（非本人自述）：用衣服把说不出口的话的重量看得见。</w:t>
+        <w:t xml:space="preserve">这一页课后看，是第18页“态度”的第二个例子。Cece Che，学生作品。</w:t>
+      </w:r>
+    </w:p>
+    <w:p>
+      <w:pPr>
+        <w:pStyle w:val="SpokenText"/>
+      </w:pPr>
+      <w:r>
+        <w:t xml:space="preserve">据报道：用衣服把说不出口的话的重量看得见。</w:t>
+      </w:r>
+    </w:p>
+    <w:p>
+      <w:pPr>
+        <w:pStyle w:val="SpokenText"/>
+      </w:pPr>
+      <w:r>
+        <w:t xml:space="preserve">记者引了两句原话：“平纹针织与欧根纱把情绪的压力变得看得见。”</w:t>
+      </w:r>
+    </w:p>
+    <w:p>
+      <w:pPr>
+        <w:pStyle w:val="SpokenText"/>
+      </w:pPr>
+      <w:r>
+        <w:t xml:space="preserve">“它讲的是那些时刻里想说又说不出口的挣扎。”</w:t>
       </w:r>
     </w:p>
     <w:p>
@@ -10032,7 +10112,7 @@
         <w:pStyle w:val="LectureBullet"/>
       </w:pPr>
       <w:r>
-        <w:t xml:space="preserve">• 附录 A13 的 Zahra Al-Najjar、Chi Wei、Sophia Layk 与附录 A15 的 Cassie Ambroz：均为学生作品，课堂不讲，学生问到时保留原名。</w:t>
+        <w:t xml:space="preserve">• 附录 A13 的 Zahra Al-Najjar、Chi Wei 与附录 A13·A15 的 Sophia Layk：均为学生作品，课堂不讲，学生问到时保留原名。</w:t>
       </w:r>
     </w:p>
     <w:p>

--- a/docs/jiangao/《女装设计》第03周_中国大陆课堂完整讲稿_中文.docx
+++ b/docs/jiangao/《女装设计》第03周_中国大陆课堂完整讲稿_中文.docx
@@ -2961,7 +2961,23 @@
         <w:pStyle w:val="SpokenText"/>
       </w:pPr>
       <w:r>
-        <w:t xml:space="preserve">第三条，能发散成三个以上方向。用原理卡 D 栏“保留___原理，换成___，用在___”，至少写出三句。</w:t>
+        <w:t xml:space="preserve">第三条，能发散成三个以上方向。</w:t>
+      </w:r>
+    </w:p>
+    <w:p>
+      <w:pPr>
+        <w:pStyle w:val="SpokenText"/>
+      </w:pPr>
+      <w:r>
+        <w:t xml:space="preserve">D 栏就是：留住一个道理，换掉一样东西，放到一个部位。</w:t>
+      </w:r>
+    </w:p>
+    <w:p>
+      <w:pPr>
+        <w:pStyle w:val="SpokenText"/>
+      </w:pPr>
+      <w:r>
+        <w:t xml:space="preserve">原话写在第01周原理卡上——“保留___原理，换成___，用在___”，至少写出三句。</w:t>
       </w:r>
     </w:p>
     <w:p>
@@ -5122,7 +5138,23 @@
         <w:pStyle w:val="SpokenText"/>
       </w:pPr>
       <w:r>
-        <w:t xml:space="preserve">前3分钟写种子：顶部种子栏写一句话，画一张小图——A3 ③，或者第19页五个起点之一。</w:t>
+        <w:t xml:space="preserve">前3分钟写种子：种子栏写一句话，画一张小图。</w:t>
+      </w:r>
+    </w:p>
+    <w:p>
+      <w:pPr>
+        <w:pStyle w:val="SpokenText"/>
+      </w:pPr>
+      <w:r>
+        <w:t xml:space="preserve">格式是：一个部位，加上你决定在那里做的事。</w:t>
+      </w:r>
+    </w:p>
+    <w:p>
+      <w:pPr>
+        <w:pStyle w:val="SpokenText"/>
+      </w:pPr>
+      <w:r>
+        <w:t xml:space="preserve">写不出的，把第13页你那句问题句的问号去掉，选一个答案——那就是种子。</w:t>
       </w:r>
     </w:p>
     <w:p>
@@ -5244,6 +5276,22 @@
       </w:pPr>
       <w:r>
         <w:t xml:space="preserve">前4分钟，同伴打勾：每格旁边写①②③④，过了哪一条，就在哪一条上打勾。</w:t>
+      </w:r>
+    </w:p>
+    <w:p>
+      <w:pPr>
+        <w:pStyle w:val="SpokenText"/>
+      </w:pPr>
+      <w:r>
+        <w:t xml:space="preserve">①这一条不许只打勾——旁边要写出是哪一次：哪次自穿、哪一帧、哪条评价。</w:t>
+      </w:r>
+    </w:p>
+    <w:p>
+      <w:pPr>
+        <w:pStyle w:val="SpokenText"/>
+      </w:pPr>
+      <w:r>
+        <w:t xml:space="preserve">指不出来，①就不给。这是本周从头讲到尾的那一条。</w:t>
       </w:r>
     </w:p>
     <w:p>

--- a/docs/jiangao/《女装设计》第03周_中国大陆课堂完整讲稿_中文.docx
+++ b/docs/jiangao/《女装设计》第03周_中国大陆课堂完整讲稿_中文.docx
@@ -311,7 +311,7 @@
                 <w:color w:val="111827"/>
                 <w:sz w:val="20"/>
               </w:rPr>
-              <w:t xml:space="preserve">第1课时：前5分钟看路线、只看成品写一句；4分钟承上与风格设定；12分钟看第06–07页那个系列的七格证据链与 AI 审计；8分钟讲主题四关、入口事实句和去标签；4分钟讲七种证据；最后12分钟四句话书写与反馈。第2课时：12分钟看五个入口的五份学生作品和两种主题起点，2分钟讲作品集的证据边界，3分钟讲发散工具，15分钟画发散板9格，7分钟同伴讲评，最后6分钟做形成性检查、下周准备、重写开场那一句和一句话小结。</w:t>
+              <w:t xml:space="preserve">第1课时：前5分钟看路线、只看成品写一句；4分钟承上与风格设定；12分钟看第06–07页那个系列的七格证据链与 AI 审计；8分钟讲主题四关、入口事实句和去标签；4分钟讲证据的七个来源；最后12分钟四句话书写与反馈。第2课时：12分钟看五个入口的五份学生作品和两种主题起点，2分钟讲作品集的证据边界，3分钟讲发散工具，15分钟画发散板9格，7分钟同伴讲评，最后6分钟做形成性检查、下周准备、重写开场那一句和一句话小结。</w:t>
             </w:r>
           </w:p>
         </w:tc>
@@ -796,7 +796,7 @@
                 <w:color w:val="111827"/>
                 <w:sz w:val="18"/>
               </w:rPr>
-              <w:t xml:space="preserve">七种证据（一手／二手）</w:t>
+              <w:t xml:space="preserve">证据的七个来源（一手／二手）</w:t>
             </w:r>
           </w:p>
         </w:tc>
@@ -3170,23 +3170,23 @@
         <w:pStyle w:val="SpokenText"/>
       </w:pPr>
       <w:r>
-        <w:t xml:space="preserve">①⑥ Grey Buscemi，第14页；② 第06页的面料小样。</w:t>
-      </w:r>
-    </w:p>
-    <w:p>
-      <w:pPr>
-        <w:pStyle w:val="SpokenText"/>
-      </w:pPr>
-      <w:r>
-        <w:t xml:space="preserve">④ Beilu Song，第15页；⑤⑦ Lan Yang 在第16页、María 在附录 A16。</w:t>
-      </w:r>
-    </w:p>
-    <w:p>
-      <w:pPr>
-        <w:pStyle w:val="SpokenText"/>
-      </w:pPr>
-      <w:r>
-        <w:t xml:space="preserve">③ Ahn Ji Young，第17页。第2课时一个一个看。</w:t>
+        <w:t xml:space="preserve">①⑥ Grey Buscemi，第14页；② Luca Fabry，第15页，还有第06页的面料小样。</w:t>
+      </w:r>
+    </w:p>
+    <w:p>
+      <w:pPr>
+        <w:pStyle w:val="SpokenText"/>
+      </w:pPr>
+      <w:r>
+        <w:t xml:space="preserve">④ Oli Clarke，第17页；⑤⑦ Gemma Dolan 在第18页、María 在附录 A16。</w:t>
+      </w:r>
+    </w:p>
+    <w:p>
+      <w:pPr>
+        <w:pStyle w:val="SpokenText"/>
+      </w:pPr>
+      <w:r>
+        <w:t xml:space="preserve">③ Tiger Peng，第16页。第2课时一个一个看。</w:t>
       </w:r>
     </w:p>
     <w:tbl>
@@ -3412,15 +3412,15 @@
         <w:pStyle w:val="SlideMeta"/>
       </w:pPr>
       <w:r>
-        <w:t xml:space="preserve">建议时间：2分钟　｜　课堂功能：七种证据①：三种一手证据的做法、示范句式和记录方法</w:t>
-      </w:r>
-    </w:p>
-    <w:p>
-      <w:pPr>
-        <w:pStyle w:val="SpokenText"/>
-      </w:pPr>
-      <w:r>
-        <w:t xml:space="preserve">本周没有模特、没有访谈。但你手上仍然有七种证据，分两页讲。这一页先讲三种一手证据——一手，就是你自己穿、自己看、自己摸到的记录。学校最看重，也最便宜。</w:t>
+        <w:t xml:space="preserve">建议时间：2分钟　｜　课堂功能：证据的七个来源①：三种一手证据的做法、示范句式和记录方法</w:t>
+      </w:r>
+    </w:p>
+    <w:p>
+      <w:pPr>
+        <w:pStyle w:val="SpokenText"/>
+      </w:pPr>
+      <w:r>
+        <w:t xml:space="preserve">本周没有模特、没有访谈。但证据的来源有七个，你手上一个不缺。分两页讲。这一页先讲三种一手证据——一手，就是你自己穿、自己看、自己摸到的记录。学校最看重，也最便宜。</w:t>
       </w:r>
     </w:p>
     <w:p>
@@ -3549,7 +3549,7 @@
         <w:pStyle w:val="SlideMeta"/>
       </w:pPr>
       <w:r>
-        <w:t xml:space="preserve">建议时间：2分钟　｜　课堂功能：七种证据②：四种二手证据和每种的可追溯记录方式</w:t>
+        <w:t xml:space="preserve">建议时间：2分钟　｜　课堂功能：证据的七个来源②：四种二手证据和每种的可追溯记录方式</w:t>
       </w:r>
     </w:p>
     <w:p>
@@ -3654,7 +3654,7 @@
                 <w:color w:val="111827"/>
                 <w:sz w:val="19"/>
               </w:rPr>
-              <w:t xml:space="preserve">七种证据都要能被别人找到——出处写到什么程度，课后看附录 A11。现在把你的摩擦写成四句话。</w:t>
+              <w:t xml:space="preserve">七个来源的证据都要能被别人找到——出处写到什么程度，课后看附录 A11。现在把你的摩擦写成四句话。</w:t>
             </w:r>
           </w:p>
         </w:tc>
@@ -3923,7 +3923,7 @@
         <w:pStyle w:val="SlideTitle"/>
       </w:pPr>
       <w:r>
-        <w:t xml:space="preserve">幻灯片 14｜Grey Buscemi：几个月的飞机档案，最后变成一块会折的薄板</w:t>
+        <w:t xml:space="preserve">幻灯片 14｜Grey Buscemi：挖在板上的两个孔，原样出现在台上的身上</w:t>
       </w:r>
     </w:p>
     <w:p>
@@ -3931,7 +3931,7 @@
         <w:pStyle w:val="SlideMeta"/>
       </w:pPr>
       <w:r>
-        <w:t xml:space="preserve">建议时间：2分钟　｜　课堂功能：入口①调研驱动 · 概念→成形①：从问题句走到一张能加起来的数字图；揭晓开场造型 A</w:t>
+        <w:t xml:space="preserve">建议时间：2分钟　｜　课堂功能：入口①调研驱动 · 概念→成形①：从问题句走到一张数得出来的排布图；揭晓开场造型 A</w:t>
       </w:r>
     </w:p>
     <w:p>
@@ -3947,63 +3947,71 @@
         <w:pStyle w:val="SpokenText"/>
       </w:pPr>
       <w:r>
-        <w:t xml:space="preserve">先读这一页顶上的问题句：一个看着可信的外表，底下撑着它的结构有多脆？注意旁边那行小字——据报道改写，是记者写的，不是他自己说的。</w:t>
-      </w:r>
-    </w:p>
-    <w:p>
-      <w:pPr>
-        <w:pStyle w:val="SpokenText"/>
-      </w:pPr>
-      <w:r>
-        <w:t xml:space="preserve">报道说：他以新闻主播与早期航空为线，把“权威的叙述”和“撑着它的脆弱结构”对照着看；为此看了几个月老飞机藏品和工程档案。</w:t>
-      </w:r>
-    </w:p>
-    <w:p>
-      <w:pPr>
-        <w:pStyle w:val="SpokenText"/>
-      </w:pPr>
-      <w:r>
-        <w:t xml:space="preserve">中间四格是过程。</w:t>
-      </w:r>
-    </w:p>
-    <w:p>
-      <w:pPr>
-        <w:pStyle w:val="SpokenText"/>
-      </w:pPr>
-      <w:r>
-        <w:t xml:space="preserve">第三格，元素／形态：两块薄合板，各开一个圆孔、一道窄缝——衣服之前，先是这个。</w:t>
-      </w:r>
-    </w:p>
-    <w:p>
-      <w:pPr>
-        <w:pStyle w:val="SpokenText"/>
-      </w:pPr>
-      <w:r>
-        <w:t xml:space="preserve">第五格，材料／结构：同一页上的线图。上边写 105，下边分段写 5、40、13、40、7。</w:t>
-      </w:r>
-    </w:p>
-    <w:p>
-      <w:pPr>
-        <w:pStyle w:val="SpokenText"/>
-      </w:pPr>
-      <w:r>
-        <w:t xml:space="preserve">再看实物：薄合板折出尖角，肩上缝着白坯布短袖。</w:t>
-      </w:r>
-    </w:p>
-    <w:p>
-      <w:pPr>
-        <w:pStyle w:val="SpokenText"/>
-      </w:pPr>
-      <w:r>
-        <w:t xml:space="preserve">第七格，成品：开孔和白坯布袖，都留下来了。</w:t>
-      </w:r>
-    </w:p>
-    <w:p>
-      <w:pPr>
-        <w:pStyle w:val="SpokenText"/>
-      </w:pPr>
-      <w:r>
-        <w:t xml:space="preserve">一句话：概念要变成衣服，中间一定有一张能加起来的数字图——105 ＝ 5＋40＋13＋40＋7。④草图发散那一格页面未公开，我们不补。</w:t>
+        <w:t xml:space="preserve">先读顶上的问题句：看上去可靠的东西，底下靠什么撑着？旁边那行小字是“据报道”——记者写的，不是他自己说的。</w:t>
+      </w:r>
+    </w:p>
+    <w:p>
+      <w:pPr>
+        <w:pStyle w:val="SpokenText"/>
+      </w:pPr>
+      <w:r>
+        <w:t xml:space="preserve">报道说：他花了几个月看老飞机的收藏和工程档案，再做出开槽拼接的薄板衣服。</w:t>
+      </w:r>
+    </w:p>
+    <w:p>
+      <w:pPr>
+        <w:pStyle w:val="SpokenText"/>
+      </w:pPr>
+      <w:r>
+        <w:t xml:space="preserve">中间四张是过程。</w:t>
+      </w:r>
+    </w:p>
+    <w:p>
+      <w:pPr>
+        <w:pStyle w:val="SpokenText"/>
+      </w:pPr>
+      <w:r>
+        <w:t xml:space="preserve">第一张，排布图：竖线在三个高度上错开，底下数着 5、40、13、40、7。</w:t>
+      </w:r>
+    </w:p>
+    <w:p>
+      <w:pPr>
+        <w:pStyle w:val="SpokenText"/>
+      </w:pPr>
+      <w:r>
+        <w:t xml:space="preserve">第二张，元素／形态：同一个形挖了两份——一个椭圆孔，一个弯三角孔。</w:t>
+      </w:r>
+    </w:p>
+    <w:p>
+      <w:pPr>
+        <w:pStyle w:val="SpokenText"/>
+      </w:pPr>
+      <w:r>
+        <w:t xml:space="preserve">第三张，材料／结构：孔里塞进了白坯布。板是硬的，穿过去的那一块是软的。</w:t>
+      </w:r>
+    </w:p>
+    <w:p>
+      <w:pPr>
+        <w:pStyle w:val="SpokenText"/>
+      </w:pPr>
+      <w:r>
+        <w:t xml:space="preserve">第四张，台上：椭圆孔里鼓出短袖，三角孔里伸出手；裙褶也在几个高度上错开——和第一张一样。</w:t>
+      </w:r>
+    </w:p>
+    <w:p>
+      <w:pPr>
+        <w:pStyle w:val="SpokenText"/>
+      </w:pPr>
+      <w:r>
+        <w:t xml:space="preserve">一句话：概念要变成衣服，中间一定有一张数得出来的图。</w:t>
+      </w:r>
+    </w:p>
+    <w:p>
+      <w:pPr>
+        <w:pStyle w:val="SpokenText"/>
+      </w:pPr>
+      <w:r>
+        <w:t xml:space="preserve">再看底下那句：这一条叫“调研驱动”，可是四张里没有一张是那几个月的档案。公开的作品集放的是提取之后的东西——第19页讲这条边界。</w:t>
       </w:r>
     </w:p>
     <w:p>
@@ -4068,7 +4076,7 @@
                 <w:color w:val="111827"/>
                 <w:sz w:val="19"/>
               </w:rPr>
-              <w:t xml:space="preserve">调研驱动看完。下一位从一条旧牛仔裤开始。</w:t>
+              <w:t xml:space="preserve">调研驱动看完。下一位不从调研开始，从“两块布怎么接上”开始。</w:t>
             </w:r>
           </w:p>
         </w:tc>
@@ -4084,7 +4092,7 @@
         <w:pStyle w:val="SlideTitle"/>
       </w:pPr>
       <w:r>
-        <w:t xml:space="preserve">幻灯片 15｜Beilu Song：把“穿错”当命题，旧裤腰就是那一处错</w:t>
+        <w:t xml:space="preserve">幻灯片 15｜Luca Fabry：先定“怎么接”，再定“做成什么”</w:t>
       </w:r>
     </w:p>
     <w:p>
@@ -4092,71 +4100,79 @@
         <w:pStyle w:val="SlideMeta"/>
       </w:pPr>
       <w:r>
-        <w:t xml:space="preserve">建议时间：2分钟　｜　课堂功能：入口④解构改造 · 概念→成形②：一句说法落到一个部位（腰头）；连回第09页入口④事实句</w:t>
-      </w:r>
-    </w:p>
-    <w:p>
-      <w:pPr>
-        <w:pStyle w:val="SpokenText"/>
-      </w:pPr>
-      <w:r>
-        <w:t xml:space="preserve">Beilu Song，学生作品，系列名《Error》。问题句：沉默的顺从，会在穿衣服的哪一处“错”上露出来？这一句是据自述改写。</w:t>
-      </w:r>
-    </w:p>
-    <w:p>
-      <w:pPr>
-        <w:pStyle w:val="SpokenText"/>
-      </w:pPr>
-      <w:r>
-        <w:t xml:space="preserve">她自述：控制让人慢慢不再自己想，这种“错”成了常态，于是她用穿着上刻意的“错误”来说它；部分单品由二手牛仔裤和衬衫改造。</w:t>
-      </w:r>
-    </w:p>
-    <w:p>
-      <w:pPr>
-        <w:pStyle w:val="SpokenText"/>
-      </w:pPr>
-      <w:r>
-        <w:t xml:space="preserve">三格是同一件。</w:t>
-      </w:r>
-    </w:p>
-    <w:p>
-      <w:pPr>
-        <w:pStyle w:val="SpokenText"/>
-      </w:pPr>
-      <w:r>
-        <w:t xml:space="preserve">第三、四格，元素与草图：深灰片、白色填充卷、一条旧牛仔裤；旁边手写 front side、backside。</w:t>
-      </w:r>
-    </w:p>
-    <w:p>
-      <w:pPr>
-        <w:pStyle w:val="SpokenText"/>
-      </w:pPr>
-      <w:r>
-        <w:t xml:space="preserve">第六格，验证／修正：纸样直接别在旧裤的腰头上，正面一版、背面一版，用蓝夹子固定。</w:t>
-      </w:r>
-    </w:p>
-    <w:p>
-      <w:pPr>
-        <w:pStyle w:val="SpokenText"/>
-      </w:pPr>
-      <w:r>
-        <w:t xml:space="preserve">第七格，成衣：腰头整圈翻下来了。</w:t>
-      </w:r>
-    </w:p>
-    <w:p>
-      <w:pPr>
-        <w:pStyle w:val="SpokenText"/>
-      </w:pPr>
-      <w:r>
-        <w:t xml:space="preserve">①调研那一格是街拍的身体局部照，按附录 A06 的规矩不放映——这条规矩对我们自己也一样。</w:t>
-      </w:r>
-    </w:p>
-    <w:p>
-      <w:pPr>
-        <w:pStyle w:val="SpokenText"/>
-      </w:pPr>
-      <w:r>
-        <w:t xml:space="preserve">一句话：“穿错”不能停在说法上，要落到一个部位——腰头。这就是第09页入口④的事实句：旧衣在哪里失效。</w:t>
+        <w:t xml:space="preserve">建议时间：2分钟　｜　课堂功能：入口②面料先行 · 概念→成形②：一手证据里最便宜的一条——一块布、一双手、一张照片；连回第11页</w:t>
+      </w:r>
+    </w:p>
+    <w:p>
+      <w:pPr>
+        <w:pStyle w:val="SpokenText"/>
+      </w:pPr>
+      <w:r>
+        <w:t xml:space="preserve">第二位，Luca Fabry，学生作品。这一条叫“面料先行”。</w:t>
+      </w:r>
+    </w:p>
+    <w:p>
+      <w:pPr>
+        <w:pStyle w:val="SpokenText"/>
+      </w:pPr>
+      <w:r>
+        <w:t xml:space="preserve">问题句：两块布非得用线才能连上吗？</w:t>
+      </w:r>
+    </w:p>
+    <w:p>
+      <w:pPr>
+        <w:pStyle w:val="SpokenText"/>
+      </w:pPr>
+      <w:r>
+        <w:t xml:space="preserve">据报道：他改用工业上的接合办法，让衣服上看不见缝线。</w:t>
+      </w:r>
+    </w:p>
+    <w:p>
+      <w:pPr>
+        <w:pStyle w:val="SpokenText"/>
+      </w:pPr>
+      <w:r>
+        <w:t xml:space="preserve">第一张，排布计划：整季排成一排，每一套下面写着这一套用哪种接法。先定怎么接，再定做成什么。</w:t>
+      </w:r>
+    </w:p>
+    <w:p>
+      <w:pPr>
+        <w:pStyle w:val="SpokenText"/>
+      </w:pPr>
+      <w:r>
+        <w:t xml:space="preserve">第二张，接法本身：从领口斜到腋下的那条线上，一针线也没有。</w:t>
+      </w:r>
+    </w:p>
+    <w:p>
+      <w:pPr>
+        <w:pStyle w:val="SpokenText"/>
+      </w:pPr>
+      <w:r>
+        <w:t xml:space="preserve">第三张，上身测试：同样的做法放到一件收腰外套上，前后各看一次。</w:t>
+      </w:r>
+    </w:p>
+    <w:p>
+      <w:pPr>
+        <w:pStyle w:val="SpokenText"/>
+      </w:pPr>
+      <w:r>
+        <w:t xml:space="preserve">第四张，台上：那一件的肩线，和第二张是同一种接法。</w:t>
+      </w:r>
+    </w:p>
+    <w:p>
+      <w:pPr>
+        <w:pStyle w:val="SpokenText"/>
+      </w:pPr>
+      <w:r>
+        <w:t xml:space="preserve">底下那句要记住：②的证据最便宜——一块布、一双手、一张照片。本周第11页“一手”三种里，第三种就是这个。</w:t>
+      </w:r>
+    </w:p>
+    <w:p>
+      <w:pPr>
+        <w:pStyle w:val="SpokenText"/>
+      </w:pPr>
+      <w:r>
+        <w:t xml:space="preserve">你没有模特、没有访谈，也能做这一条。今天下午就能做出一格。</w:t>
       </w:r>
     </w:p>
     <w:tbl>
@@ -4213,7 +4229,7 @@
                 <w:color w:val="111827"/>
                 <w:sz w:val="19"/>
               </w:rPr>
-              <w:t xml:space="preserve">下一位从一个故事开始——开场的造型 C。</w:t>
+              <w:t xml:space="preserve">面料先行看完。下一位把衣服直接建在动着的身体上。</w:t>
             </w:r>
           </w:p>
         </w:tc>
@@ -4229,7 +4245,7 @@
         <w:pStyle w:val="SlideTitle"/>
       </w:pPr>
       <w:r>
-        <w:t xml:space="preserve">幻灯片 16｜Lan Yang：“带走的家”落到衣服上，是衣片边上的五处手写</w:t>
+        <w:t xml:space="preserve">幻灯片 16｜Tiger Peng：每一次抓法，都在纸上写了名字</w:t>
       </w:r>
     </w:p>
     <w:p>
@@ -4237,111 +4253,79 @@
         <w:pStyle w:val="SlideMeta"/>
       </w:pPr>
       <w:r>
-        <w:t xml:space="preserve">建议时间：2分钟　｜　课堂功能：入口⑤叙事／概念 · 概念→成形③：故事落到部位＋尺寸；揭晓开场造型 C</w:t>
-      </w:r>
-    </w:p>
-    <w:p>
-      <w:pPr>
-        <w:pStyle w:val="SpokenText"/>
-      </w:pPr>
-      <w:r>
-        <w:t xml:space="preserve">开场的造型 C，是 Lan Yang，学生作品。</w:t>
-      </w:r>
-    </w:p>
-    <w:p>
-      <w:pPr>
-        <w:pStyle w:val="SpokenText"/>
-      </w:pPr>
-      <w:r>
-        <w:t xml:space="preserve">问题句：一个装满记忆的地方被改掉之后，还能带走什么？这一句是据报道改写，不是她自述。</w:t>
-      </w:r>
-    </w:p>
-    <w:p>
-      <w:pPr>
-        <w:pStyle w:val="SpokenText"/>
-      </w:pPr>
-      <w:r>
-        <w:t xml:space="preserve">这一句正好和第02周流程⑤的命题“必须逃离时，你能带走什么”撞上——那是我拿来对照的，不是她照着我们的课做。</w:t>
-      </w:r>
-    </w:p>
-    <w:p>
-      <w:pPr>
-        <w:pStyle w:val="SpokenText"/>
-      </w:pPr>
-      <w:r>
-        <w:t xml:space="preserve">报道说：起点是家里装修、“改动一个装满记忆的地方”那股别扭；衣服成了“可以带着走的家”，轮廓来自平面图。</w:t>
-      </w:r>
-    </w:p>
-    <w:p>
-      <w:pPr>
-        <w:pStyle w:val="SpokenText"/>
-      </w:pPr>
-      <w:r>
-        <w:t xml:space="preserve">先看第一格，调研：一张平面图，还有铺砖的图案；右上角是一张室内照片。</w:t>
-      </w:r>
-    </w:p>
-    <w:p>
-      <w:pPr>
-        <w:pStyle w:val="SpokenText"/>
-      </w:pPr>
-      <w:r>
-        <w:t xml:space="preserve">第三格，元素：同一套纹样，被摆成了四块衣片——右后、右前、左前、左后。</w:t>
-      </w:r>
-    </w:p>
-    <w:p>
-      <w:pPr>
-        <w:pStyle w:val="SpokenText"/>
-      </w:pPr>
-      <w:r>
-        <w:t xml:space="preserve">第六格，验证：前片四周有五处手写，每一处都带一个箭头，指着一条边。我念三处，你们看箭头指哪里。</w:t>
-      </w:r>
-    </w:p>
-    <w:p>
-      <w:pPr>
-        <w:pStyle w:val="SpokenText"/>
-      </w:pPr>
-      <w:r>
-        <w:t xml:space="preserve">“+3cm each panel side”——侧片各加 3 厘米。</w:t>
-      </w:r>
-    </w:p>
-    <w:p>
-      <w:pPr>
-        <w:pStyle w:val="SpokenText"/>
-      </w:pPr>
-      <w:r>
-        <w:t xml:space="preserve">“1cm gap for zip closure”——拉链留 1 厘米。</w:t>
-      </w:r>
-    </w:p>
-    <w:p>
-      <w:pPr>
-        <w:pStyle w:val="SpokenText"/>
-      </w:pPr>
-      <w:r>
-        <w:t xml:space="preserve">“no mosaic under arm”——腋下不贴马赛克。</w:t>
-      </w:r>
-    </w:p>
-    <w:p>
-      <w:pPr>
-        <w:pStyle w:val="SpokenText"/>
-      </w:pPr>
-      <w:r>
-        <w:t xml:space="preserve">第七格，成品——就是开场那一套，第03页的造型 C。</w:t>
-      </w:r>
-    </w:p>
-    <w:p>
-      <w:pPr>
-        <w:pStyle w:val="SpokenText"/>
-      </w:pPr>
-      <w:r>
-        <w:t xml:space="preserve">一句话：故事能不能做成衣服，看它能不能写成部位＋尺寸。</w:t>
-      </w:r>
-    </w:p>
-    <w:p>
-      <w:pPr>
-        <w:pStyle w:val="SpokenText"/>
-      </w:pPr>
-      <w:r>
-        <w:t xml:space="preserve">石材小样上的 ✓，和手写 marbles upcycled from local factory，在附录 A15。</w:t>
+        <w:t xml:space="preserve">建议时间：2分钟　｜　课堂功能：入口③立裁／身体 · 概念→成形③：起了名字别人才指得出是哪一次；揭晓开场造型 C，连到第22页</w:t>
+      </w:r>
+    </w:p>
+    <w:p>
+      <w:pPr>
+        <w:pStyle w:val="SpokenText"/>
+      </w:pPr>
+      <w:r>
+        <w:t xml:space="preserve">开场的造型 C，就是这一页。Tiger Peng，学生作品。</w:t>
+      </w:r>
+    </w:p>
+    <w:p>
+      <w:pPr>
+        <w:pStyle w:val="SpokenText"/>
+      </w:pPr>
+      <w:r>
+        <w:t xml:space="preserve">问题句：衣服先要能跟着人动，还是先要好看？</w:t>
+      </w:r>
+    </w:p>
+    <w:p>
+      <w:pPr>
+        <w:pStyle w:val="SpokenText"/>
+      </w:pPr>
+      <w:r>
+        <w:t xml:space="preserve">据报道：衣服建在动着的身体上，用拉紧的力定形。</w:t>
+      </w:r>
+    </w:p>
+    <w:p>
+      <w:pPr>
+        <w:pStyle w:val="SpokenText"/>
+      </w:pPr>
+      <w:r>
+        <w:t xml:space="preserve">先说一句规矩：这一页我不说“他”，也不说“她”——档案的中文和英文里都没有写。页面没写的，我们不补。</w:t>
+      </w:r>
+    </w:p>
+    <w:p>
+      <w:pPr>
+        <w:pStyle w:val="SpokenText"/>
+      </w:pPr>
+      <w:r>
+        <w:t xml:space="preserve">第一张，身体与固定点：整块布只吊在肩上一个点，其余靠自己垂下来。</w:t>
+      </w:r>
+    </w:p>
+    <w:p>
+      <w:pPr>
+        <w:pStyle w:val="SpokenText"/>
+      </w:pPr>
+      <w:r>
+        <w:t xml:space="preserve">第二张，立体试验：每一格旁边都写了名字——TWIST KNOTTING、CUPPING、CRUSHED。</w:t>
+      </w:r>
+    </w:p>
+    <w:p>
+      <w:pPr>
+        <w:pStyle w:val="SpokenText"/>
+      </w:pPr>
+      <w:r>
+        <w:t xml:space="preserve">第三张，记录：照片上直接写着，那个动作当时看到了什么。</w:t>
+      </w:r>
+    </w:p>
+    <w:p>
+      <w:pPr>
+        <w:pStyle w:val="SpokenText"/>
+      </w:pPr>
+      <w:r>
+        <w:t xml:space="preserve">第四张，台上：手上那团皮子被两只金属镯箍住——和第二张里的做法是同一个。</w:t>
+      </w:r>
+    </w:p>
+    <w:p>
+      <w:pPr>
+        <w:pStyle w:val="SpokenText"/>
+      </w:pPr>
+      <w:r>
+        <w:t xml:space="preserve">底下那句是今天的要害：起了名字，别人才指得出是哪一次。第22页同伴给你打 ✓ 的时候，问的就是这个——“哪一次？”</w:t>
       </w:r>
     </w:p>
     <w:tbl>
@@ -4398,7 +4382,7 @@
                 <w:color w:val="111827"/>
                 <w:sz w:val="19"/>
               </w:rPr>
-              <w:t xml:space="preserve">下一位从人台上的一块白布开始。</w:t>
+              <w:t xml:space="preserve">身体这一条看完。下一位从一件拆开的旧外套开始。</w:t>
             </w:r>
           </w:p>
         </w:tc>
@@ -4414,7 +4398,7 @@
         <w:pStyle w:val="SlideTitle"/>
       </w:pPr>
       <w:r>
-        <w:t xml:space="preserve">幻灯片 17｜Ahn Ji Young：“longer, more drapes” 写在试穿照上</w:t>
+        <w:t xml:space="preserve">幻灯片 17｜Oli Clarke：工作室里怎么披的，台上就怎么披</w:t>
       </w:r>
     </w:p>
     <w:p>
@@ -4422,111 +4406,79 @@
         <w:pStyle w:val="SlideMeta"/>
       </w:pPr>
       <w:r>
-        <w:t xml:space="preserve">建议时间：2分钟　｜　课堂功能：入口③立裁／身体 · 概念→成形④：修订意见＝部位＋方向；给第22页讲评一个范例</w:t>
-      </w:r>
-    </w:p>
-    <w:p>
-      <w:pPr>
-        <w:pStyle w:val="SpokenText"/>
-      </w:pPr>
-      <w:r>
-        <w:t xml:space="preserve">Ahn Ji Young，学生作品。</w:t>
-      </w:r>
-    </w:p>
-    <w:p>
-      <w:pPr>
-        <w:pStyle w:val="SpokenText"/>
-      </w:pPr>
-      <w:r>
-        <w:t xml:space="preserve">问题句：怎么让一件不动的衣服，看上去正在动、正在浮起来？</w:t>
-      </w:r>
-    </w:p>
-    <w:p>
-      <w:pPr>
-        <w:pStyle w:val="SpokenText"/>
-      </w:pPr>
-      <w:r>
-        <w:t xml:space="preserve">这一句是据自述改写，原文是问答，第一人称。</w:t>
-      </w:r>
-    </w:p>
-    <w:p>
-      <w:pPr>
-        <w:pStyle w:val="SpokenText"/>
-      </w:pPr>
-      <w:r>
-        <w:t xml:space="preserve">自述：这个系列讲复古未来主义——1960年代的人又乐观又害怕地想象未来。</w:t>
-      </w:r>
-    </w:p>
-    <w:p>
-      <w:pPr>
-        <w:pStyle w:val="SpokenText"/>
-      </w:pPr>
-      <w:r>
-        <w:t xml:space="preserve">而说好的技术进步，始终没有真的到来。</w:t>
-      </w:r>
-    </w:p>
-    <w:p>
-      <w:pPr>
-        <w:pStyle w:val="SpokenText"/>
-      </w:pPr>
-      <w:r>
-        <w:t xml:space="preserve">于是：会随身体变形的垂褶剪裁，穿上就会张开的编织包——让衣服看上去正在浮起来。</w:t>
-      </w:r>
-    </w:p>
-    <w:p>
-      <w:pPr>
-        <w:pStyle w:val="SpokenText"/>
-      </w:pPr>
-      <w:r>
-        <w:t xml:space="preserve">四格是同一件，前三格在同一个跨页上。</w:t>
-      </w:r>
-    </w:p>
-    <w:p>
-      <w:pPr>
-        <w:pStyle w:val="SpokenText"/>
-      </w:pPr>
-      <w:r>
-        <w:t xml:space="preserve">第五格，材料／结构，立裁：人台上的白坯布体量，正面一张、背面一张。</w:t>
-      </w:r>
-    </w:p>
-    <w:p>
-      <w:pPr>
-        <w:pStyle w:val="SpokenText"/>
-      </w:pPr>
-      <w:r>
-        <w:t xml:space="preserve">第三、四格：同一页的纸样，上面写着 pad、cut，旁边是拼贴效果图；那只白手袋，就是自述里的“编织包”。</w:t>
-      </w:r>
-    </w:p>
-    <w:p>
-      <w:pPr>
-        <w:pStyle w:val="SpokenText"/>
-      </w:pPr>
-      <w:r>
-        <w:t xml:space="preserve">第六格，验证／修正：在试穿照上直接画线，手写 longer, more drapes——更长，褶更多。</w:t>
-      </w:r>
-    </w:p>
-    <w:p>
-      <w:pPr>
-        <w:pStyle w:val="SpokenText"/>
-      </w:pPr>
-      <w:r>
-        <w:t xml:space="preserve">第七格，成品：同一件白色垂褶上装。</w:t>
-      </w:r>
-    </w:p>
-    <w:p>
-      <w:pPr>
-        <w:pStyle w:val="SpokenText"/>
-      </w:pPr>
-      <w:r>
-        <w:t xml:space="preserve">注意底部那一句：排版的先后不等于做的先后，这是第19页的第①条。所以我们只说⑤和③④在同一跨页上，不说谁先谁后。</w:t>
-      </w:r>
-    </w:p>
-    <w:p>
-      <w:pPr>
-        <w:pStyle w:val="SpokenText"/>
-      </w:pPr>
-      <w:r>
-        <w:t xml:space="preserve">一句好的修订意见＝部位＋方向：下摆，更长，褶更多。第22页同伴讲评就照这个写。</w:t>
+        <w:t xml:space="preserve">建议时间：2分钟　｜　课堂功能：入口④解构改造 · 概念→成形④：③和④之间没有第二步——那一次不是草稿，就是成品</w:t>
+      </w:r>
+    </w:p>
+    <w:p>
+      <w:pPr>
+        <w:pStyle w:val="SpokenText"/>
+      </w:pPr>
+      <w:r>
+        <w:t xml:space="preserve">第四位，Oli Clarke，学生作品。这一条叫“解构改造”。</w:t>
+      </w:r>
+    </w:p>
+    <w:p>
+      <w:pPr>
+        <w:pStyle w:val="SpokenText"/>
+      </w:pPr>
+      <w:r>
+        <w:t xml:space="preserve">问题句：旧衣服拆开以后，怎么决定接回去的样子？</w:t>
+      </w:r>
+    </w:p>
+    <w:p>
+      <w:pPr>
+        <w:pStyle w:val="SpokenText"/>
+      </w:pPr>
+      <w:r>
+        <w:t xml:space="preserve">据报道：他在古董市场做过四年买卖，用捡来的材料和衣服做设计，做到分不清哪些是捡来的、哪些是做出来的。</w:t>
+      </w:r>
+    </w:p>
+    <w:p>
+      <w:pPr>
+        <w:pStyle w:val="SpokenText"/>
+      </w:pPr>
+      <w:r>
+        <w:t xml:space="preserve">第一张，拆开：一件旧外套拆成零件——内胆、口袋、绒里、带子。</w:t>
+      </w:r>
+    </w:p>
+    <w:p>
+      <w:pPr>
+        <w:pStyle w:val="SpokenText"/>
+      </w:pPr>
+      <w:r>
+        <w:t xml:space="preserve">第二张，纸上先做一遍：牛皮纸剪开又贴起来，先把形状做出来。</w:t>
+      </w:r>
+    </w:p>
+    <w:p>
+      <w:pPr>
+        <w:pStyle w:val="SpokenText"/>
+      </w:pPr>
+      <w:r>
+        <w:t xml:space="preserve">第三张，身上披一遍：袖子不穿进去，直接围上，再在腰上收住。</w:t>
+      </w:r>
+    </w:p>
+    <w:p>
+      <w:pPr>
+        <w:pStyle w:val="SpokenText"/>
+      </w:pPr>
+      <w:r>
+        <w:t xml:space="preserve">第四张，台上：是同一件——同一块棕绗缝、同一圈毛边。</w:t>
+      </w:r>
+    </w:p>
+    <w:p>
+      <w:pPr>
+        <w:pStyle w:val="SpokenText"/>
+      </w:pPr>
+      <w:r>
+        <w:t xml:space="preserve">底下那句：③和④之间没有第二步。工作室那一次不是草稿，就是成品。</w:t>
+      </w:r>
+    </w:p>
+    <w:p>
+      <w:pPr>
+        <w:pStyle w:val="SpokenText"/>
+      </w:pPr>
+      <w:r>
+        <w:t xml:space="preserve">你的九格里，也会有一格是这样的——试出来就算，不用再画一遍。</w:t>
       </w:r>
     </w:p>
     <w:tbl>
@@ -4583,7 +4535,7 @@
                 <w:color w:val="111827"/>
                 <w:sz w:val="19"/>
               </w:rPr>
-              <w:t xml:space="preserve">下一位看主题的态度：同一个动作出现在三张图上。</w:t>
+              <w:t xml:space="preserve">旧衣这一条看完。最后一位，从台面上一块被人看轻的料子开始。</w:t>
             </w:r>
           </w:p>
         </w:tc>
@@ -4599,7 +4551,7 @@
         <w:pStyle w:val="SlideTitle"/>
       </w:pPr>
       <w:r>
-        <w:t xml:space="preserve">幻灯片 18｜Esme Chancellor：同一个动作，出现在三张图上</w:t>
+        <w:t xml:space="preserve">幻灯片 18｜Gemma Dolan：板上挑中的那块紫，一直走到了台上</w:t>
       </w:r>
     </w:p>
     <w:p>
@@ -4607,95 +4559,79 @@
         <w:pStyle w:val="SlideMeta"/>
       </w:pPr>
       <w:r>
-        <w:t xml:space="preserve">建议时间：2分钟　｜　课堂功能：主题的态度 · 概念→成形⑤：一个动作贯穿草图、白坯布与成品；揭晓开场造型 B</w:t>
-      </w:r>
-    </w:p>
-    <w:p>
-      <w:pPr>
-        <w:pStyle w:val="SpokenText"/>
-      </w:pPr>
-      <w:r>
-        <w:t xml:space="preserve">开场的造型 B，是 Esme Chancellor，学生作品。</w:t>
-      </w:r>
-    </w:p>
-    <w:p>
-      <w:pPr>
-        <w:pStyle w:val="SpokenText"/>
-      </w:pPr>
-      <w:r>
-        <w:t xml:space="preserve">问题句：本来不配套的几件衣服，中间那块空隙算不算衣服的一部分？这一句是据报道改写，不是她自述。</w:t>
-      </w:r>
-    </w:p>
-    <w:p>
-      <w:pPr>
-        <w:pStyle w:val="SpokenText"/>
-      </w:pPr>
-      <w:r>
-        <w:t xml:space="preserve">报道说：起点是 1850 年代的四件式日装，和“衣服之间那块奇怪的空隙”。</w:t>
-      </w:r>
-    </w:p>
-    <w:p>
-      <w:pPr>
-        <w:pStyle w:val="SpokenText"/>
-      </w:pPr>
-      <w:r>
-        <w:t xml:space="preserve">她把这种拼凑说成一种“Frankenwardrobe”——弗兰肯衣橱。</w:t>
-      </w:r>
-    </w:p>
-    <w:p>
-      <w:pPr>
-        <w:pStyle w:val="SpokenText"/>
-      </w:pPr>
-      <w:r>
-        <w:t xml:space="preserve">不成比例、不合身，却意外地有表现力；负空间成了搭配的一部分，不是要改掉的错误。</w:t>
-      </w:r>
-    </w:p>
-    <w:p>
-      <w:pPr>
-        <w:pStyle w:val="SpokenText"/>
-      </w:pPr>
-      <w:r>
-        <w:t xml:space="preserve">第一格，调研：参考板上有旧照片、针织纹样、缎带色卡；其中一张资料图下面印着 February 2008。</w:t>
-      </w:r>
-    </w:p>
-    <w:p>
-      <w:pPr>
-        <w:pStyle w:val="SpokenText"/>
-      </w:pPr>
-      <w:r>
-        <w:t xml:space="preserve">第四格，草图：双手在身前托起一大片布。</w:t>
-      </w:r>
-    </w:p>
-    <w:p>
-      <w:pPr>
-        <w:pStyle w:val="SpokenText"/>
-      </w:pPr>
-      <w:r>
-        <w:t xml:space="preserve">第五格，白坯布：模特做同一个动作。</w:t>
-      </w:r>
-    </w:p>
-    <w:p>
-      <w:pPr>
-        <w:pStyle w:val="SpokenText"/>
-      </w:pPr>
-      <w:r>
-        <w:t xml:space="preserve">第七格，成品：颜色、蓝缎带、黑颈带，都和草图一致。</w:t>
-      </w:r>
-    </w:p>
-    <w:p>
-      <w:pPr>
-        <w:pStyle w:val="SpokenText"/>
-      </w:pPr>
-      <w:r>
-        <w:t xml:space="preserve">一句话：同一个动作，草图、白坯布、成品上都有——这就是“态度”落到衣服上的样子。</w:t>
-      </w:r>
-    </w:p>
-    <w:p>
-      <w:pPr>
-        <w:pStyle w:val="SpokenText"/>
-      </w:pPr>
-      <w:r>
-        <w:t xml:space="preserve">还有一个例子，一句说不出口的话被做成一把椅子，放在附录 A18，课后自己看。</w:t>
+        <w:t xml:space="preserve">建议时间：2分钟　｜　课堂功能：入口⑤叙事／概念 · 概念→成形⑤：四张里是同一块料子——“一条线走到底”看起来的样子；揭晓开场造型 B</w:t>
+      </w:r>
+    </w:p>
+    <w:p>
+      <w:pPr>
+        <w:pStyle w:val="SpokenText"/>
+      </w:pPr>
+      <w:r>
+        <w:t xml:space="preserve">开场的造型 B，是 Gemma Dolan，学生作品。</w:t>
+      </w:r>
+    </w:p>
+    <w:p>
+      <w:pPr>
+        <w:pStyle w:val="SpokenText"/>
+      </w:pPr>
+      <w:r>
+        <w:t xml:space="preserve">问题句：被人说成俗气的料子，能不能撑起一整套？</w:t>
+      </w:r>
+    </w:p>
+    <w:p>
+      <w:pPr>
+        <w:pStyle w:val="SpokenText"/>
+      </w:pPr>
+      <w:r>
+        <w:t xml:space="preserve">据报道：她不接受“越简单越算数”那套排序，用常被看轻的料子做了一套给女性穿的衣服。</w:t>
+      </w:r>
+    </w:p>
+    <w:p>
+      <w:pPr>
+        <w:pStyle w:val="SpokenText"/>
+      </w:pPr>
+      <w:r>
+        <w:t xml:space="preserve">第一张，参考／调研：先把料子摊在台上挑，不是先画图。</w:t>
+      </w:r>
+    </w:p>
+    <w:p>
+      <w:pPr>
+        <w:pStyle w:val="SpokenText"/>
+      </w:pPr>
+      <w:r>
+        <w:t xml:space="preserve">第二张，转译：挑中的那块被裁成一条一条。</w:t>
+      </w:r>
+    </w:p>
+    <w:p>
+      <w:pPr>
+        <w:pStyle w:val="SpokenText"/>
+      </w:pPr>
+      <w:r>
+        <w:t xml:space="preserve">第三张，原型：条子绕到人台上，先看它自己站不站得住。</w:t>
+      </w:r>
+    </w:p>
+    <w:p>
+      <w:pPr>
+        <w:pStyle w:val="SpokenText"/>
+      </w:pPr>
+      <w:r>
+        <w:t xml:space="preserve">第四张，台上：裙子还是那块紫——叠绕的条子，加一条留出来的尾巴。</w:t>
+      </w:r>
+    </w:p>
+    <w:p>
+      <w:pPr>
+        <w:pStyle w:val="SpokenText"/>
+      </w:pPr>
+      <w:r>
+        <w:t xml:space="preserve">把四张连起来：台上挑出来 → 裁成条 → 上人台 → 走上台。同一块料子，一条线走到底。</w:t>
+      </w:r>
+    </w:p>
+    <w:p>
+      <w:pPr>
+        <w:pStyle w:val="SpokenText"/>
+      </w:pPr>
+      <w:r>
+        <w:t xml:space="preserve">第04周做主题板要的就是这种四张——不是四张好看的图，是四张连得上的图。</w:t>
       </w:r>
     </w:p>
     <w:tbl>
@@ -4752,7 +4688,7 @@
                 <w:color w:val="111827"/>
                 <w:sz w:val="19"/>
               </w:rPr>
-              <w:t xml:space="preserve">看完真实记录，也要知道这些页面证明不了什么。</w:t>
+              <w:t xml:space="preserve">五个入口看完了。接下来要说的是：这些图证明不了什么。</w:t>
             </w:r>
           </w:p>
         </w:tc>
@@ -4776,7 +4712,7 @@
         <w:pStyle w:val="SlideMeta"/>
       </w:pPr>
       <w:r>
-        <w:t xml:space="preserve">建议时间：2分钟　｜　课堂功能：第01周证据边界再用一次：作品集不能证明先后、数量、被放弃的方案与自述；Adya Nevatia 的“OR”连到发散板；给没带 A3 的学生五个起点</w:t>
+        <w:t xml:space="preserve">建议时间：2分钟　｜　课堂功能：第01周证据边界再用一次：四条边界都落在课后分类表上数得出来的数字；Adya Nevatia 的“OR”连到发散板；给没带 A3 的学生五个起点</w:t>
       </w:r>
     </w:p>
     <w:p>
@@ -4800,63 +4736,63 @@
         <w:pStyle w:val="SpokenText"/>
       </w:pPr>
       <w:r>
-        <w:t xml:space="preserve">看得见的写“可见”，看不见的写“待验证”。第01周那一页的规矩，对别人公开的作品、对你自己的板面，一样适用。</w:t>
-      </w:r>
-    </w:p>
-    <w:p>
-      <w:pPr>
-        <w:pStyle w:val="SpokenText"/>
-      </w:pPr>
-      <w:r>
-        <w:t xml:space="preserve">四条。第一，先后顺序：页面排版的先后，不等于做的先后。不写“她先做了A再做B”。</w:t>
-      </w:r>
-    </w:p>
-    <w:p>
-      <w:pPr>
-        <w:pStyle w:val="SpokenText"/>
-      </w:pPr>
-      <w:r>
-        <w:t xml:space="preserve">第二，数量：看到9张，不等于只做了9张。不猜她画了多少。</w:t>
-      </w:r>
-    </w:p>
-    <w:p>
-      <w:pPr>
-        <w:pStyle w:val="SpokenText"/>
-      </w:pPr>
-      <w:r>
-        <w:t xml:space="preserve">第三，被放弃的方案，大多不进作品集。第25页 Matteo 丢掉的那几个月就没有图——所以你的板面要留下划掉的格。</w:t>
-      </w:r>
-    </w:p>
-    <w:p>
-      <w:pPr>
-        <w:pStyle w:val="SpokenText"/>
-      </w:pPr>
-      <w:r>
-        <w:t xml:space="preserve">第四，话的来源：设计师自己说的写“据自述”，记者写的写“据报道”。图和话分开写。</w:t>
-      </w:r>
-    </w:p>
-    <w:p>
-      <w:pPr>
-        <w:pStyle w:val="SpokenText"/>
-      </w:pPr>
-      <w:r>
-        <w:t xml:space="preserve">右边是难得留下的“没决定”：Adya Nevatia，学生作品，两页铅笔草图。</w:t>
-      </w:r>
-    </w:p>
-    <w:p>
-      <w:pPr>
-        <w:pStyle w:val="SpokenText"/>
-      </w:pPr>
-      <w:r>
-        <w:t xml:space="preserve">上面手写着 chiffon sides OR diff colour jersey panel。</w:t>
-      </w:r>
-    </w:p>
-    <w:p>
-      <w:pPr>
-        <w:pStyle w:val="SpokenText"/>
-      </w:pPr>
-      <w:r>
-        <w:t xml:space="preserve">还有一处：Shirt OR Cardigan。</w:t>
+        <w:t xml:space="preserve">看得见的写“可见”，看不见的写“待验证”。第01周最后一页的规矩，对别人公开的作品、对你自己的板面，一样适用。</w:t>
+      </w:r>
+    </w:p>
+    <w:p>
+      <w:pPr>
+        <w:pStyle w:val="SpokenText"/>
+      </w:pPr>
+      <w:r>
+        <w:t xml:space="preserve">这一页四条，每条下面都有一个数字。课后我发的那张分类表上，你可以自己数一遍。</w:t>
+      </w:r>
+    </w:p>
+    <w:p>
+      <w:pPr>
+        <w:pStyle w:val="SpokenText"/>
+      </w:pPr>
+      <w:r>
+        <w:t xml:space="preserve">第一条，先后顺序：排版的先后不等于做的先后。分类表“立裁／身体”下面有 8 个人，文字支持的只有 1 个，其余 7 个写着“待证”。所以不写“先做了A再做B”。</w:t>
+      </w:r>
+    </w:p>
+    <w:p>
+      <w:pPr>
+        <w:pStyle w:val="SpokenText"/>
+      </w:pPr>
+      <w:r>
+        <w:t xml:space="preserve">第二条，数量：看到 9 张，不等于只做了 9 张。38 人里“叙事概念”10 个、“市场产品”只有 1 个——这是文字容易写什么，不是人真的怎么做。所以不猜画了多少。</w:t>
+      </w:r>
+    </w:p>
+    <w:p>
+      <w:pPr>
+        <w:pStyle w:val="SpokenText"/>
+      </w:pPr>
+      <w:r>
+        <w:t xml:space="preserve">第三条，被放弃的方案，大多不进作品集。但也有留下来的：第25页那五条裙子，画在同一张试身照上。所以你的板面要留下划掉的格。</w:t>
+      </w:r>
+    </w:p>
+    <w:p>
+      <w:pPr>
+        <w:pStyle w:val="SpokenText"/>
+      </w:pPr>
+      <w:r>
+        <w:t xml:space="preserve">第四条，话的来源：自己说的写“据自述”，别人写的写“据报道”。分类表每一行都注明依据和状态。</w:t>
+      </w:r>
+    </w:p>
+    <w:p>
+      <w:pPr>
+        <w:pStyle w:val="SpokenText"/>
+      </w:pPr>
+      <w:r>
+        <w:t xml:space="preserve">右边是难得留下的“没决定”：Adya Nevatia，学生作品。</w:t>
+      </w:r>
+    </w:p>
+    <w:p>
+      <w:pPr>
+        <w:pStyle w:val="SpokenText"/>
+      </w:pPr>
+      <w:r>
+        <w:t xml:space="preserve">上面手写着 chiffon sides OR diff colour jersey panel，还有一处 Shirt OR Cardigan。</w:t>
       </w:r>
     </w:p>
     <w:p>
@@ -4872,7 +4808,15 @@
         <w:pStyle w:val="SpokenText"/>
       </w:pPr>
       <w:r>
-        <w:t xml:space="preserve">没带 A3 的同学：从第14到18页五个起点里选一个当种子——一份档案、一件旧衣、一个空间、一块布在身上、一套旧衣服。</w:t>
+        <w:t xml:space="preserve">再说一句：画这两页的人，正是第一条里那 7 个“待证”之一。边界不是说给别人听的，它就落在这一页上。</w:t>
+      </w:r>
+    </w:p>
+    <w:p>
+      <w:pPr>
+        <w:pStyle w:val="SpokenText"/>
+      </w:pPr>
+      <w:r>
+        <w:t xml:space="preserve">没带 A3 的同学：从第14到18页五个起点里选一个当种子——档案、布、布在身上、旧衣、料子。</w:t>
       </w:r>
     </w:p>
     <w:tbl>
@@ -5315,7 +5259,7 @@
         <w:pStyle w:val="SpokenText"/>
       </w:pPr>
       <w:r>
-        <w:t xml:space="preserve">说话只用一种句式：过了几条，加改哪里。“过了①②，差③；下摆再长、褶再多”——像第17页 Ahn 在试穿照上的手写：部位＋方向。不说“我觉得你应该改成……”，也不说“再好看一点”。</w:t>
+        <w:t xml:space="preserve">说话只用一种句式：过了几条，加改哪里。“过了①②，差③；下摆更长、侧缝开衩”——像右边那张修订页上的手写：make longer 的箭头指着下摆，add slits 的线指着侧缝。部位＋方向。不说“我觉得你应该改成……”，也不说“再好看一点”。</w:t>
       </w:r>
     </w:p>
     <w:tbl>
@@ -5412,7 +5356,7 @@
         <w:pStyle w:val="SpokenText"/>
       </w:pPr>
       <w:r>
-        <w:t xml:space="preserve">摩擦证据5分：来自第11–12页七种之一，指得出是哪一次。它接到期末的“时代性与创意”。</w:t>
+        <w:t xml:space="preserve">摩擦证据5分：来自第11–12页七个来源，指得出是哪一次。它接到期末的“时代性与创意”。</w:t>
       </w:r>
     </w:p>
     <w:p>
@@ -5525,7 +5469,7 @@
         <w:pStyle w:val="SlideMeta"/>
       </w:pPr>
       <w:r>
-        <w:t xml:space="preserve">建议时间：1分钟　｜　课堂功能：布置下周准备：27格发散板与七种证据的数量</w:t>
+        <w:t xml:space="preserve">建议时间：1分钟　｜　课堂功能：布置下周准备：27格发散板与证据的数量</w:t>
       </w:r>
     </w:p>
     <w:p>
@@ -5638,55 +5582,63 @@
         <w:pStyle w:val="SlideMeta"/>
       </w:pPr>
       <w:r>
-        <w:t xml:space="preserve">建议时间：3分钟　｜　课堂功能：Matteo Dunkley 的方向转换连回第02周“回到前一步”；学生用三轴句式重写开场那一句，前后对照</w:t>
-      </w:r>
-    </w:p>
-    <w:p>
-      <w:pPr>
-        <w:pStyle w:val="SpokenText"/>
-      </w:pPr>
-      <w:r>
-        <w:t xml:space="preserve">最后一位，Matteo Dunkley，学生。</w:t>
-      </w:r>
-    </w:p>
-    <w:p>
-      <w:pPr>
-        <w:pStyle w:val="SpokenText"/>
-      </w:pPr>
-      <w:r>
-        <w:t xml:space="preserve">这一页写的是据报道，不是他自述：截止前两个月推翻方向，放弃几个月的调研和坯布。</w:t>
-      </w:r>
-    </w:p>
-    <w:p>
-      <w:pPr>
-        <w:pStyle w:val="SpokenText"/>
-      </w:pPr>
-      <w:r>
-        <w:t xml:space="preserve">此前半年，他做的是一个“忘掉五年里学到的一切”的系列。</w:t>
-      </w:r>
-    </w:p>
-    <w:p>
-      <w:pPr>
-        <w:pStyle w:val="SpokenText"/>
-      </w:pPr>
-      <w:r>
-        <w:t xml:space="preserve">在别人的建议下，他围绕预备系列里一件打蜡针织衫重新开始。</w:t>
-      </w:r>
-    </w:p>
-    <w:p>
-      <w:pPr>
-        <w:pStyle w:val="SpokenText"/>
-      </w:pPr>
-      <w:r>
-        <w:t xml:space="preserve">图上是重新开始后的纸样：纸、胶带、两条缎带。</w:t>
-      </w:r>
-    </w:p>
-    <w:p>
-      <w:pPr>
-        <w:pStyle w:val="SpokenText"/>
-      </w:pPr>
-      <w:r>
-        <w:t xml:space="preserve">第02周总览页说过：发现问题，就回到前一步。改方向不是失败。但要把放弃的那一版留下——它就是你板面上划掉的格。</w:t>
+        <w:t xml:space="preserve">建议时间：3分钟　｜　课堂功能：同一张试身照印五次、画五条裙子——挑过的痕迹留在纸上；学生用三轴句式重写开场那一句，前后对照</w:t>
+      </w:r>
+    </w:p>
+    <w:p>
+      <w:pPr>
+        <w:pStyle w:val="SpokenText"/>
+      </w:pPr>
+      <w:r>
+        <w:t xml:space="preserve">最后看一排图。下面那五张是同一张试身照，印了五次；五张上面画着五条不同的裙子。学生作品。</w:t>
+      </w:r>
+    </w:p>
+    <w:p>
+      <w:pPr>
+        <w:pStyle w:val="SpokenText"/>
+      </w:pPr>
+      <w:r>
+        <w:t xml:space="preserve">怎么知道是同一张？同一件上衣、同一双鞋、同一面墙——只有裙子换了五次。</w:t>
+      </w:r>
+    </w:p>
+    <w:p>
+      <w:pPr>
+        <w:pStyle w:val="SpokenText"/>
+      </w:pPr>
+      <w:r>
+        <w:t xml:space="preserve">五次换的是三样：腰（平的／抽褶／育克／系带）、量（贴身／鼓起／垂坠）、下摆（直／收口／不对称／荷叶边）。</w:t>
+      </w:r>
+    </w:p>
+    <w:p>
+      <w:pPr>
+        <w:pStyle w:val="SpokenText"/>
+      </w:pPr>
+      <w:r>
+        <w:t xml:space="preserve">这就是第20页那张九格表的样子——换什么 × 改多少。他在一张照片上做了五次。</w:t>
+      </w:r>
+    </w:p>
+    <w:p>
+      <w:pPr>
+        <w:pStyle w:val="SpokenText"/>
+      </w:pPr>
+      <w:r>
+        <w:t xml:space="preserve">要紧的是：挑过的痕迹，就这样留在纸上。没被选中的四条，也还在。</w:t>
+      </w:r>
+    </w:p>
+    <w:p>
+      <w:pPr>
+        <w:pStyle w:val="SpokenText"/>
+      </w:pPr>
+      <w:r>
+        <w:t xml:space="preserve">第02周第28页总览表说过：②③⑤⑦ 的数字会往回走，顺序并不相同。改方向不是失败。</w:t>
+      </w:r>
+    </w:p>
+    <w:p>
+      <w:pPr>
+        <w:pStyle w:val="SpokenText"/>
+      </w:pPr>
+      <w:r>
+        <w:t xml:space="preserve">但要把放弃的那一版留下——它就是你板面上划掉的格。</w:t>
       </w:r>
     </w:p>
     <w:p>
@@ -5702,7 +5654,15 @@
         <w:pStyle w:val="SpokenText"/>
       </w:pPr>
       <w:r>
-        <w:t xml:space="preserve">（写完后）开场多半写的是一个词；现在你写得出“薄合板、两处开孔、白坯布袖”。</w:t>
+        <w:t xml:space="preserve">三个造型的出处在右边：造型 A 第14页、造型 B 第18页、造型 C 第16页。</w:t>
+      </w:r>
+    </w:p>
+    <w:p>
+      <w:pPr>
+        <w:pStyle w:val="SpokenText"/>
+      </w:pPr>
+      <w:r>
+        <w:t xml:space="preserve">（写完后）开场多半写的是一个词；现在你写得出“薄板、两处开孔、白坯布袖”。</w:t>
       </w:r>
     </w:p>
     <w:p>
@@ -6271,7 +6231,7 @@
         <w:pStyle w:val="SlideTitle"/>
       </w:pPr>
       <w:r>
-        <w:t xml:space="preserve">补充 04｜穿着者画像的六个提问面：证据来自第11–12页七种</w:t>
+        <w:t xml:space="preserve">补充 04｜穿着者画像的六个提问面：证据来自第11–12页的七个来源</w:t>
       </w:r>
     </w:p>
     <w:p>
@@ -7858,7 +7818,7 @@
         <w:pStyle w:val="SpokenText"/>
       </w:pPr>
       <w:r>
-        <w:t xml:space="preserve">第二张，Lan Yang（学生）：小样表上有 ✓，还有四个手画的圈——挑过的痕迹留在纸上了。</w:t>
+        <w:t xml:space="preserve">第二张，Lan Yang（学生，另一份公开记录）：小样表上有 ✓，还有四个手画的圈——挑过的痕迹留在纸上了。</w:t>
       </w:r>
     </w:p>
     <w:p>
@@ -9096,7 +9056,7 @@
                 <w:color w:val="111827"/>
                 <w:sz w:val="17"/>
               </w:rPr>
-              <w:t xml:space="preserve">第14页薄合板夹克原型。</w:t>
+              <w:t xml:space="preserve">成品之前先做出来试的那一件。第18页人台上绕的布条就是。</w:t>
             </w:r>
           </w:p>
         </w:tc>
@@ -9126,7 +9086,7 @@
                 <w:color w:val="111827"/>
                 <w:sz w:val="17"/>
               </w:rPr>
-              <w:t xml:space="preserve">合板</w:t>
+              <w:t xml:space="preserve">胶合板</w:t>
             </w:r>
           </w:p>
         </w:tc>
@@ -9151,7 +9111,7 @@
                 <w:color w:val="111827"/>
                 <w:sz w:val="17"/>
               </w:rPr>
-              <w:t xml:space="preserve">hé bǎn</w:t>
+              <w:t xml:space="preserve">jiāo hé bǎn</w:t>
             </w:r>
           </w:p>
         </w:tc>
@@ -9176,7 +9136,7 @@
                 <w:color w:val="111827"/>
                 <w:sz w:val="17"/>
               </w:rPr>
-              <w:t xml:space="preserve">薄合板，第14页 Grey Buscemi。</w:t>
+              <w:t xml:space="preserve">薄木板。第14页挖着椭圆孔和弯三角孔的那两块。</w:t>
             </w:r>
           </w:p>
         </w:tc>
@@ -9206,7 +9166,7 @@
                 <w:color w:val="111827"/>
                 <w:sz w:val="17"/>
               </w:rPr>
-              <w:t xml:space="preserve">样片</w:t>
+              <w:t xml:space="preserve">线迹</w:t>
             </w:r>
           </w:p>
         </w:tc>
@@ -9231,7 +9191,7 @@
                 <w:color w:val="111827"/>
                 <w:sz w:val="17"/>
               </w:rPr>
-              <w:t xml:space="preserve">yàng piàn</w:t>
+              <w:t xml:space="preserve">xiàn jì</w:t>
             </w:r>
           </w:p>
         </w:tc>
@@ -9256,7 +9216,7 @@
                 <w:color w:val="111827"/>
                 <w:sz w:val="17"/>
               </w:rPr>
-              <w:t xml:space="preserve">第15页腰头里别进的红色样片。</w:t>
+              <w:t xml:space="preserve">缝线在布面上留下的痕迹。第15页那条斜接缝上一道也没有。</w:t>
             </w:r>
           </w:p>
         </w:tc>
@@ -9286,7 +9246,7 @@
                 <w:color w:val="111827"/>
                 <w:sz w:val="17"/>
               </w:rPr>
-              <w:t xml:space="preserve">马赛克</w:t>
+              <w:t xml:space="preserve">固定点</w:t>
             </w:r>
           </w:p>
         </w:tc>
@@ -9311,7 +9271,7 @@
                 <w:color w:val="111827"/>
                 <w:sz w:val="17"/>
               </w:rPr>
-              <w:t xml:space="preserve">mǎ sài kè</w:t>
+              <w:t xml:space="preserve">gù dìng diǎn</w:t>
             </w:r>
           </w:p>
         </w:tc>
@@ -9336,7 +9296,7 @@
                 <w:color w:val="111827"/>
                 <w:sz w:val="17"/>
               </w:rPr>
-              <w:t xml:space="preserve">第16页 Lan Yang 的衣片。</w:t>
+              <w:t xml:space="preserve">一块布被吊住的位置。第16页整块布只吊在肩上一个点。</w:t>
             </w:r>
           </w:p>
         </w:tc>
@@ -9366,7 +9326,7 @@
                 <w:color w:val="111827"/>
                 <w:sz w:val="17"/>
               </w:rPr>
-              <w:t xml:space="preserve">缎带</w:t>
+              <w:t xml:space="preserve">布条</w:t>
             </w:r>
           </w:p>
         </w:tc>
@@ -9391,7 +9351,7 @@
                 <w:color w:val="111827"/>
                 <w:sz w:val="17"/>
               </w:rPr>
-              <w:t xml:space="preserve">duàn dài</w:t>
+              <w:t xml:space="preserve">bù tiáo</w:t>
             </w:r>
           </w:p>
         </w:tc>
@@ -9416,7 +9376,7 @@
                 <w:color w:val="111827"/>
                 <w:sz w:val="17"/>
               </w:rPr>
-              <w:t xml:space="preserve">第18页 Esme 颈部浅蓝缎带；第25页纸样上的缎带。</w:t>
+              <w:t xml:space="preserve">第18页那块紫被裁成一条一条，再绕到人台上。</w:t>
             </w:r>
           </w:p>
         </w:tc>
@@ -10096,7 +10056,7 @@
         <w:pStyle w:val="LectureBullet"/>
       </w:pPr>
       <w:r>
-        <w:t xml:space="preserve">• Ahn Ji Young：学生作品，保留原名（第17页）。</w:t>
+        <w:t xml:space="preserve">• Luca Fabry：学生作品，保留原名（第15页）。</w:t>
       </w:r>
     </w:p>
     <w:p>
@@ -10104,7 +10064,7 @@
         <w:pStyle w:val="LectureBullet"/>
       </w:pPr>
       <w:r>
-        <w:t xml:space="preserve">• Beilu Song：学生作品，系列名《Error》，保留原名（第15页）。</w:t>
+        <w:t xml:space="preserve">• Tiger Peng：学生作品，保留原名（第16页）；档案里没有写人称代词，讲的时候不说“他”也不说“她”。</w:t>
       </w:r>
     </w:p>
     <w:p>
@@ -10112,7 +10072,7 @@
         <w:pStyle w:val="LectureBullet"/>
       </w:pPr>
       <w:r>
-        <w:t xml:space="preserve">• Lan Yang：学生作品，保留原名（第16页、附录 A15）。</w:t>
+        <w:t xml:space="preserve">• Oli Clarke：学生作品，保留原名（第17页）。</w:t>
       </w:r>
     </w:p>
     <w:p>
@@ -10120,6 +10080,22 @@
         <w:pStyle w:val="LectureBullet"/>
       </w:pPr>
       <w:r>
+        <w:t xml:space="preserve">• Gemma Dolan：学生作品，保留原名（第18页）。</w:t>
+      </w:r>
+    </w:p>
+    <w:p>
+      <w:pPr>
+        <w:pStyle w:val="LectureBullet"/>
+      </w:pPr>
+      <w:r>
+        <w:t xml:space="preserve">• Lan Yang：学生作品，保留原名（附录 A15）。</w:t>
+      </w:r>
+    </w:p>
+    <w:p>
+      <w:pPr>
+        <w:pStyle w:val="LectureBullet"/>
+      </w:pPr>
+      <w:r>
         <w:t xml:space="preserve">• María Alborés Lojo：学生作品，可读“玛丽亚”，保留原名；加利西亚（Galicia）在西班牙西北部；Sorolla 为画家名，保留原名（附录 A16）。</w:t>
       </w:r>
     </w:p>
@@ -10128,7 +10104,7 @@
         <w:pStyle w:val="LectureBullet"/>
       </w:pPr>
       <w:r>
-        <w:t xml:space="preserve">• Esme Chancellor：学生作品，保留原名（第18页）；Cece Che：学生作品，保留原名（附录 A18）。</w:t>
+        <w:t xml:space="preserve">• Cece Che：学生作品，保留原名（附录 A18）。</w:t>
       </w:r>
     </w:p>
     <w:p>
@@ -10136,7 +10112,7 @@
         <w:pStyle w:val="LectureBullet"/>
       </w:pPr>
       <w:r>
-        <w:t xml:space="preserve">• Adya Nevatia：学生作品（第19页）；Matteo Dunkley：学生作品（第25页）；保留原名。</w:t>
+        <w:t xml:space="preserve">• Adya Nevatia：学生作品（第19页），保留原名；第25页那五张试身照的作者，页面未署名，不补。</w:t>
       </w:r>
     </w:p>
     <w:p>

--- a/docs/jiangao/《女装设计》第03周_中国大陆课堂完整讲稿_中文.docx
+++ b/docs/jiangao/《女装设计》第03周_中国大陆课堂完整讲稿_中文.docx
@@ -4148,7 +4148,7 @@
         <w:pStyle w:val="SpokenText"/>
       </w:pPr>
       <w:r>
-        <w:t xml:space="preserve">第三张，上身测试：同样的做法放到一件收腰外套上，前后各看一次。</w:t>
+        <w:t xml:space="preserve">第三张，上身测试：换成一件收腰外套，同一件，前后各看一次。这一格是⑥验证。</w:t>
       </w:r>
     </w:p>
     <w:p>
@@ -4462,7 +4462,7 @@
         <w:pStyle w:val="SpokenText"/>
       </w:pPr>
       <w:r>
-        <w:t xml:space="preserve">第四张，台上：是同一件——同一块棕绗缝、同一圈毛边。</w:t>
+        <w:t xml:space="preserve">第四张，台上：和第一张是同一件——同一块棕绗缝，边上同一圈毛边。（毛边在第三张上看不见，所以要往回指第一张。）</w:t>
       </w:r>
     </w:p>
     <w:p>

--- a/docs/jiangao/《女装设计》第03周_中国大陆课堂完整讲稿_中文.docx
+++ b/docs/jiangao/《女装设计》第03周_中国大陆课堂完整讲稿_中文.docx
@@ -4293,31 +4293,39 @@
         <w:pStyle w:val="SpokenText"/>
       </w:pPr>
       <w:r>
-        <w:t xml:space="preserve">第一张，身体与固定点：整块布只吊在肩上一个点，其余靠自己垂下来。</w:t>
-      </w:r>
-    </w:p>
-    <w:p>
-      <w:pPr>
-        <w:pStyle w:val="SpokenText"/>
-      </w:pPr>
-      <w:r>
-        <w:t xml:space="preserve">第二张，立体试验：每一格旁边都写了名字——TWIST KNOTTING、CUPPING、CRUSHED。</w:t>
-      </w:r>
-    </w:p>
-    <w:p>
-      <w:pPr>
-        <w:pStyle w:val="SpokenText"/>
-      </w:pPr>
-      <w:r>
-        <w:t xml:space="preserve">第三张，记录：照片上直接写着，那个动作当时看到了什么。</w:t>
-      </w:r>
-    </w:p>
-    <w:p>
-      <w:pPr>
-        <w:pStyle w:val="SpokenText"/>
-      </w:pPr>
-      <w:r>
-        <w:t xml:space="preserve">第四张，台上：手上那团皮子被两只金属镯箍住——和第二张里的做法是同一个。</w:t>
+        <w:t xml:space="preserve">这一页只有三张，比前两位少一张。因为公开的过程就只有一页作品集跨页——①和②都从那一页上来，页边印着 Figure 7 和 Figure 8。</w:t>
+      </w:r>
+    </w:p>
+    <w:p>
+      <w:pPr>
+        <w:pStyle w:val="SpokenText"/>
+      </w:pPr>
+      <w:r>
+        <w:t xml:space="preserve">第一张，Figure 7：同一个人在同一片水泥地上，把同一块砖红色的布一次次披在身上，十几张俯拍摊在一页上。</w:t>
+      </w:r>
+    </w:p>
+    <w:p>
+      <w:pPr>
+        <w:pStyle w:val="SpokenText"/>
+      </w:pPr>
+      <w:r>
+        <w:t xml:space="preserve">每张照片上都用白线描出布当时的轮廓——披完一次就描一次。</w:t>
+      </w:r>
+    </w:p>
+    <w:p>
+      <w:pPr>
+        <w:pStyle w:val="SpokenText"/>
+      </w:pPr>
+      <w:r>
+        <w:t xml:space="preserve">第二张，Figure 8：每一格旁边都写了名字——TWIST KNOTTING、CUPPING、CRUSHED。</w:t>
+      </w:r>
+    </w:p>
+    <w:p>
+      <w:pPr>
+        <w:pStyle w:val="SpokenText"/>
+      </w:pPr>
+      <w:r>
+        <w:t xml:space="preserve">第三张，台上：手上那团皮子被两只金属镯箍住——和第二张里的做法是同一个。</w:t>
       </w:r>
     </w:p>
     <w:p>
@@ -9246,7 +9254,7 @@
                 <w:color w:val="111827"/>
                 <w:sz w:val="17"/>
               </w:rPr>
-              <w:t xml:space="preserve">固定点</w:t>
+              <w:t xml:space="preserve">轮廓</w:t>
             </w:r>
           </w:p>
         </w:tc>
@@ -9271,7 +9279,7 @@
                 <w:color w:val="111827"/>
                 <w:sz w:val="17"/>
               </w:rPr>
-              <w:t xml:space="preserve">gù dìng diǎn</w:t>
+              <w:t xml:space="preserve">lún kuò</w:t>
             </w:r>
           </w:p>
         </w:tc>
@@ -9296,7 +9304,7 @@
                 <w:color w:val="111827"/>
                 <w:sz w:val="17"/>
               </w:rPr>
-              <w:t xml:space="preserve">一块布被吊住的位置。第16页整块布只吊在肩上一个点。</w:t>
+              <w:t xml:space="preserve">一件衣服外缘的形。第16页每披一次就用白线把当时的轮廓描下来。</w:t>
             </w:r>
           </w:p>
         </w:tc>

--- a/docs/jiangao/《女装设计》第03周_中国大陆课堂完整讲稿_中文.docx
+++ b/docs/jiangao/《女装设计》第03周_中国大陆课堂完整讲稿_中文.docx
@@ -2543,23 +2543,31 @@
         <w:pStyle w:val="SpokenText"/>
       </w:pPr>
       <w:r>
-        <w:t xml:space="preserve">第1格，调研：灵感版左边，悬挂的布、木纹的截面。</w:t>
-      </w:r>
-    </w:p>
-    <w:p>
-      <w:pPr>
-        <w:pStyle w:val="SpokenText"/>
-      </w:pPr>
-      <w:r>
-        <w:t xml:space="preserve">第2格，设计命题：新闻稿写的是“将‘无价值’的废旧面料转化为‘有价值’的服装作品”。</w:t>
-      </w:r>
-    </w:p>
-    <w:p>
-      <w:pPr>
-        <w:pStyle w:val="SpokenText"/>
-      </w:pPr>
-      <w:r>
-        <w:t xml:space="preserve">同一段还写了两样：以日本寄木细工工艺为技术支点，融合道家“有生于无”。</w:t>
+        <w:t xml:space="preserve">第1格，调研。图上看得见：灵感版左边，悬挂的布、木纹的截面。</w:t>
+      </w:r>
+    </w:p>
+    <w:p>
+      <w:pPr>
+        <w:pStyle w:val="SpokenText"/>
+      </w:pPr>
+      <w:r>
+        <w:t xml:space="preserve">第2格，设计命题。新闻稿的原句是：“设计试图将‘无价值’的废旧面料转化、设计为新的‘有价值’的服装设计作品”。</w:t>
+      </w:r>
+    </w:p>
+    <w:p>
+      <w:pPr>
+        <w:pStyle w:val="SpokenText"/>
+      </w:pPr>
+      <w:r>
+        <w:t xml:space="preserve">同一段还写了技术从哪里来：以日本寄木细工工艺为技术支点，并融合道家“天下万物生于有，有生于无”的辩证的哲学思想。</w:t>
+      </w:r>
+    </w:p>
+    <w:p>
+      <w:pPr>
+        <w:pStyle w:val="SpokenText"/>
+      </w:pPr>
+      <w:r>
+        <w:t xml:space="preserve">页面上这一句我只摘了前半截，所以标的是“摘自新闻稿”，不是“原文”——引号里少一个字，就不能叫原文。</w:t>
       </w:r>
     </w:p>
     <w:p>
@@ -2575,15 +2583,23 @@
         <w:pStyle w:val="SpokenText"/>
       </w:pPr>
       <w:r>
-        <w:t xml:space="preserve">第3格，元素／形态：灵感版中间三张线描，层状的折线反复出现。</w:t>
-      </w:r>
-    </w:p>
-    <w:p>
-      <w:pPr>
-        <w:pStyle w:val="SpokenText"/>
-      </w:pPr>
-      <w:r>
-        <w:t xml:space="preserve">第4格，草图发散：同一个人台，一块白布，挂了九次。</w:t>
+        <w:t xml:space="preserve">第3格，元素／形态。图上：灵感版中间三张线描，层状的折线反复出现。</w:t>
+      </w:r>
+    </w:p>
+    <w:p>
+      <w:pPr>
+        <w:pStyle w:val="SpokenText"/>
+      </w:pPr>
+      <w:r>
+        <w:t xml:space="preserve">第4格，草图发散。图上：同一个人台，一块白坯布，挂了九次。</w:t>
+      </w:r>
+    </w:p>
+    <w:p>
+      <w:pPr>
+        <w:pStyle w:val="SpokenText"/>
+      </w:pPr>
+      <w:r>
+        <w:t xml:space="preserve">注意我没说“立裁”——新闻稿里没有这两个字。我们只说图上看得见的：挂了，九次。九是数出来的，你们自己数。</w:t>
       </w:r>
     </w:p>
     <w:p>
@@ -2599,7 +2615,31 @@
         <w:pStyle w:val="SpokenText"/>
       </w:pPr>
       <w:r>
-        <w:t xml:space="preserve">第5格，材料／结构：七块面料小样，条纹和拼块。第7格：系列成衣和走秀。</w:t>
+        <w:t xml:space="preserve">第5格，材料／结构。整页只有这一格有两种证据。</w:t>
+      </w:r>
+    </w:p>
+    <w:p>
+      <w:pPr>
+        <w:pStyle w:val="SpokenText"/>
+      </w:pPr>
+      <w:r>
+        <w:t xml:space="preserve">文字这边——新闻稿写了做法：把废旧面料多层复合，切削成片，再拼合成新的肌理面料。</w:t>
+      </w:r>
+    </w:p>
+    <w:p>
+      <w:pPr>
+        <w:pStyle w:val="SpokenText"/>
+      </w:pPr>
+      <w:r>
+        <w:t xml:space="preserve">回头看第2格那个问题句：废旧面料要经过什么，才算“有价值”？答案就是这三个动作。一个问题句该被什么样的句子回答，这就是样子——全是动作，一个形容词也没有。</w:t>
+      </w:r>
+    </w:p>
+    <w:p>
+      <w:pPr>
+        <w:pStyle w:val="SpokenText"/>
+      </w:pPr>
+      <w:r>
+        <w:t xml:space="preserve">图上这边：“面料尝试”那一栏，七张照片，条纹和拼块。第7格：系列成衣和走秀。</w:t>
       </w:r>
     </w:p>
     <w:p>
@@ -2744,7 +2784,7 @@
         <w:pStyle w:val="SpokenText"/>
       </w:pPr>
       <w:r>
-        <w:t xml:space="preserve">左边三栏，写着 Midjourney 和 ChatGPT 的输入和输出；右下是面料尝试和款式图。</w:t>
+        <w:t xml:space="preserve">图上左边三栏，写着 Midjourney 和 ChatGPT 的输入和输出；右下是面料尝试和款式图。</w:t>
       </w:r>
     </w:p>
     <w:p>
@@ -2905,7 +2945,15 @@
         <w:pStyle w:val="SpokenText"/>
       </w:pPr>
       <w:r>
-        <w:t xml:space="preserve">回头看第06页那个系列：九张立裁过了第③条“量”；“验证”那一格没公开，第06页。</w:t>
+        <w:t xml:space="preserve">回头看第06页那个系列：那九张挂布的照片过了第③条“量”；第⑤格新闻稿还写了做法——多层复合、切削成片、拼合。</w:t>
+      </w:r>
+    </w:p>
+    <w:p>
+      <w:pPr>
+        <w:pStyle w:val="SpokenText"/>
+      </w:pPr>
+      <w:r>
+        <w:t xml:space="preserve">但是第②条，身体落点，新闻稿里一句都没有：哪个部位、哪一轴，都没写。同一个得奖系列，四关里空的是这一条。</w:t>
       </w:r>
     </w:p>
     <w:p>
@@ -2969,7 +3017,7 @@
         <w:pStyle w:val="SpokenText"/>
       </w:pPr>
       <w:r>
-        <w:t xml:space="preserve">D 栏就是：留住一个道理，换掉一样东西，放到一个部位。</w:t>
+        <w:t xml:space="preserve">D 栏——就是第01周原理卡上的那一栏——留住一个道理，换掉一样东西，放到一个部位。</w:t>
       </w:r>
     </w:p>
     <w:p>

--- a/docs/jiangao/《女装设计》第03周_中国大陆课堂完整讲稿_中文.docx
+++ b/docs/jiangao/《女装设计》第03周_中国大陆课堂完整讲稿_中文.docx
@@ -3979,7 +3979,7 @@
         <w:pStyle w:val="SlideMeta"/>
       </w:pPr>
       <w:r>
-        <w:t xml:space="preserve">建议时间：2分钟　｜　课堂功能：入口①调研驱动 · 概念→成形①：从问题句走到一张数得出来的排布图；揭晓开场造型 A</w:t>
+        <w:t xml:space="preserve">建议时间：2分钟　｜　课堂功能：入口①调研驱动 · 概念→成形①：从问题句走到一张数得出来的排布计划；揭晓开场造型 A</w:t>
       </w:r>
     </w:p>
     <w:p>
@@ -4011,39 +4011,47 @@
         <w:pStyle w:val="SpokenText"/>
       </w:pPr>
       <w:r>
-        <w:t xml:space="preserve">中间四张是过程。</w:t>
-      </w:r>
-    </w:p>
-    <w:p>
-      <w:pPr>
-        <w:pStyle w:val="SpokenText"/>
-      </w:pPr>
-      <w:r>
-        <w:t xml:space="preserve">第一张，排布图：竖线在三个高度上错开，底下数着 5、40、13、40、7。</w:t>
-      </w:r>
-    </w:p>
-    <w:p>
-      <w:pPr>
-        <w:pStyle w:val="SpokenText"/>
-      </w:pPr>
-      <w:r>
-        <w:t xml:space="preserve">第二张，元素／形态：同一个形挖了两份——一个椭圆孔，一个弯三角孔。</w:t>
-      </w:r>
-    </w:p>
-    <w:p>
-      <w:pPr>
-        <w:pStyle w:val="SpokenText"/>
-      </w:pPr>
-      <w:r>
-        <w:t xml:space="preserve">第三张，材料／结构：孔里塞进了白坯布。板是硬的，穿过去的那一块是软的。</w:t>
-      </w:r>
-    </w:p>
-    <w:p>
-      <w:pPr>
-        <w:pStyle w:val="SpokenText"/>
-      </w:pPr>
-      <w:r>
-        <w:t xml:space="preserve">第四张，台上：椭圆孔里鼓出短袖，三角孔里伸出手；裙褶也在几个高度上错开——和第一张一样。</w:t>
+        <w:t xml:space="preserve">中间四张是过程。先看图上那个圈号：它不是“第几张”，是第01周七格的第几格。</w:t>
+      </w:r>
+    </w:p>
+    <w:p>
+      <w:pPr>
+        <w:pStyle w:val="SpokenText"/>
+      </w:pPr>
+      <w:r>
+        <w:t xml:space="preserve">下面那排格子里，亮着的就是这四个号。念的时候连着格名一起念——这四页都这么读。</w:t>
+      </w:r>
+    </w:p>
+    <w:p>
+      <w:pPr>
+        <w:pStyle w:val="SpokenText"/>
+      </w:pPr>
+      <w:r>
+        <w:t xml:space="preserve">③元素／形态：同一个形挖了两份——一个椭圆孔，一个弯三角孔。</w:t>
+      </w:r>
+    </w:p>
+    <w:p>
+      <w:pPr>
+        <w:pStyle w:val="SpokenText"/>
+      </w:pPr>
+      <w:r>
+        <w:t xml:space="preserve">④草图发散，页面上叫“排布计划”：竖线在三个高度上错开，底下数着 5、40、13、40、7。</w:t>
+      </w:r>
+    </w:p>
+    <w:p>
+      <w:pPr>
+        <w:pStyle w:val="SpokenText"/>
+      </w:pPr>
+      <w:r>
+        <w:t xml:space="preserve">⑤材料／结构：孔里塞进了白坯布。板是硬的，穿过去的那一块是软的。</w:t>
+      </w:r>
+    </w:p>
+    <w:p>
+      <w:pPr>
+        <w:pStyle w:val="SpokenText"/>
+      </w:pPr>
+      <w:r>
+        <w:t xml:space="preserve">⑦系列／展示：台上椭圆孔里鼓出短袖，三角孔里伸出手；裙褶也在几个高度上错开——和④那张一样。</w:t>
       </w:r>
     </w:p>
     <w:p>
@@ -4180,39 +4188,39 @@
         <w:pStyle w:val="SpokenText"/>
       </w:pPr>
       <w:r>
-        <w:t xml:space="preserve">第一张，排布计划：整季排成一排，每一套下面写着这一套用哪种接法。先定怎么接，再定做成什么。</w:t>
-      </w:r>
-    </w:p>
-    <w:p>
-      <w:pPr>
-        <w:pStyle w:val="SpokenText"/>
-      </w:pPr>
-      <w:r>
-        <w:t xml:space="preserve">第二张，接法本身：从领口斜到腋下的那条线上，一针线也没有。</w:t>
-      </w:r>
-    </w:p>
-    <w:p>
-      <w:pPr>
-        <w:pStyle w:val="SpokenText"/>
-      </w:pPr>
-      <w:r>
-        <w:t xml:space="preserve">第三张，上身测试：换成一件收腰外套，同一件，前后各看一次。这一格是⑥验证。</w:t>
-      </w:r>
-    </w:p>
-    <w:p>
-      <w:pPr>
-        <w:pStyle w:val="SpokenText"/>
-      </w:pPr>
-      <w:r>
-        <w:t xml:space="preserve">第四张，台上：那一件的肩线，和第二张是同一种接法。</w:t>
-      </w:r>
-    </w:p>
-    <w:p>
-      <w:pPr>
-        <w:pStyle w:val="SpokenText"/>
-      </w:pPr>
-      <w:r>
-        <w:t xml:space="preserve">底下那句要记住：②的证据最便宜——一块布、一双手、一张照片。本周第11页“一手”三种里，第三种就是这个。</w:t>
+        <w:t xml:space="preserve">④草图发散，页面上叫“排布计划”：整季排成一排，每一套下面写着这一套用哪种接法。先定怎么接，再定做成什么。</w:t>
+      </w:r>
+    </w:p>
+    <w:p>
+      <w:pPr>
+        <w:pStyle w:val="SpokenText"/>
+      </w:pPr>
+      <w:r>
+        <w:t xml:space="preserve">⑤材料／结构，就是接法本身：从领口斜到腋下的那条线上，一针线也没有。</w:t>
+      </w:r>
+    </w:p>
+    <w:p>
+      <w:pPr>
+        <w:pStyle w:val="SpokenText"/>
+      </w:pPr>
+      <w:r>
+        <w:t xml:space="preserve">⑥验证／修正，上身测试：换成一件收腰外套，同一件，前后各看一次。</w:t>
+      </w:r>
+    </w:p>
+    <w:p>
+      <w:pPr>
+        <w:pStyle w:val="SpokenText"/>
+      </w:pPr>
+      <w:r>
+        <w:t xml:space="preserve">⑦系列／展示：台上那一件的肩线，和⑤那张是同一种接法。</w:t>
+      </w:r>
+    </w:p>
+    <w:p>
+      <w:pPr>
+        <w:pStyle w:val="SpokenText"/>
+      </w:pPr>
+      <w:r>
+        <w:t xml:space="preserve">底下那句要记住：②的证据最便宜——一块布、一双手、一张照片。第11页一手证据里的“实物收集”就是这个。</w:t>
       </w:r>
     </w:p>
     <w:p>
@@ -4341,15 +4349,23 @@
         <w:pStyle w:val="SpokenText"/>
       </w:pPr>
       <w:r>
-        <w:t xml:space="preserve">这一页只有三张，比前两位少一张。因为公开的过程就只有一页作品集跨页——①和②都从那一页上来，页边印着 Figure 7 和 Figure 8。</w:t>
-      </w:r>
-    </w:p>
-    <w:p>
-      <w:pPr>
-        <w:pStyle w:val="SpokenText"/>
-      </w:pPr>
-      <w:r>
-        <w:t xml:space="preserve">第一张，Figure 7：同一个人在同一片水泥地上，把同一块砖红色的布一次次披在身上，十几张俯拍摊在一页上。</w:t>
+        <w:t xml:space="preserve">这一页只有三张，比前两位少一张。因为公开的过程就只有一页作品集跨页——④和⑤都从那一页上来，页边印着 Figure 7 和 Figure 8。</w:t>
+      </w:r>
+    </w:p>
+    <w:p>
+      <w:pPr>
+        <w:pStyle w:val="SpokenText"/>
+      </w:pPr>
+      <w:r>
+        <w:t xml:space="preserve">④草图发散，Figure 7：同一个人在同一片水泥地上，把同一块砖红色的布一次次披在身上，十几张俯拍摊在一页上。</w:t>
+      </w:r>
+    </w:p>
+    <w:p>
+      <w:pPr>
+        <w:pStyle w:val="SpokenText"/>
+      </w:pPr>
+      <w:r>
+        <w:t xml:space="preserve">为什么是④不是⑥——同一块布在同一个身上披十几次，那是在铺开可能，不是在改错。第06页第4格白布挂九次，是同一个道理。</w:t>
       </w:r>
     </w:p>
     <w:p>
@@ -4365,15 +4381,15 @@
         <w:pStyle w:val="SpokenText"/>
       </w:pPr>
       <w:r>
-        <w:t xml:space="preserve">第二张，Figure 8：每一格旁边都写了名字——TWIST KNOTTING、CUPPING、CRUSHED。</w:t>
-      </w:r>
-    </w:p>
-    <w:p>
-      <w:pPr>
-        <w:pStyle w:val="SpokenText"/>
-      </w:pPr>
-      <w:r>
-        <w:t xml:space="preserve">第三张，台上：手上那团皮子被两只金属镯箍住——和第二张里的做法是同一个。</w:t>
+        <w:t xml:space="preserve">⑤材料／结构，Figure 8：每一格旁边都写了名字——TWIST KNOTTING、CUPPING、CRUSHED。</w:t>
+      </w:r>
+    </w:p>
+    <w:p>
+      <w:pPr>
+        <w:pStyle w:val="SpokenText"/>
+      </w:pPr>
+      <w:r>
+        <w:t xml:space="preserve">⑦系列／展示：台上手里那团皮子被两只金属镯箍住——和⑤里的做法是同一个。</w:t>
       </w:r>
     </w:p>
     <w:p>
@@ -4462,7 +4478,7 @@
         <w:pStyle w:val="SlideMeta"/>
       </w:pPr>
       <w:r>
-        <w:t xml:space="preserve">建议时间：2分钟　｜　课堂功能：入口④解构改造 · 概念→成形④：③和④之间没有第二步——那一次不是草稿，就是成品</w:t>
+        <w:t xml:space="preserve">建议时间：2分钟　｜　课堂功能：入口④解构改造 · 概念→成形④：⑥和⑦之间没有第二步——那一次不是草稿，就是成品</w:t>
       </w:r>
     </w:p>
     <w:p>
@@ -4494,39 +4510,39 @@
         <w:pStyle w:val="SpokenText"/>
       </w:pPr>
       <w:r>
-        <w:t xml:space="preserve">第一张，拆开：一件旧外套拆成零件——内胆、口袋、绒里、带子。</w:t>
-      </w:r>
-    </w:p>
-    <w:p>
-      <w:pPr>
-        <w:pStyle w:val="SpokenText"/>
-      </w:pPr>
-      <w:r>
-        <w:t xml:space="preserve">第二张，纸上先做一遍：牛皮纸剪开又贴起来，先把形状做出来。</w:t>
-      </w:r>
-    </w:p>
-    <w:p>
-      <w:pPr>
-        <w:pStyle w:val="SpokenText"/>
-      </w:pPr>
-      <w:r>
-        <w:t xml:space="preserve">第三张，身上披一遍：袖子不穿进去，直接围上，再在腰上收住。</w:t>
-      </w:r>
-    </w:p>
-    <w:p>
-      <w:pPr>
-        <w:pStyle w:val="SpokenText"/>
-      </w:pPr>
-      <w:r>
-        <w:t xml:space="preserve">第四张，台上：和第一张是同一件——同一块棕绗缝，边上同一圈毛边。（毛边在第三张上看不见，所以要往回指第一张。）</w:t>
-      </w:r>
-    </w:p>
-    <w:p>
-      <w:pPr>
-        <w:pStyle w:val="SpokenText"/>
-      </w:pPr>
-      <w:r>
-        <w:t xml:space="preserve">底下那句：③和④之间没有第二步。工作室那一次不是草稿，就是成品。</w:t>
+        <w:t xml:space="preserve">①调研，拆开：一件旧外套拆成零件——内胆、口袋、绒里、带子。这一条入口的“调研”，就是把别人做好的东西拆开看。</w:t>
+      </w:r>
+    </w:p>
+    <w:p>
+      <w:pPr>
+        <w:pStyle w:val="SpokenText"/>
+      </w:pPr>
+      <w:r>
+        <w:t xml:space="preserve">④草图发散，纸上先做一遍：牛皮纸剪开又贴起来，先把形状做出来。</w:t>
+      </w:r>
+    </w:p>
+    <w:p>
+      <w:pPr>
+        <w:pStyle w:val="SpokenText"/>
+      </w:pPr>
+      <w:r>
+        <w:t xml:space="preserve">⑥验证／修正，身上披一遍：袖子不穿进去，直接围上，再在腰上收住。</w:t>
+      </w:r>
+    </w:p>
+    <w:p>
+      <w:pPr>
+        <w:pStyle w:val="SpokenText"/>
+      </w:pPr>
+      <w:r>
+        <w:t xml:space="preserve">⑦系列／展示：台上和①是同一件——同一块棕绗缝，边上同一圈毛边。（毛边在⑥那张上看不见，所以要往回指①。）</w:t>
+      </w:r>
+    </w:p>
+    <w:p>
+      <w:pPr>
+        <w:pStyle w:val="SpokenText"/>
+      </w:pPr>
+      <w:r>
+        <w:t xml:space="preserve">底下那句：⑥和⑦之间没有第二步。工作室那一次不是草稿，就是成品。</w:t>
       </w:r>
     </w:p>
     <w:p>
@@ -4647,31 +4663,31 @@
         <w:pStyle w:val="SpokenText"/>
       </w:pPr>
       <w:r>
-        <w:t xml:space="preserve">第一张，参考／调研：先把料子摊在台上挑，不是先画图。</w:t>
-      </w:r>
-    </w:p>
-    <w:p>
-      <w:pPr>
-        <w:pStyle w:val="SpokenText"/>
-      </w:pPr>
-      <w:r>
-        <w:t xml:space="preserve">第二张，转译：挑中的那块被裁成一条一条。</w:t>
-      </w:r>
-    </w:p>
-    <w:p>
-      <w:pPr>
-        <w:pStyle w:val="SpokenText"/>
-      </w:pPr>
-      <w:r>
-        <w:t xml:space="preserve">第三张，原型：条子绕到人台上，先看它自己站不站得住。</w:t>
-      </w:r>
-    </w:p>
-    <w:p>
-      <w:pPr>
-        <w:pStyle w:val="SpokenText"/>
-      </w:pPr>
-      <w:r>
-        <w:t xml:space="preserve">第四张，台上：裙子还是那块紫——叠绕的条子，加一条留出来的尾巴。</w:t>
+        <w:t xml:space="preserve">①调研，参考／调研：先把料子摊在台上挑，不是先画图。</w:t>
+      </w:r>
+    </w:p>
+    <w:p>
+      <w:pPr>
+        <w:pStyle w:val="SpokenText"/>
+      </w:pPr>
+      <w:r>
+        <w:t xml:space="preserve">③元素／形态，转译：挑中的那块被裁成一条一条——“条”就是这一套的元素。</w:t>
+      </w:r>
+    </w:p>
+    <w:p>
+      <w:pPr>
+        <w:pStyle w:val="SpokenText"/>
+      </w:pPr>
+      <w:r>
+        <w:t xml:space="preserve">⑤材料／结构，原型：条子绕到人台上，先看它自己站不站得住。</w:t>
+      </w:r>
+    </w:p>
+    <w:p>
+      <w:pPr>
+        <w:pStyle w:val="SpokenText"/>
+      </w:pPr>
+      <w:r>
+        <w:t xml:space="preserve">⑦系列／展示：台上裙子还是那块紫——叠绕的条子，加一条留出来的尾巴。</w:t>
       </w:r>
     </w:p>
     <w:p>

--- a/docs/jiangao/《女装设计》第03周_中国大陆课堂完整讲稿_中文.docx
+++ b/docs/jiangao/《女装设计》第03周_中国大陆课堂完整讲稿_中文.docx
@@ -4180,7 +4180,31 @@
         <w:pStyle w:val="SpokenText"/>
       </w:pPr>
       <w:r>
-        <w:t xml:space="preserve">据报道：他改用工业上的接合办法，让衣服上看不见缝线。</w:t>
+        <w:t xml:space="preserve">据报道：背心、衬衫、连衣裙用的是超声波焊接。</w:t>
+      </w:r>
+    </w:p>
+    <w:p>
+      <w:pPr>
+        <w:pStyle w:val="SpokenText"/>
+      </w:pPr>
+      <w:r>
+        <w:t xml:space="preserve">这是汽车工业上的办法——靠振动、热和压力把两块布接在一起，不用一根线。</w:t>
+      </w:r>
+    </w:p>
+    <w:p>
+      <w:pPr>
+        <w:pStyle w:val="SpokenText"/>
+      </w:pPr>
+      <w:r>
+        <w:t xml:space="preserve">皮革他另用一种：热压粘合，接缝同样看不见。</w:t>
+      </w:r>
+    </w:p>
+    <w:p>
+      <w:pPr>
+        <w:pStyle w:val="SpokenText"/>
+      </w:pPr>
+      <w:r>
+        <w:t xml:space="preserve">记住这一步：他没有发明新料子，他换的是“怎么接”。</w:t>
       </w:r>
     </w:p>
     <w:p>
@@ -4196,7 +4220,7 @@
         <w:pStyle w:val="SpokenText"/>
       </w:pPr>
       <w:r>
-        <w:t xml:space="preserve">⑤材料／结构，就是接法本身：从领口斜到腋下的那条线上，一针线也没有。</w:t>
+        <w:t xml:space="preserve">⑤材料／结构，接法本身：从领口斜到腋下的那条线上，一针线也没有。名字是报道里写的，“没有线”是图上看得见的——两样分开记。</w:t>
       </w:r>
     </w:p>
     <w:p>
@@ -4212,23 +4236,31 @@
         <w:pStyle w:val="SpokenText"/>
       </w:pPr>
       <w:r>
-        <w:t xml:space="preserve">⑦系列／展示：台上那一件的肩线，和⑤那张是同一种接法。</w:t>
-      </w:r>
-    </w:p>
-    <w:p>
-      <w:pPr>
-        <w:pStyle w:val="SpokenText"/>
-      </w:pPr>
-      <w:r>
-        <w:t xml:space="preserve">底下那句要记住：②的证据最便宜——一块布、一双手、一张照片。第11页一手证据里的“实物收集”就是这个。</w:t>
-      </w:r>
-    </w:p>
-    <w:p>
-      <w:pPr>
-        <w:pStyle w:val="SpokenText"/>
-      </w:pPr>
-      <w:r>
-        <w:t xml:space="preserve">你没有模特、没有访谈，也能做这一条。今天下午就能做出一格。</w:t>
+        <w:t xml:space="preserve">⑦系列／展示：台上那一件的肩线，和⑤那张一样，看不见线。</w:t>
+      </w:r>
+    </w:p>
+    <w:p>
+      <w:pPr>
+        <w:pStyle w:val="SpokenText"/>
+      </w:pPr>
+      <w:r>
+        <w:t xml:space="preserve">底下那句要记住：他用的机器你没有，但他问的问题你有——“不用线，两块布还能怎么连？”</w:t>
+      </w:r>
+    </w:p>
+    <w:p>
+      <w:pPr>
+        <w:pStyle w:val="SpokenText"/>
+      </w:pPr>
+      <w:r>
+        <w:t xml:space="preserve">你手上的一手证据是熨斗、胶、热压、绳结。做一块 10 厘米见方的样，拍一张照，那就是一格。第11页“实物收集”。</w:t>
+      </w:r>
+    </w:p>
+    <w:p>
+      <w:pPr>
+        <w:pStyle w:val="SpokenText"/>
+      </w:pPr>
+      <w:r>
+        <w:t xml:space="preserve">今天下午就能做出来。不要去模仿超声波焊接，要拿走的是那个问法。</w:t>
       </w:r>
     </w:p>
     <w:tbl>
@@ -9289,6 +9321,166 @@
                 <w:sz w:val="17"/>
               </w:rPr>
               <w:t xml:space="preserve">缝线在布面上留下的痕迹。第15页那条斜接缝上一道也没有。</w:t>
+            </w:r>
+          </w:p>
+        </w:tc>
+      </w:tr>
+      <w:tr>
+        <w:trPr>
+          <w:cantSplit/>
+        </w:trPr>
+        <w:tc>
+          <w:tcPr>
+            <w:tcW w:type="dxa" w:w="3175"/>
+            <w:tcMar>
+              <w:top w:w="100" w:type="dxa"/>
+              <w:start w:w="140" w:type="dxa"/>
+              <w:bottom w:w="100" w:type="dxa"/>
+              <w:end w:w="140" w:type="dxa"/>
+            </w:tcMar>
+          </w:tcPr>
+          <w:p>
+            <w:pPr>
+              <w:jc w:val="center"/>
+            </w:pPr>
+            <w:r>
+              <w:rPr>
+                <w:rFonts w:ascii="Arial" w:hAnsi="Arial" w:eastAsia="Noto Sans CJK SC"/>
+                <w:b/>
+                <w:color w:val="111827"/>
+                <w:sz w:val="17"/>
+              </w:rPr>
+              <w:t xml:space="preserve">超声波焊接</w:t>
+            </w:r>
+          </w:p>
+        </w:tc>
+        <w:tc>
+          <w:tcPr>
+            <w:tcW w:type="dxa" w:w="3175"/>
+            <w:tcMar>
+              <w:top w:w="100" w:type="dxa"/>
+              <w:start w:w="140" w:type="dxa"/>
+              <w:bottom w:w="100" w:type="dxa"/>
+              <w:end w:w="140" w:type="dxa"/>
+            </w:tcMar>
+          </w:tcPr>
+          <w:p>
+            <w:pPr>
+              <w:jc w:val="center"/>
+            </w:pPr>
+            <w:r>
+              <w:rPr>
+                <w:rFonts w:ascii="Arial" w:hAnsi="Arial" w:eastAsia="Noto Sans CJK SC"/>
+                <w:b w:val="0"/>
+                <w:color w:val="111827"/>
+                <w:sz w:val="17"/>
+              </w:rPr>
+              <w:t xml:space="preserve">chāo shēng bō hàn jiē</w:t>
+            </w:r>
+          </w:p>
+        </w:tc>
+        <w:tc>
+          <w:tcPr>
+            <w:tcW w:type="dxa" w:w="3175"/>
+            <w:tcMar>
+              <w:top w:w="100" w:type="dxa"/>
+              <w:start w:w="140" w:type="dxa"/>
+              <w:bottom w:w="100" w:type="dxa"/>
+              <w:end w:w="140" w:type="dxa"/>
+            </w:tcMar>
+          </w:tcPr>
+          <w:p>
+            <w:pPr>
+              <w:jc w:val="left"/>
+            </w:pPr>
+            <w:r>
+              <w:rPr>
+                <w:rFonts w:ascii="Arial" w:hAnsi="Arial" w:eastAsia="Noto Sans CJK SC"/>
+                <w:b w:val="0"/>
+                <w:color w:val="111827"/>
+                <w:sz w:val="17"/>
+              </w:rPr>
+              <w:t xml:space="preserve">“焊”读 hàn，不读 hán。第15页布的接法，据报道借自汽车工业。</w:t>
+            </w:r>
+          </w:p>
+        </w:tc>
+      </w:tr>
+      <w:tr>
+        <w:trPr>
+          <w:cantSplit/>
+        </w:trPr>
+        <w:tc>
+          <w:tcPr>
+            <w:tcW w:type="dxa" w:w="3175"/>
+            <w:tcMar>
+              <w:top w:w="100" w:type="dxa"/>
+              <w:start w:w="140" w:type="dxa"/>
+              <w:bottom w:w="100" w:type="dxa"/>
+              <w:end w:w="140" w:type="dxa"/>
+            </w:tcMar>
+          </w:tcPr>
+          <w:p>
+            <w:pPr>
+              <w:jc w:val="center"/>
+            </w:pPr>
+            <w:r>
+              <w:rPr>
+                <w:rFonts w:ascii="Arial" w:hAnsi="Arial" w:eastAsia="Noto Sans CJK SC"/>
+                <w:b/>
+                <w:color w:val="111827"/>
+                <w:sz w:val="17"/>
+              </w:rPr>
+              <w:t xml:space="preserve">热压粘合</w:t>
+            </w:r>
+          </w:p>
+        </w:tc>
+        <w:tc>
+          <w:tcPr>
+            <w:tcW w:type="dxa" w:w="3175"/>
+            <w:tcMar>
+              <w:top w:w="100" w:type="dxa"/>
+              <w:start w:w="140" w:type="dxa"/>
+              <w:bottom w:w="100" w:type="dxa"/>
+              <w:end w:w="140" w:type="dxa"/>
+            </w:tcMar>
+          </w:tcPr>
+          <w:p>
+            <w:pPr>
+              <w:jc w:val="center"/>
+            </w:pPr>
+            <w:r>
+              <w:rPr>
+                <w:rFonts w:ascii="Arial" w:hAnsi="Arial" w:eastAsia="Noto Sans CJK SC"/>
+                <w:b w:val="0"/>
+                <w:color w:val="111827"/>
+                <w:sz w:val="17"/>
+              </w:rPr>
+              <w:t xml:space="preserve">rè yā zhān hé</w:t>
+            </w:r>
+          </w:p>
+        </w:tc>
+        <w:tc>
+          <w:tcPr>
+            <w:tcW w:type="dxa" w:w="3175"/>
+            <w:tcMar>
+              <w:top w:w="100" w:type="dxa"/>
+              <w:start w:w="140" w:type="dxa"/>
+              <w:bottom w:w="100" w:type="dxa"/>
+              <w:end w:w="140" w:type="dxa"/>
+            </w:tcMar>
+          </w:tcPr>
+          <w:p>
+            <w:pPr>
+              <w:jc w:val="left"/>
+            </w:pPr>
+            <w:r>
+              <w:rPr>
+                <w:rFonts w:ascii="Arial" w:hAnsi="Arial" w:eastAsia="Noto Sans CJK SC"/>
+                <w:b w:val="0"/>
+                <w:color w:val="111827"/>
+                <w:sz w:val="17"/>
+              </w:rPr>
+              <w:t xml:space="preserve">“粘”读 zhān。第15页皮革的接法，据报道与布的那一种不同。</w:t>
             </w:r>
           </w:p>
         </w:tc>

--- a/docs/jiangao/《女装设计》第03周_中国大陆课堂完整讲稿_中文.docx
+++ b/docs/jiangao/《女装设计》第03周_中国大陆课堂完整讲稿_中文.docx
@@ -311,7 +311,7 @@
                 <w:color w:val="111827"/>
                 <w:sz w:val="20"/>
               </w:rPr>
-              <w:t xml:space="preserve">第1课时：前5分钟看路线、只看成品写一句；4分钟承上与风格设定；12分钟看第06–07页那个系列的七格证据链与 AI 审计；8分钟讲主题四关、入口事实句和去标签；4分钟讲证据的七个来源；最后12分钟四句话书写与反馈。第2课时：12分钟看五个入口的五份学生作品和两种主题起点，2分钟讲作品集的证据边界，3分钟讲发散工具，15分钟画发散板9格，7分钟同伴讲评，最后6分钟做形成性检查、下周准备、重写开场那一句和一句话小结。</w:t>
+              <w:t xml:space="preserve">第1课时：前5分钟看路线、只看成品写一句；4分钟承上与风格设定；12分钟看第10–11页那个系列的七格证据链与 AI 审计；8分钟讲主题四关、入口事实句和去标签；4分钟讲证据的七个来源；最后12分钟四句话书写与反馈。第2课时：12分钟看五个入口的五份学生作品和两种主题起点，2分钟讲作品集的证据边界，3分钟讲发散工具，15分钟画发散板9格，7分钟同伴讲评，最后6分钟做形成性检查、下周准备、重写开场那一句和一句话小结。</w:t>
             </w:r>
           </w:p>
         </w:tc>
@@ -1573,7 +1573,7 @@
         <w:pStyle w:val="LectureBullet"/>
       </w:pPr>
       <w:r>
-        <w:t xml:space="preserve">• 学生：第02周 A3 底稿《我的时装世界》、黑色笔与两种颜色的标记笔、一张小纸（开场测试用，折起来保存到第25页）、手机（查公开资料与出处）。</w:t>
+        <w:t xml:space="preserve">• 学生：第02周 A3 底稿《我的时装世界》、黑色笔与两种颜色的标记笔、一张小纸（开场测试用，折起来保存到第29页）、手机（查公开资料与出处）。</w:t>
       </w:r>
     </w:p>
     <w:p>
@@ -1589,7 +1589,7 @@
         <w:pStyle w:val="LectureBullet"/>
       </w:pPr>
       <w:r>
-        <w:t xml:space="preserve">• 第03页开场前不要说出三位设计师的名字和学校；第14、16、18页逐一揭晓。</w:t>
+        <w:t xml:space="preserve">• 第03页开场前不要说出三位设计师的名字和学校；第18、20、22页逐一揭晓。</w:t>
       </w:r>
     </w:p>
     <w:p>
@@ -1883,7 +1883,7 @@
         <w:pStyle w:val="SpokenText"/>
       </w:pPr>
       <w:r>
-        <w:t xml:space="preserve">接着看一个学生作品系列的真实过程，再讲四关、入口和证据；第13页写四句话。</w:t>
+        <w:t xml:space="preserve">接着看一个学生作品系列的真实过程，再讲四关、入口和证据；第17页写四句话。</w:t>
       </w:r>
     </w:p>
     <w:p>
@@ -1980,7 +1980,7 @@
         <w:pStyle w:val="SlideMeta"/>
       </w:pPr>
       <w:r>
-        <w:t xml:space="preserve">建议时间：4分钟　｜　课堂功能：开场测试：只看三张成品照各写一句，折起来保存，第25页重写</w:t>
+        <w:t xml:space="preserve">建议时间：4分钟　｜　课堂功能：开场测试：只看三张成品照各写一句，折起来保存，第29页重写</w:t>
       </w:r>
     </w:p>
     <w:p>
@@ -2109,23 +2109,23 @@
         <w:pStyle w:val="SpokenText"/>
       </w:pPr>
       <w:r>
-        <w:t xml:space="preserve">四块各接到一页。第一块，三个成见：拿到第05页风格、第10页去标签，各检查一次。</w:t>
-      </w:r>
-    </w:p>
-    <w:p>
-      <w:pPr>
-        <w:pStyle w:val="SpokenText"/>
-      </w:pPr>
-      <w:r>
-        <w:t xml:space="preserve">第二块，我的入口：它决定第09页你的事实句怎么写。</w:t>
-      </w:r>
-    </w:p>
-    <w:p>
-      <w:pPr>
-        <w:pStyle w:val="SpokenText"/>
-      </w:pPr>
-      <w:r>
-        <w:t xml:space="preserve">第三块，白布问题：它就是第21页发散板顶上那颗种子。</w:t>
+        <w:t xml:space="preserve">四块各接到一页。第一块，三个成见：拿到第09页风格、第14页去标签，各检查一次。</w:t>
+      </w:r>
+    </w:p>
+    <w:p>
+      <w:pPr>
+        <w:pStyle w:val="SpokenText"/>
+      </w:pPr>
+      <w:r>
+        <w:t xml:space="preserve">第二块，我的入口：它决定第13页你的事实句怎么写。</w:t>
+      </w:r>
+    </w:p>
+    <w:p>
+      <w:pPr>
+        <w:pStyle w:val="SpokenText"/>
+      </w:pPr>
+      <w:r>
+        <w:t xml:space="preserve">第三块，白布问题：它就是第25页发散板顶上那颗种子。</w:t>
       </w:r>
     </w:p>
     <w:p>
@@ -2278,7 +2278,7 @@
         <w:pStyle w:val="SlideTitle"/>
       </w:pPr>
       <w:r>
-        <w:t xml:space="preserve">幻灯片 05｜风格不是你选的词，是别人在你身上反复看到的同一条线</w:t>
+        <w:t xml:space="preserve">幻灯片 05｜①三个成见：成见要小到能指出一个部位、一个常规做法</w:t>
       </w:r>
     </w:p>
     <w:p>
@@ -2286,6 +2286,474 @@
         <w:pStyle w:val="SlideMeta"/>
       </w:pPr>
       <w:r>
+        <w:t xml:space="preserve">建议时间：2分钟　｜　课堂功能：用两份公开说明，把第02周 A3 第①块的句式「所以“___”不是唯一答案」落到一个部位、一个常规做法上</w:t>
+      </w:r>
+    </w:p>
+    <w:p>
+      <w:pPr>
+        <w:pStyle w:val="SpokenText"/>
+      </w:pPr>
+      <w:r>
+        <w:t xml:space="preserve">先问一句：上周第①块，你写的三个成见里，有几个其实是“我觉得要好看”？——那个不是成见，是喜好，因为没有哪张图能打破它。</w:t>
+      </w:r>
+    </w:p>
+    <w:p>
+      <w:pPr>
+        <w:pStyle w:val="SpokenText"/>
+      </w:pPr>
+      <w:r>
+        <w:t xml:space="preserve">左边这位 Adya Nevatia，据报道（记者写的，不是本人自述）：她把腿型直接画在罗纹布上，横着裁，不是竖着裁；袜子反过来穿，未缝合的接缝沿正面往下延伸，勾出一只靴子的轮廓。原文还给这一句加了引号：“说不通，却行得通”。</w:t>
+      </w:r>
+    </w:p>
+    <w:p>
+      <w:pPr>
+        <w:pStyle w:val="SpokenText"/>
+      </w:pPr>
+      <w:r>
+        <w:t xml:space="preserve">成见＝“裤子要纵向裁”，反例＝横裁，所以“纵裁”不是唯一答案——这就是说明里要的那个句式。</w:t>
+      </w:r>
+    </w:p>
+    <w:p>
+      <w:pPr>
+        <w:pStyle w:val="SpokenText"/>
+      </w:pPr>
+      <w:r>
+        <w:t xml:space="preserve">右边 Kai Ghattaura 更直接：拉链、门襟、腰带袢，先点名，再一样一样换成可调节的系结和古董纽扣。两个人做的是同一件事：先指出一个部位、一个常规做法，再对它做一个反决定。</w:t>
+      </w:r>
+    </w:p>
+    <w:p>
+      <w:pPr>
+        <w:pStyle w:val="SpokenText"/>
+      </w:pPr>
+      <w:r>
+        <w:t xml:space="preserve">下面那两页草图你等一下在第23页还会再见到——写“不存在唯一正确的方法”的就是这个人，可她自己也还有两处写着 OR。</w:t>
+      </w:r>
+    </w:p>
+    <w:tbl>
+      <w:tblPr>
+        <w:tblW w:type="auto" w:w="0"/>
+        <w:jc w:val="center"/>
+        <w:tblLayout w:type="autofit"/>
+        <w:tblLook w:firstColumn="1" w:firstRow="1" w:lastColumn="0" w:lastRow="0" w:noHBand="0" w:noVBand="1" w:val="04A0"/>
+        <w:tblBorders>
+          <w:top w:val="single" w:sz="0" w:space="0" w:color="ECFDF5"/>
+          <w:left w:val="single" w:sz="0" w:space="0" w:color="ECFDF5"/>
+          <w:bottom w:val="single" w:sz="0" w:space="0" w:color="ECFDF5"/>
+          <w:right w:val="single" w:sz="0" w:space="0" w:color="ECFDF5"/>
+          <w:insideH w:val="single" w:sz="0" w:space="0" w:color="ECFDF5"/>
+          <w:insideV w:val="single" w:sz="0" w:space="0" w:color="ECFDF5"/>
+        </w:tblBorders>
+      </w:tblPr>
+      <w:tblGrid>
+        <w:gridCol w:w="9524"/>
+      </w:tblGrid>
+      <w:tr>
+        <w:trPr>
+          <w:cantSplit/>
+        </w:trPr>
+        <w:tc>
+          <w:tcPr>
+            <w:tcW w:type="dxa" w:w="9524"/>
+            <w:shd w:fill="ECFDF5" w:val="clear"/>
+            <w:tcMar>
+              <w:top w:w="110" w:type="dxa"/>
+              <w:start w:w="160" w:type="dxa"/>
+              <w:bottom w:w="110" w:type="dxa"/>
+              <w:end w:w="160" w:type="dxa"/>
+            </w:tcMar>
+            <w:vAlign w:val="center"/>
+          </w:tcPr>
+          <w:p>
+            <w:pPr>
+              <w:spacing w:after="0"/>
+            </w:pPr>
+            <w:r>
+              <w:rPr>
+                <w:rFonts w:ascii="Arial" w:hAnsi="Arial" w:eastAsia="Noto Sans CJK SC"/>
+                <w:b/>
+                <w:color w:val="111827"/>
+                <w:sz w:val="19"/>
+              </w:rPr>
+              <w:t xml:space="preserve">【转场语】 （到第06页）第②块你们都写了“最强的一步”。最弱的那一步呢？</w:t>
+            </w:r>
+            <w:r>
+              <w:rPr>
+                <w:rFonts w:ascii="Arial" w:hAnsi="Arial" w:eastAsia="Noto Sans CJK SC"/>
+                <w:b w:val="0"/>
+                <w:color w:val="111827"/>
+                <w:sz w:val="19"/>
+              </w:rPr>
+              <w:t/>
+            </w:r>
+          </w:p>
+        </w:tc>
+      </w:tr>
+    </w:tbl>
+    <w:p>
+      <w:pPr>
+        <w:spacing w:after="0"/>
+      </w:pPr>
+    </w:p>
+    <w:p>
+      <w:pPr>
+        <w:pStyle w:val="SlideTitle"/>
+      </w:pPr>
+      <w:r>
+        <w:t xml:space="preserve">幻灯片 06｜②我的入口：38 份公开说明里，写出自己“最弱一步”的有 0 份</w:t>
+      </w:r>
+    </w:p>
+    <w:p>
+      <w:pPr>
+        <w:pStyle w:val="SlideMeta"/>
+      </w:pPr>
+      <w:r>
+        <w:t xml:space="preserve">建议时间：2.5分钟　｜　课堂功能：用「0 / 38」这个数，说明 A3 第②块的“最弱一步”为什么在公开文字里看不到，而在这张纸上必须写</w:t>
+      </w:r>
+    </w:p>
+    <w:p>
+      <w:pPr>
+        <w:pStyle w:val="SpokenText"/>
+      </w:pPr>
+      <w:r>
+        <w:t xml:space="preserve">这个 0 是一份一份数出来的。最强的一步他们都写了：Grey Buscemi 花了好几个月泡在古董飞机收藏和工程档案里——这句话你在第18页会看到；Luca Fabry 先定“怎么接”，第19页；Oli Clarke“以过程驱动”，第21页；还有一位说自己“穿行于精裁、3D打印、木雕与面料实验之间”。</w:t>
+      </w:r>
+    </w:p>
+    <w:p>
+      <w:pPr>
+        <w:pStyle w:val="SpokenText"/>
+      </w:pPr>
+      <w:r>
+        <w:t xml:space="preserve">可是三十八份里，一个人也没有写“我在这里卡住”“这一步我做不好”。为什么？因为这三十八份是公开发表的文字。第23页我们要专门讲这件事：作品集只留下挑过的页面。</w:t>
+      </w:r>
+    </w:p>
+    <w:p>
+      <w:pPr>
+        <w:pStyle w:val="SpokenText"/>
+      </w:pPr>
+      <w:r>
+        <w:t xml:space="preserve">所以请听清楚——你这张 A3 不上传、不打分，只给你自己和我看（第02周第31页说过）。最弱的一步在这里可以写，也必须写。第04周 Gate 1 查的那条“可追溯”，靠的就是你知道自己哪一格还没验证。</w:t>
+      </w:r>
+    </w:p>
+    <w:p>
+      <w:pPr>
+        <w:pStyle w:val="SpokenText"/>
+      </w:pPr>
+      <w:r>
+        <w:t xml:space="preserve">另外两种写法这一页下面也有：三个名词堆在一起、没有部位也没有“由什么造成”；或者只写“探索某某观念”，那是喜好，不是条件。还有一份，公开页面上只有名字和账号——看不到不等于没做，也不等于做了。</w:t>
+      </w:r>
+    </w:p>
+    <w:tbl>
+      <w:tblPr>
+        <w:tblW w:type="auto" w:w="0"/>
+        <w:jc w:val="center"/>
+        <w:tblLayout w:type="autofit"/>
+        <w:tblLook w:firstColumn="1" w:firstRow="1" w:lastColumn="0" w:lastRow="0" w:noHBand="0" w:noVBand="1" w:val="04A0"/>
+        <w:tblBorders>
+          <w:top w:val="single" w:sz="0" w:space="0" w:color="ECFDF5"/>
+          <w:left w:val="single" w:sz="0" w:space="0" w:color="ECFDF5"/>
+          <w:bottom w:val="single" w:sz="0" w:space="0" w:color="ECFDF5"/>
+          <w:right w:val="single" w:sz="0" w:space="0" w:color="ECFDF5"/>
+          <w:insideH w:val="single" w:sz="0" w:space="0" w:color="ECFDF5"/>
+          <w:insideV w:val="single" w:sz="0" w:space="0" w:color="ECFDF5"/>
+        </w:tblBorders>
+      </w:tblPr>
+      <w:tblGrid>
+        <w:gridCol w:w="9524"/>
+      </w:tblGrid>
+      <w:tr>
+        <w:trPr>
+          <w:cantSplit/>
+        </w:trPr>
+        <w:tc>
+          <w:tcPr>
+            <w:tcW w:type="dxa" w:w="9524"/>
+            <w:shd w:fill="ECFDF5" w:val="clear"/>
+            <w:tcMar>
+              <w:top w:w="110" w:type="dxa"/>
+              <w:start w:w="160" w:type="dxa"/>
+              <w:bottom w:w="110" w:type="dxa"/>
+              <w:end w:w="160" w:type="dxa"/>
+            </w:tcMar>
+            <w:vAlign w:val="center"/>
+          </w:tcPr>
+          <w:p>
+            <w:pPr>
+              <w:spacing w:after="0"/>
+            </w:pPr>
+            <w:r>
+              <w:rPr>
+                <w:rFonts w:ascii="Arial" w:hAnsi="Arial" w:eastAsia="Noto Sans CJK SC"/>
+                <w:b/>
+                <w:color w:val="111827"/>
+                <w:sz w:val="19"/>
+              </w:rPr>
+              <w:t xml:space="preserve">【转场语】 （到第07页）第③块，白布问题。把颜色关掉，你还剩什么？</w:t>
+            </w:r>
+            <w:r>
+              <w:rPr>
+                <w:rFonts w:ascii="Arial" w:hAnsi="Arial" w:eastAsia="Noto Sans CJK SC"/>
+                <w:b w:val="0"/>
+                <w:color w:val="111827"/>
+                <w:sz w:val="19"/>
+              </w:rPr>
+              <w:t/>
+            </w:r>
+          </w:p>
+        </w:tc>
+      </w:tr>
+    </w:tbl>
+    <w:p>
+      <w:pPr>
+        <w:spacing w:after="0"/>
+      </w:pPr>
+    </w:p>
+    <w:p>
+      <w:pPr>
+        <w:pStyle w:val="SlideTitle"/>
+      </w:pPr>
+      <w:r>
+        <w:t xml:space="preserve">幻灯片 07｜③白布问题：把颜色这一层拿走之后，你还剩几个造型决定</w:t>
+      </w:r>
+    </w:p>
+    <w:p>
+      <w:pPr>
+        <w:pStyle w:val="SlideMeta"/>
+      </w:pPr>
+      <w:r>
+        <w:t xml:space="preserve">建议时间：1.5分钟　｜　课堂功能：用一份「③和④同时成立」的说明，把白布问题从“素色好不好看”改写成“拿走颜色还剩几个决定”</w:t>
+      </w:r>
+    </w:p>
+    <w:p>
+      <w:pPr>
+        <w:pStyle w:val="SpokenText"/>
+      </w:pPr>
+      <w:r>
+        <w:t xml:space="preserve">三十八份里，真的把颜色关掉的只有三份。Ivan Delogu Senes 这一份最清楚。据报道：深黑、原坯色、象牙白与冷调大地色，构成近似月光的同调色盘，“消除强烈对比，使雕塑式结构成为重点”。</w:t>
+      </w:r>
+    </w:p>
+    <w:p>
+      <w:pPr>
+        <w:pStyle w:val="SpokenText"/>
+      </w:pPr>
+      <w:r>
+        <w:t xml:space="preserve">注意这半句——消除对比是他故意做的，为的是让结构说话。这就是白布问题的逻辑本身。</w:t>
+      </w:r>
+    </w:p>
+    <w:p>
+      <w:pPr>
+        <w:pStyle w:val="SpokenText"/>
+      </w:pPr>
+      <w:r>
+        <w:t xml:space="preserve">而且同一段里他还说得出部位：体积悬垂、形成空腔并压向身体，而不是装饰身体；躯干、腹部、臀部与骨盆，成为容纳和承受的部位。所以这一份是三十八份里唯一一个③和④同时成立的。</w:t>
+      </w:r>
+    </w:p>
+    <w:p>
+      <w:pPr>
+        <w:pStyle w:val="SpokenText"/>
+      </w:pPr>
+      <w:r>
+        <w:t xml:space="preserve">右边那一份话说得一样漂亮——“这里的柔软不是装饰，而是建筑”——可是没有部位。说不出在身体的哪一处，白布问题就还没答完。</w:t>
+      </w:r>
+    </w:p>
+    <w:tbl>
+      <w:tblPr>
+        <w:tblW w:type="auto" w:w="0"/>
+        <w:jc w:val="center"/>
+        <w:tblLayout w:type="autofit"/>
+        <w:tblLook w:firstColumn="1" w:firstRow="1" w:lastColumn="0" w:lastRow="0" w:noHBand="0" w:noVBand="1" w:val="04A0"/>
+        <w:tblBorders>
+          <w:top w:val="single" w:sz="0" w:space="0" w:color="ECFDF5"/>
+          <w:left w:val="single" w:sz="0" w:space="0" w:color="ECFDF5"/>
+          <w:bottom w:val="single" w:sz="0" w:space="0" w:color="ECFDF5"/>
+          <w:right w:val="single" w:sz="0" w:space="0" w:color="ECFDF5"/>
+          <w:insideH w:val="single" w:sz="0" w:space="0" w:color="ECFDF5"/>
+          <w:insideV w:val="single" w:sz="0" w:space="0" w:color="ECFDF5"/>
+        </w:tblBorders>
+      </w:tblPr>
+      <w:tblGrid>
+        <w:gridCol w:w="9524"/>
+      </w:tblGrid>
+      <w:tr>
+        <w:trPr>
+          <w:cantSplit/>
+        </w:trPr>
+        <w:tc>
+          <w:tcPr>
+            <w:tcW w:type="dxa" w:w="9524"/>
+            <w:shd w:fill="ECFDF5" w:val="clear"/>
+            <w:tcMar>
+              <w:top w:w="110" w:type="dxa"/>
+              <w:start w:w="160" w:type="dxa"/>
+              <w:bottom w:w="110" w:type="dxa"/>
+              <w:end w:w="160" w:type="dxa"/>
+            </w:tcMar>
+            <w:vAlign w:val="center"/>
+          </w:tcPr>
+          <w:p>
+            <w:pPr>
+              <w:spacing w:after="0"/>
+            </w:pPr>
+            <w:r>
+              <w:rPr>
+                <w:rFonts w:ascii="Arial" w:hAnsi="Arial" w:eastAsia="Noto Sans CJK SC"/>
+                <w:b/>
+                <w:color w:val="111827"/>
+                <w:sz w:val="19"/>
+              </w:rPr>
+              <w:t xml:space="preserve">【转场语】 （到第08页）第④块，十张参考图，每张一句。那一句到底怎么写？</w:t>
+            </w:r>
+            <w:r>
+              <w:rPr>
+                <w:rFonts w:ascii="Arial" w:hAnsi="Arial" w:eastAsia="Noto Sans CJK SC"/>
+                <w:b w:val="0"/>
+                <w:color w:val="111827"/>
+                <w:sz w:val="19"/>
+              </w:rPr>
+              <w:t/>
+            </w:r>
+          </w:p>
+        </w:tc>
+      </w:tr>
+    </w:tbl>
+    <w:p>
+      <w:pPr>
+        <w:spacing w:after="0"/>
+      </w:pPr>
+    </w:p>
+    <w:p>
+      <w:pPr>
+        <w:pStyle w:val="SlideTitle"/>
+      </w:pPr>
+      <w:r>
+        <w:t xml:space="preserve">幻灯片 08｜④由___造成：一个形状，说得出它由什么造成</w:t>
+      </w:r>
+    </w:p>
+    <w:p>
+      <w:pPr>
+        <w:pStyle w:val="SlideMeta"/>
+      </w:pPr>
+      <w:r>
+        <w:t xml:space="preserve">建议时间：2分钟　｜　课堂功能：把第02周 B 栏「这个形状由什么造成」（省道／褶量／支撑／切割／材料）落到两份公开说明上</w:t>
+      </w:r>
+    </w:p>
+    <w:p>
+      <w:pPr>
+        <w:pStyle w:val="SpokenText"/>
+      </w:pPr>
+      <w:r>
+        <w:t xml:space="preserve">第02周 B 栏那一句：这个形状由什么造成——省道、褶量、支撑、切割、材料。三十八份里写清楚这件事的有七份，是四块里最多的。</w:t>
+      </w:r>
+    </w:p>
+    <w:p>
+      <w:pPr>
+        <w:pStyle w:val="SpokenText"/>
+      </w:pPr>
+      <w:r>
+        <w:t xml:space="preserve">Jinxi Lei 这一份要慢慢读。据报道：细高跟的曲线被吸收进服装——“它的曲线强化了精裁外套的肩部，勾勒出精裁长裤的臀部；而在一件蓝色针织上衣上，一条取自鞋跟底部的线，被放大并以钢材沿锁骨展开”。一个形状，三个部位。</w:t>
+      </w:r>
+    </w:p>
+    <w:p>
+      <w:pPr>
+        <w:pStyle w:val="SpokenText"/>
+      </w:pPr>
+      <w:r>
+        <w:t xml:space="preserve">这同时也是第24页发散板的做法：种子不换，换部位。这一份没有配图——公开的八张全是秀场照，没有过程图，所以我们只读文字，不替它补。</w:t>
+      </w:r>
+    </w:p>
+    <w:p>
+      <w:pPr>
+        <w:pStyle w:val="SpokenText"/>
+      </w:pPr>
+      <w:r>
+        <w:t xml:space="preserve">右边 Lynn Zhao 有图：髋上那道弧线，线上一排环扣把上下两片连起来，那是“切割”造成的；上身针织抽褶的那个分量，是“材料”造成的。一个人，占了 B 栏五项里的两项。</w:t>
+      </w:r>
+    </w:p>
+    <w:p>
+      <w:pPr>
+        <w:pStyle w:val="SpokenText"/>
+      </w:pPr>
+      <w:r>
+        <w:t xml:space="preserve">回去看你自己那十张：写不出“由什么造成”的，就换掉。</w:t>
+      </w:r>
+    </w:p>
+    <w:tbl>
+      <w:tblPr>
+        <w:tblW w:type="auto" w:w="0"/>
+        <w:jc w:val="center"/>
+        <w:tblLayout w:type="autofit"/>
+        <w:tblLook w:firstColumn="1" w:firstRow="1" w:lastColumn="0" w:lastRow="0" w:noHBand="0" w:noVBand="1" w:val="04A0"/>
+        <w:tblBorders>
+          <w:top w:val="single" w:sz="0" w:space="0" w:color="ECFDF5"/>
+          <w:left w:val="single" w:sz="0" w:space="0" w:color="ECFDF5"/>
+          <w:bottom w:val="single" w:sz="0" w:space="0" w:color="ECFDF5"/>
+          <w:right w:val="single" w:sz="0" w:space="0" w:color="ECFDF5"/>
+          <w:insideH w:val="single" w:sz="0" w:space="0" w:color="ECFDF5"/>
+          <w:insideV w:val="single" w:sz="0" w:space="0" w:color="ECFDF5"/>
+        </w:tblBorders>
+      </w:tblPr>
+      <w:tblGrid>
+        <w:gridCol w:w="9524"/>
+      </w:tblGrid>
+      <w:tr>
+        <w:trPr>
+          <w:cantSplit/>
+        </w:trPr>
+        <w:tc>
+          <w:tcPr>
+            <w:tcW w:type="dxa" w:w="9524"/>
+            <w:shd w:fill="ECFDF5" w:val="clear"/>
+            <w:tcMar>
+              <w:top w:w="110" w:type="dxa"/>
+              <w:start w:w="160" w:type="dxa"/>
+              <w:bottom w:w="110" w:type="dxa"/>
+              <w:end w:w="160" w:type="dxa"/>
+            </w:tcMar>
+            <w:vAlign w:val="center"/>
+          </w:tcPr>
+          <w:p>
+            <w:pPr>
+              <w:spacing w:after="0"/>
+            </w:pPr>
+            <w:r>
+              <w:rPr>
+                <w:rFonts w:ascii="Arial" w:hAnsi="Arial" w:eastAsia="Noto Sans CJK SC"/>
+                <w:b/>
+                <w:color w:val="111827"/>
+                <w:sz w:val="19"/>
+              </w:rPr>
+              <w:t xml:space="preserve">【转场语】 （回到第09页）好，上周那四块看完了。从这里开始是本周——风格不是你选的词，是别人在你身上反复看到的同一条线。</w:t>
+            </w:r>
+            <w:r>
+              <w:rPr>
+                <w:rFonts w:ascii="Arial" w:hAnsi="Arial" w:eastAsia="Noto Sans CJK SC"/>
+                <w:b w:val="0"/>
+                <w:color w:val="111827"/>
+                <w:sz w:val="19"/>
+              </w:rPr>
+              <w:t/>
+            </w:r>
+          </w:p>
+        </w:tc>
+      </w:tr>
+    </w:tbl>
+    <w:p>
+      <w:pPr>
+        <w:spacing w:after="0"/>
+      </w:pPr>
+    </w:p>
+    <w:p>
+      <w:pPr>
+        <w:pStyle w:val="SlideTitle"/>
+      </w:pPr>
+      <w:r>
+        <w:t xml:space="preserve">幻灯片 09｜风格不是你选的词，是别人在你身上反复看到的同一条线</w:t>
+      </w:r>
+    </w:p>
+    <w:p>
+      <w:pPr>
+        <w:pStyle w:val="SlideMeta"/>
+      </w:pPr>
+      <w:r>
         <w:t xml:space="preserve">建议时间：2分钟　｜　课堂功能：大纲第三章第一节“女装风格设定”：用两位设计师相隔多年的造型，把风格定义为重复出现的结构决定</w:t>
       </w:r>
     </w:p>
@@ -2422,7 +2890,7 @@
         <w:pStyle w:val="SpokenText"/>
       </w:pPr>
       <w:r>
-        <w:t xml:space="preserve">写不出来的，还是标签——第10页去标签，就是把它改写成可观察条件。</w:t>
+        <w:t xml:space="preserve">写不出来的，还是标签——第14页去标签，就是把它改写成可观察条件。</w:t>
       </w:r>
     </w:p>
     <w:tbl>
@@ -2495,7 +2963,7 @@
         <w:pStyle w:val="SlideTitle"/>
       </w:pPr>
       <w:r>
-        <w:t xml:space="preserve">幻灯片 06｜一个系列的七格证据链：哪一格公开了，哪一格没公开</w:t>
+        <w:t xml:space="preserve">幻灯片 10｜一个系列的七格证据链：哪一格公开了，哪一格没公开</w:t>
       </w:r>
     </w:p>
     <w:p>
@@ -2671,7 +3139,7 @@
         <w:pStyle w:val="SpokenText"/>
       </w:pPr>
       <w:r>
-        <w:t xml:space="preserve">那这一格本来该有什么？改前一张、改后一张，加一句“哪个部位、往哪个方向”。下半场第17页就有一个填满这一格的例子。</w:t>
+        <w:t xml:space="preserve">那这一格本来该有什么？改前一张、改后一张，加一句“哪个部位、往哪个方向”。下半场第21页就有一个填满这一格的例子。</w:t>
       </w:r>
     </w:p>
     <w:p>
@@ -2752,7 +3220,7 @@
         <w:pStyle w:val="SlideTitle"/>
       </w:pPr>
       <w:r>
-        <w:t xml:space="preserve">幻灯片 07｜AI 做了哪几格？布是谁的，词是谁的？</w:t>
+        <w:t xml:space="preserve">幻灯片 11｜AI 做了哪几格？布是谁的，词是谁的？</w:t>
       </w:r>
     </w:p>
     <w:p>
@@ -2760,7 +3228,7 @@
         <w:pStyle w:val="SlideMeta"/>
       </w:pPr>
       <w:r>
-        <w:t xml:space="preserve">建议时间：5分钟（含同桌2分钟）　｜　课堂功能：用第01周 A-0～A-5 审第07页公开的 AI 辅助流程：分清判断与表现，找出要划掉的词和缺出处的图</w:t>
+        <w:t xml:space="preserve">建议时间：5分钟（含同桌2分钟）　｜　课堂功能：用第01周 A-0～A-5 审第11页公开的 AI 辅助流程：分清判断与表现，找出要划掉的词和缺出处的图</w:t>
       </w:r>
     </w:p>
     <w:p>
@@ -2913,7 +3381,7 @@
         <w:pStyle w:val="SlideTitle"/>
       </w:pPr>
       <w:r>
-        <w:t xml:space="preserve">幻灯片 08｜一个主题要同时过四关，缺一条都只是“想法”</w:t>
+        <w:t xml:space="preserve">幻灯片 12｜一个主题要同时过四关，缺一条都只是“想法”</w:t>
       </w:r>
     </w:p>
     <w:p>
@@ -2945,7 +3413,7 @@
         <w:pStyle w:val="SpokenText"/>
       </w:pPr>
       <w:r>
-        <w:t xml:space="preserve">回头看第06页那个系列：那九张挂布的照片过了第③条“量”；第⑤格新闻稿还写了做法——多层复合、切削成片、拼合。</w:t>
+        <w:t xml:space="preserve">回头看第10页那个系列：那九张挂布的照片过了第③条“量”；第⑤格新闻稿还写了做法——多层复合、切削成片、拼合。</w:t>
       </w:r>
     </w:p>
     <w:p>
@@ -2977,7 +3445,7 @@
         <w:pStyle w:val="SpokenText"/>
       </w:pPr>
       <w:r>
-        <w:t xml:space="preserve">检查方法：你指得出是哪一次、哪一段、哪一条吗？证据从哪里来，第11、12页讲。</w:t>
+        <w:t xml:space="preserve">检查方法：你指得出是哪一次、哪一段、哪一条吗？证据从哪里来，第15、16页讲。</w:t>
       </w:r>
     </w:p>
     <w:p>
@@ -3033,7 +3501,7 @@
         <w:pStyle w:val="SpokenText"/>
       </w:pPr>
       <w:r>
-        <w:t xml:space="preserve">只有一个方向的，只是一件衣服，不是主题。第20页的发散工具就是干这个的。</w:t>
+        <w:t xml:space="preserve">只有一个方向的，只是一件衣服，不是主题。第24页的发散工具就是干这个的。</w:t>
       </w:r>
     </w:p>
     <w:p>
@@ -3049,7 +3517,7 @@
         <w:pStyle w:val="SpokenText"/>
       </w:pPr>
       <w:r>
-        <w:t xml:space="preserve">过不了怎么办？换一颗种子——你的 A3 ③白布问题，或者第19页的五个起点。换种子不扣分。</w:t>
+        <w:t xml:space="preserve">过不了怎么办？换一颗种子——你的 A3 ③白布问题，或者第23页的五个起点。换种子不扣分。</w:t>
       </w:r>
     </w:p>
     <w:tbl>
@@ -3122,7 +3590,7 @@
         <w:pStyle w:val="SlideTitle"/>
       </w:pPr>
       <w:r>
-        <w:t xml:space="preserve">幻灯片 09｜七种流程只剩一句话的差别——第一句怎么写</w:t>
+        <w:t xml:space="preserve">幻灯片 13｜七种流程只剩一句话的差别——第一句怎么写</w:t>
       </w:r>
     </w:p>
     <w:p>
@@ -3218,23 +3686,23 @@
         <w:pStyle w:val="SpokenText"/>
       </w:pPr>
       <w:r>
-        <w:t xml:space="preserve">①⑥ Grey Buscemi，第14页；② Luca Fabry，第15页，还有第06页的面料小样。</w:t>
-      </w:r>
-    </w:p>
-    <w:p>
-      <w:pPr>
-        <w:pStyle w:val="SpokenText"/>
-      </w:pPr>
-      <w:r>
-        <w:t xml:space="preserve">④ Oli Clarke，第17页；⑤⑦ Gemma Dolan 在第18页、María 在附录 A16。</w:t>
-      </w:r>
-    </w:p>
-    <w:p>
-      <w:pPr>
-        <w:pStyle w:val="SpokenText"/>
-      </w:pPr>
-      <w:r>
-        <w:t xml:space="preserve">③ Tiger Peng，第16页。第2课时一个一个看。</w:t>
+        <w:t xml:space="preserve">①⑥ Grey Buscemi，第18页；② Luca Fabry，第19页，还有第10页的面料小样。</w:t>
+      </w:r>
+    </w:p>
+    <w:p>
+      <w:pPr>
+        <w:pStyle w:val="SpokenText"/>
+      </w:pPr>
+      <w:r>
+        <w:t xml:space="preserve">④ Oli Clarke，第21页；⑤⑦ Gemma Dolan 在第22页、María 在附录 A16。</w:t>
+      </w:r>
+    </w:p>
+    <w:p>
+      <w:pPr>
+        <w:pStyle w:val="SpokenText"/>
+      </w:pPr>
+      <w:r>
+        <w:t xml:space="preserve">③ Tiger Peng，第20页。第2课时一个一个看。</w:t>
       </w:r>
     </w:p>
     <w:tbl>
@@ -3307,7 +3775,7 @@
         <w:pStyle w:val="SlideTitle"/>
       </w:pPr>
       <w:r>
-        <w:t xml:space="preserve">幻灯片 10｜“高端女性”指导不了任何一条结构线</w:t>
+        <w:t xml:space="preserve">幻灯片 14｜“高端女性”指导不了任何一条结构线</w:t>
       </w:r>
     </w:p>
     <w:p>
@@ -3371,15 +3839,15 @@
         <w:pStyle w:val="SpokenText"/>
       </w:pPr>
       <w:r>
-        <w:t xml:space="preserve">用结构写的，比如“腰在腰上”——不用改，直接带到第21页发散板。</w:t>
-      </w:r>
-    </w:p>
-    <w:p>
-      <w:pPr>
-        <w:pStyle w:val="SpokenText"/>
-      </w:pPr>
-      <w:r>
-        <w:t xml:space="preserve">改不出来的，说明它还只是一个词——那就去做一次自穿记录，第11页第①种证据。</w:t>
+        <w:t xml:space="preserve">用结构写的，比如“腰在腰上”——不用改，直接带到第25页发散板。</w:t>
+      </w:r>
+    </w:p>
+    <w:p>
+      <w:pPr>
+        <w:pStyle w:val="SpokenText"/>
+      </w:pPr>
+      <w:r>
+        <w:t xml:space="preserve">改不出来的，说明它还只是一个词——那就去做一次自穿记录，第15页第①种证据。</w:t>
       </w:r>
     </w:p>
     <w:tbl>
@@ -3452,7 +3920,7 @@
         <w:pStyle w:val="SlideTitle"/>
       </w:pPr>
       <w:r>
-        <w:t xml:space="preserve">幻灯片 11｜没有模特、没有访谈：先做三种一手证据</w:t>
+        <w:t xml:space="preserve">幻灯片 15｜没有模特、没有访谈：先做三种一手证据</w:t>
       </w:r>
     </w:p>
     <w:p>
@@ -3589,7 +4057,7 @@
         <w:pStyle w:val="SlideTitle"/>
       </w:pPr>
       <w:r>
-        <w:t xml:space="preserve">幻灯片 12｜别人留下的证据：四种，每条都要能被找到</w:t>
+        <w:t xml:space="preserve">幻灯片 16｜别人留下的证据：四种，每条都要能被找到</w:t>
       </w:r>
     </w:p>
     <w:p>
@@ -3718,7 +4186,7 @@
         <w:pStyle w:val="SlideTitle"/>
       </w:pPr>
       <w:r>
-        <w:t xml:space="preserve">幻灯片 13｜10分钟书写＋2分钟教师反馈：把你的摩擦写成四句话</w:t>
+        <w:t xml:space="preserve">幻灯片 17｜10分钟书写＋2分钟教师反馈：把你的摩擦写成四句话</w:t>
       </w:r>
     </w:p>
     <w:p>
@@ -3774,7 +4242,7 @@
         <w:pStyle w:val="SpokenText"/>
       </w:pPr>
       <w:r>
-        <w:t xml:space="preserve">按第09页你的入口写——场合里反复发生的事、一块布的行为、一件旧衣在哪里失效，或者一种工艺靠什么成立。</w:t>
+        <w:t xml:space="preserve">按第13页你的入口写——场合里反复发生的事、一块布的行为、一件旧衣在哪里失效，或者一种工艺靠什么成立。</w:t>
       </w:r>
     </w:p>
     <w:p>
@@ -3838,15 +4306,15 @@
         <w:pStyle w:val="SpokenText"/>
       </w:pPr>
       <w:r>
-        <w:t xml:space="preserve">事实句见第14页，身体句见第17页。</w:t>
-      </w:r>
-    </w:p>
-    <w:p>
-      <w:pPr>
-        <w:pStyle w:val="SpokenText"/>
-      </w:pPr>
-      <w:r>
-        <w:t xml:space="preserve">人物句一件也没有。公开页面不说谁穿，只能你自己去记——第11页的自穿记录，就是干这个的。</w:t>
+        <w:t xml:space="preserve">事实句见第18页，身体句见第21页。</w:t>
+      </w:r>
+    </w:p>
+    <w:p>
+      <w:pPr>
+        <w:pStyle w:val="SpokenText"/>
+      </w:pPr>
+      <w:r>
+        <w:t xml:space="preserve">人物句一件也没有。公开页面不说谁穿，只能你自己去记——第15页的自穿记录，就是干这个的。</w:t>
       </w:r>
     </w:p>
     <w:p>
@@ -3971,7 +4439,7 @@
         <w:pStyle w:val="SlideTitle"/>
       </w:pPr>
       <w:r>
-        <w:t xml:space="preserve">幻灯片 14｜Grey Buscemi：挖在板上的两个孔，原样出现在台上的身上</w:t>
+        <w:t xml:space="preserve">幻灯片 18｜Grey Buscemi：挖在板上的两个孔，原样出现在台上的身上</w:t>
       </w:r>
     </w:p>
     <w:p>
@@ -4067,7 +4535,7 @@
         <w:pStyle w:val="SpokenText"/>
       </w:pPr>
       <w:r>
-        <w:t xml:space="preserve">再看底下那句：这一条叫“调研驱动”，可是四张里没有一张是那几个月的档案。公开的作品集放的是提取之后的东西——第19页讲这条边界。</w:t>
+        <w:t xml:space="preserve">再看底下那句：这一条叫“调研驱动”，可是四张里没有一张是那几个月的档案。公开的作品集放的是提取之后的东西——第23页讲这条边界。</w:t>
       </w:r>
     </w:p>
     <w:p>
@@ -4148,7 +4616,7 @@
         <w:pStyle w:val="SlideTitle"/>
       </w:pPr>
       <w:r>
-        <w:t xml:space="preserve">幻灯片 15｜Luca Fabry：先定“怎么接”，再定“做成什么”</w:t>
+        <w:t xml:space="preserve">幻灯片 19｜Luca Fabry：先定“怎么接”，再定“做成什么”</w:t>
       </w:r>
     </w:p>
     <w:p>
@@ -4156,7 +4624,7 @@
         <w:pStyle w:val="SlideMeta"/>
       </w:pPr>
       <w:r>
-        <w:t xml:space="preserve">建议时间：2分钟　｜　课堂功能：入口②面料先行 · 概念→成形②：一手证据里最便宜的一条——一块布、一双手、一张照片；连回第11页</w:t>
+        <w:t xml:space="preserve">建议时间：2分钟　｜　课堂功能：入口②面料先行 · 概念→成形②：一手证据里最便宜的一条——一块布、一双手、一张照片；连回第15页</w:t>
       </w:r>
     </w:p>
     <w:p>
@@ -4252,7 +4720,7 @@
         <w:pStyle w:val="SpokenText"/>
       </w:pPr>
       <w:r>
-        <w:t xml:space="preserve">你手上的一手证据是熨斗、胶、热压、绳结。做一块 10 厘米见方的样，拍一张照，那就是一格。第11页“实物收集”。</w:t>
+        <w:t xml:space="preserve">你手上的一手证据是熨斗、胶、热压、绳结。做一块 10 厘米见方的样，拍一张照，那就是一格。第15页“实物收集”。</w:t>
       </w:r>
     </w:p>
     <w:p>
@@ -4333,7 +4801,7 @@
         <w:pStyle w:val="SlideTitle"/>
       </w:pPr>
       <w:r>
-        <w:t xml:space="preserve">幻灯片 16｜Tiger Peng：每一次抓法，都在纸上写了名字</w:t>
+        <w:t xml:space="preserve">幻灯片 20｜Tiger Peng：每一次抓法，都在纸上写了名字</w:t>
       </w:r>
     </w:p>
     <w:p>
@@ -4341,7 +4809,7 @@
         <w:pStyle w:val="SlideMeta"/>
       </w:pPr>
       <w:r>
-        <w:t xml:space="preserve">建议时间：2分钟　｜　课堂功能：入口③立裁／身体 · 概念→成形③：起了名字别人才指得出是哪一次；揭晓开场造型 C，连到第22页</w:t>
+        <w:t xml:space="preserve">建议时间：2分钟　｜　课堂功能：入口③立裁／身体 · 概念→成形③：起了名字别人才指得出是哪一次；揭晓开场造型 C，连到第26页</w:t>
       </w:r>
     </w:p>
     <w:p>
@@ -4397,7 +4865,7 @@
         <w:pStyle w:val="SpokenText"/>
       </w:pPr>
       <w:r>
-        <w:t xml:space="preserve">为什么是④不是⑥——同一块布在同一个身上披十几次，那是在铺开可能，不是在改错。第06页第4格白布挂九次，是同一个道理。</w:t>
+        <w:t xml:space="preserve">为什么是④不是⑥——同一块布在同一个身上披十几次，那是在铺开可能，不是在改错。第10页第4格白布挂九次，是同一个道理。</w:t>
       </w:r>
     </w:p>
     <w:p>
@@ -4429,7 +4897,7 @@
         <w:pStyle w:val="SpokenText"/>
       </w:pPr>
       <w:r>
-        <w:t xml:space="preserve">底下那句是今天的要害：起了名字，别人才指得出是哪一次。第22页同伴给你打 ✓ 的时候，问的就是这个——“哪一次？”</w:t>
+        <w:t xml:space="preserve">底下那句是今天的要害：起了名字，别人才指得出是哪一次。第26页同伴给你打 ✓ 的时候，问的就是这个——“哪一次？”</w:t>
       </w:r>
     </w:p>
     <w:tbl>
@@ -4502,7 +4970,7 @@
         <w:pStyle w:val="SlideTitle"/>
       </w:pPr>
       <w:r>
-        <w:t xml:space="preserve">幻灯片 17｜Oli Clarke：工作室里怎么披的，台上就怎么披</w:t>
+        <w:t xml:space="preserve">幻灯片 21｜Oli Clarke：工作室里怎么披的，台上就怎么披</w:t>
       </w:r>
     </w:p>
     <w:p>
@@ -4655,7 +5123,7 @@
         <w:pStyle w:val="SlideTitle"/>
       </w:pPr>
       <w:r>
-        <w:t xml:space="preserve">幻灯片 18｜Gemma Dolan：板上挑中的那块紫，一直走到了台上</w:t>
+        <w:t xml:space="preserve">幻灯片 22｜Gemma Dolan：板上挑中的那块紫，一直走到了台上</w:t>
       </w:r>
     </w:p>
     <w:p>
@@ -4808,7 +5276,7 @@
         <w:pStyle w:val="SlideTitle"/>
       </w:pPr>
       <w:r>
-        <w:t xml:space="preserve">幻灯片 19｜作品集只留下挑过的页面，所以它证明不了这四件事</w:t>
+        <w:t xml:space="preserve">幻灯片 23｜作品集只留下挑过的页面，所以它证明不了这四件事</w:t>
       </w:r>
     </w:p>
     <w:p>
@@ -4872,7 +5340,7 @@
         <w:pStyle w:val="SpokenText"/>
       </w:pPr>
       <w:r>
-        <w:t xml:space="preserve">第三条，被放弃的方案，大多不进作品集。但也有留下来的：第25页那五条裙子，画在同一张试身照上。所以你的板面要留下划掉的格。</w:t>
+        <w:t xml:space="preserve">第三条，被放弃的方案，大多不进作品集。但也有留下来的：第29页那五条裙子，画在同一张试身照上。所以你的板面要留下划掉的格。</w:t>
       </w:r>
     </w:p>
     <w:p>
@@ -4993,7 +5461,7 @@
         <w:pStyle w:val="SlideTitle"/>
       </w:pPr>
       <w:r>
-        <w:t xml:space="preserve">幻灯片 20｜发散板 9 格：同一颗种子，换什么 × 改多少</w:t>
+        <w:t xml:space="preserve">幻灯片 24｜发散板 9 格：同一颗种子，换什么 × 改多少</w:t>
       </w:r>
     </w:p>
     <w:p>
@@ -5017,7 +5485,7 @@
         <w:pStyle w:val="SpokenText"/>
       </w:pPr>
       <w:r>
-        <w:t xml:space="preserve">种子是你 A3 ③白布问题那张草图，或者第19页五个起点之一。种子不变，变的只有两件事：“换成”什么，换多少。</w:t>
+        <w:t xml:space="preserve">种子是你 A3 ③白布问题那张草图，或者第23页五个起点之一。种子不变，变的只有两件事：“换成”什么，换多少。</w:t>
       </w:r>
     </w:p>
     <w:p>
@@ -5138,7 +5606,7 @@
         <w:pStyle w:val="SlideTitle"/>
       </w:pPr>
       <w:r>
-        <w:t xml:space="preserve">幻灯片 21｜15分钟：发散板 9 格</w:t>
+        <w:t xml:space="preserve">幻灯片 25｜15分钟：发散板 9 格</w:t>
       </w:r>
     </w:p>
     <w:p>
@@ -5162,7 +5630,7 @@
         <w:pStyle w:val="SpokenText"/>
       </w:pPr>
       <w:r>
-        <w:t xml:space="preserve">第06页那个系列的灵感版右侧：同一个人台，同一块白布，挂了九次。</w:t>
+        <w:t xml:space="preserve">第10页那个系列的灵感版右侧：同一个人台，同一块白布，挂了九次。</w:t>
       </w:r>
     </w:p>
     <w:p>
@@ -5202,7 +5670,7 @@
         <w:pStyle w:val="SpokenText"/>
       </w:pPr>
       <w:r>
-        <w:t xml:space="preserve">写不出的，把第13页你那句问题句的问号去掉，选一个答案——那就是种子。</w:t>
+        <w:t xml:space="preserve">写不出的，把第17页你那句问题句的问号去掉，选一个答案——那就是种子。</w:t>
       </w:r>
     </w:p>
     <w:p>
@@ -5299,7 +5767,7 @@
         <w:pStyle w:val="SlideTitle"/>
       </w:pPr>
       <w:r>
-        <w:t xml:space="preserve">幻灯片 22｜7分钟：同伴按四条给九格打 ✓</w:t>
+        <w:t xml:space="preserve">幻灯片 26｜7分钟：同伴按四条给九格打 ✓</w:t>
       </w:r>
     </w:p>
     <w:p>
@@ -5307,15 +5775,15 @@
         <w:pStyle w:val="SlideMeta"/>
       </w:pPr>
       <w:r>
-        <w:t xml:space="preserve">建议时间：7分钟　｜　课堂功能：同伴只按第08页四条给九格打勾；本人圈出至少两格，证据位置记入笔记②</w:t>
-      </w:r>
-    </w:p>
-    <w:p>
-      <w:pPr>
-        <w:pStyle w:val="SpokenText"/>
-      </w:pPr>
-      <w:r>
-        <w:t xml:space="preserve">两人一组，交换发散板。同伴只按第08页的四条打勾，不替你设计。</w:t>
+        <w:t xml:space="preserve">建议时间：7分钟　｜　课堂功能：同伴只按第12页四条给九格打勾；本人圈出至少两格，证据位置记入笔记②</w:t>
+      </w:r>
+    </w:p>
+    <w:p>
+      <w:pPr>
+        <w:pStyle w:val="SpokenText"/>
+      </w:pPr>
+      <w:r>
+        <w:t xml:space="preserve">两人一组，交换发散板。同伴只按第12页的四条打勾，不替你设计。</w:t>
       </w:r>
     </w:p>
     <w:p>
@@ -5355,7 +5823,7 @@
         <w:pStyle w:val="SpokenText"/>
       </w:pPr>
       <w:r>
-        <w:t xml:space="preserve">最后1分钟，写笔记②：你圈的格，证据来自哪一种——第11页还是第12页的七种——再加一行出处。</w:t>
+        <w:t xml:space="preserve">最后1分钟，写笔记②：你圈的格，证据来自哪一种——第15页还是第16页的七种——再加一行出处。</w:t>
       </w:r>
     </w:p>
     <w:p>
@@ -5436,7 +5904,7 @@
         <w:pStyle w:val="SlideTitle"/>
       </w:pPr>
       <w:r>
-        <w:t xml:space="preserve">幻灯片 23｜第03周检查：主题有没有证据、落点、量和立场</w:t>
+        <w:t xml:space="preserve">幻灯片 27｜第03周检查：主题有没有证据、落点、量和立场</w:t>
       </w:r>
     </w:p>
     <w:p>
@@ -5460,7 +5928,7 @@
         <w:pStyle w:val="SpokenText"/>
       </w:pPr>
       <w:r>
-        <w:t xml:space="preserve">摩擦证据5分：来自第11–12页七个来源，指得出是哪一次。它接到期末的“时代性与创意”。</w:t>
+        <w:t xml:space="preserve">摩擦证据5分：来自第15–16页七个来源，指得出是哪一次。它接到期末的“时代性与创意”。</w:t>
       </w:r>
     </w:p>
     <w:p>
@@ -5565,7 +6033,7 @@
         <w:pStyle w:val="SlideTitle"/>
       </w:pPr>
       <w:r>
-        <w:t xml:space="preserve">幻灯片 24｜回家把 9 格做到 27 格，再把证据带齐</w:t>
+        <w:t xml:space="preserve">幻灯片 28｜回家把 9 格做到 27 格，再把证据带齐</w:t>
       </w:r>
     </w:p>
     <w:p>
@@ -5678,7 +6146,7 @@
         <w:pStyle w:val="SlideTitle"/>
       </w:pPr>
       <w:r>
-        <w:t xml:space="preserve">幻灯片 25｜改方向不是失败；现在把开场那一句重写一次</w:t>
+        <w:t xml:space="preserve">幻灯片 29｜改方向不是失败；现在把开场那一句重写一次</w:t>
       </w:r>
     </w:p>
     <w:p>
@@ -5718,7 +6186,7 @@
         <w:pStyle w:val="SpokenText"/>
       </w:pPr>
       <w:r>
-        <w:t xml:space="preserve">这就是第20页那张九格表的样子——换什么 × 改多少。他在一张照片上做了五次。</w:t>
+        <w:t xml:space="preserve">这就是第24页那张九格表的样子——换什么 × 改多少。他在一张照片上做了五次。</w:t>
       </w:r>
     </w:p>
     <w:p>
@@ -5758,7 +6226,7 @@
         <w:pStyle w:val="SpokenText"/>
       </w:pPr>
       <w:r>
-        <w:t xml:space="preserve">三个造型的出处在右边：造型 A 第14页、造型 B 第18页、造型 C 第16页。</w:t>
+        <w:t xml:space="preserve">三个造型的出处在右边：造型 A 第18页、造型 B 第22页、造型 C 第20页。</w:t>
       </w:r>
     </w:p>
     <w:p>
@@ -5847,7 +6315,7 @@
         <w:pStyle w:val="SlideTitle"/>
       </w:pPr>
       <w:r>
-        <w:t xml:space="preserve">幻灯片 26｜一句话小结：我的主题过了哪四关</w:t>
+        <w:t xml:space="preserve">幻灯片 30｜一句话小结：我的主题过了哪四关</w:t>
       </w:r>
     </w:p>
     <w:p>
@@ -6141,7 +6609,7 @@
         <w:pStyle w:val="SpokenText"/>
       </w:pPr>
       <w:r>
-        <w:t xml:space="preserve">笔记30分：每周一页，三栏——①判断句，要能被反驳；②证据位置，第几张图的哪条线；③下一步动作，下周之前核对什么。抄板书的那一页不计分。本周三栏在第13页、第22页、第24页收。</w:t>
+        <w:t xml:space="preserve">笔记30分：每周一页，三栏——①判断句，要能被反驳；②证据位置，第几张图的哪条线；③下一步动作，下周之前核对什么。抄板书的那一页不计分。本周三栏在第17页、第26页、第28页收。</w:t>
       </w:r>
     </w:p>
     <w:p>
@@ -6319,7 +6787,7 @@
                 <w:color w:val="111827"/>
                 <w:sz w:val="19"/>
               </w:rPr>
-              <w:t xml:space="preserve">（回到第09页，照入口写事实句。）</w:t>
+              <w:t xml:space="preserve">（回到第13页，照入口写事实句。）</w:t>
             </w:r>
           </w:p>
         </w:tc>
@@ -6335,7 +6803,7 @@
         <w:pStyle w:val="SlideTitle"/>
       </w:pPr>
       <w:r>
-        <w:t xml:space="preserve">补充 04｜穿着者画像的六个提问面：证据来自第11–12页的七个来源</w:t>
+        <w:t xml:space="preserve">补充 04｜穿着者画像的六个提问面：证据来自第15–16页的七个来源</w:t>
       </w:r>
     </w:p>
     <w:p>
@@ -6432,7 +6900,7 @@
                 <w:color w:val="111827"/>
                 <w:sz w:val="19"/>
               </w:rPr>
-              <w:t xml:space="preserve">（回到第13页继续写人物句。）</w:t>
+              <w:t xml:space="preserve">（回到第17页继续写人物句。）</w:t>
             </w:r>
           </w:p>
         </w:tc>
@@ -6585,7 +7053,7 @@
                 <w:color w:val="111827"/>
                 <w:sz w:val="19"/>
               </w:rPr>
-              <w:t xml:space="preserve">（回到第09页，⑦文化手艺的事实句按这里的“原理”写。）</w:t>
+              <w:t xml:space="preserve">（回到第13页，⑦文化手艺的事实句按这里的“原理”写。）</w:t>
             </w:r>
           </w:p>
         </w:tc>
@@ -6979,7 +7447,7 @@
         <w:pStyle w:val="SpokenText"/>
       </w:pPr>
       <w:r>
-        <w:t xml:space="preserve">出处一行和图像使用三条不计分，但是通过性条件，可一票否决。本周评的20分见第23页“第03周检查”。</w:t>
+        <w:t xml:space="preserve">出处一行和图像使用三条不计分，但是通过性条件，可一票否决。本周评的20分见第27页“第03周检查”。</w:t>
       </w:r>
     </w:p>
     <w:tbl>
@@ -7036,7 +7504,7 @@
                 <w:color w:val="111827"/>
                 <w:sz w:val="19"/>
               </w:rPr>
-              <w:t xml:space="preserve">（回到第23页的六条检查。）</w:t>
+              <w:t xml:space="preserve">（回到第27页的六条检查。）</w:t>
             </w:r>
           </w:p>
         </w:tc>
@@ -7503,7 +7971,7 @@
         <w:pStyle w:val="SpokenText"/>
       </w:pPr>
       <w:r>
-        <w:t xml:space="preserve">所以 A、B、C 只写事实句。身体句必须来自自穿记录、影像逐帧或电商评价——第11页和第12页。</w:t>
+        <w:t xml:space="preserve">所以 A、B、C 只写事实句。身体句必须来自自穿记录、影像逐帧或电商评价——第15页和第16页。</w:t>
       </w:r>
     </w:p>
     <w:p>
@@ -7535,7 +8003,7 @@
         <w:pStyle w:val="SpokenText"/>
       </w:pPr>
       <w:r>
-        <w:t xml:space="preserve">自己的种子过不了第08页的四条，就换一个；课堂上第19页还有五个起点可选。换种子不扣分。</w:t>
+        <w:t xml:space="preserve">自己的种子过不了第12页的四条，就换一个；课堂上第23页还有五个起点可选。换种子不扣分。</w:t>
       </w:r>
     </w:p>
     <w:tbl>
@@ -7592,7 +8060,7 @@
                 <w:color w:val="111827"/>
                 <w:sz w:val="19"/>
               </w:rPr>
-              <w:t xml:space="preserve">（回到第13页写四句话，或第19页选一个起点。）</w:t>
+              <w:t xml:space="preserve">（回到第17页写四句话，或第23页选一个起点。）</w:t>
             </w:r>
           </w:p>
         </w:tc>
@@ -7914,7 +8382,7 @@
         <w:pStyle w:val="SpokenText"/>
       </w:pPr>
       <w:r>
-        <w:t xml:space="preserve">第一张就是第06页那个系列：同一个人台、同一块白布，挂了九次。</w:t>
+        <w:t xml:space="preserve">第一张就是第10页那个系列：同一个人台、同一块白布，挂了九次。</w:t>
       </w:r>
     </w:p>
     <w:p>
@@ -7938,7 +8406,7 @@
         <w:pStyle w:val="SpokenText"/>
       </w:pPr>
       <w:r>
-        <w:t xml:space="preserve">主题板上活下来的那几张，是从这样的量里挑出来的。第21页的九格不是九个想法，是九次试。</w:t>
+        <w:t xml:space="preserve">主题板上活下来的那几张，是从这样的量里挑出来的。第25页的九格不是九个想法，是九次试。</w:t>
       </w:r>
     </w:p>
     <w:tbl>
@@ -7995,7 +8463,7 @@
                 <w:color w:val="111827"/>
                 <w:sz w:val="19"/>
               </w:rPr>
-              <w:t xml:space="preserve">（回到第20页发散工具：D 栏×三度。）</w:t>
+              <w:t xml:space="preserve">（回到第24页发散工具：D 栏×三度。）</w:t>
             </w:r>
           </w:p>
         </w:tc>
@@ -8196,7 +8664,7 @@
         <w:pStyle w:val="SlideMeta"/>
       </w:pPr>
       <w:r>
-        <w:t xml:space="preserve">建议时间：课后查阅（不占课时）　｜　课堂功能：入口⑦的中国对照（待放入）：版式与第14–16页相同，四栏与 A16 同一种读法</w:t>
+        <w:t xml:space="preserve">建议时间：课后查阅（不占课时）　｜　课堂功能：入口⑦的中国对照（待放入）：版式与第18–20页相同，四栏与 A16 同一种读法</w:t>
       </w:r>
     </w:p>
     <w:p>
@@ -8212,7 +8680,7 @@
         <w:pStyle w:val="SpokenText"/>
       </w:pPr>
       <w:r>
-        <w:t xml:space="preserve">版式和第14–16页一样：一张过程图（工艺试样、白坯布或工作台记录），一张成品图。</w:t>
+        <w:t xml:space="preserve">版式和第18–20页一样：一张过程图（工艺试样、白坯布或工作台记录），一张成品图。</w:t>
       </w:r>
     </w:p>
     <w:p>
@@ -8317,7 +8785,7 @@
         <w:pStyle w:val="SpokenText"/>
       </w:pPr>
       <w:r>
-        <w:t xml:space="preserve">这一页课后看，是第18页“态度”的第二个例子。Cece Che，学生作品。</w:t>
+        <w:t xml:space="preserve">这一页课后看，是第22页“态度”的第二个例子。Cece Che，学生作品。</w:t>
       </w:r>
     </w:p>
     <w:p>
@@ -9000,7 +9468,7 @@
                 <w:color w:val="111827"/>
                 <w:sz w:val="17"/>
               </w:rPr>
-              <w:t xml:space="preserve">“坯”读 pī。第14、17、18页都出现。</w:t>
+              <w:t xml:space="preserve">“坯”读 pī。第18、21、22页都出现。</w:t>
             </w:r>
           </w:p>
         </w:tc>
@@ -9160,7 +9628,7 @@
                 <w:color w:val="111827"/>
                 <w:sz w:val="17"/>
               </w:rPr>
-              <w:t xml:space="preserve">成品之前先做出来试的那一件。第18页人台上绕的布条就是。</w:t>
+              <w:t xml:space="preserve">成品之前先做出来试的那一件。第22页人台上绕的布条就是。</w:t>
             </w:r>
           </w:p>
         </w:tc>
@@ -9240,7 +9708,7 @@
                 <w:color w:val="111827"/>
                 <w:sz w:val="17"/>
               </w:rPr>
-              <w:t xml:space="preserve">薄木板。第14页挖着椭圆孔和弯三角孔的那两块。</w:t>
+              <w:t xml:space="preserve">薄木板。第18页挖着椭圆孔和弯三角孔的那两块。</w:t>
             </w:r>
           </w:p>
         </w:tc>
@@ -9320,7 +9788,7 @@
                 <w:color w:val="111827"/>
                 <w:sz w:val="17"/>
               </w:rPr>
-              <w:t xml:space="preserve">缝线在布面上留下的痕迹。第15页那条斜接缝上一道也没有。</w:t>
+              <w:t xml:space="preserve">缝线在布面上留下的痕迹。第19页那条斜接缝上一道也没有。</w:t>
             </w:r>
           </w:p>
         </w:tc>
@@ -9400,7 +9868,7 @@
                 <w:color w:val="111827"/>
                 <w:sz w:val="17"/>
               </w:rPr>
-              <w:t xml:space="preserve">“焊”读 hàn，不读 hán。第15页布的接法，据报道借自汽车工业。</w:t>
+              <w:t xml:space="preserve">“焊”读 hàn，不读 hán。第19页布的接法，据报道借自汽车工业。</w:t>
             </w:r>
           </w:p>
         </w:tc>
@@ -9480,7 +9948,7 @@
                 <w:color w:val="111827"/>
                 <w:sz w:val="17"/>
               </w:rPr>
-              <w:t xml:space="preserve">“粘”读 zhān。第15页皮革的接法，据报道与布的那一种不同。</w:t>
+              <w:t xml:space="preserve">“粘”读 zhān。第19页皮革的接法，据报道与布的那一种不同。</w:t>
             </w:r>
           </w:p>
         </w:tc>
@@ -9560,7 +10028,7 @@
                 <w:color w:val="111827"/>
                 <w:sz w:val="17"/>
               </w:rPr>
-              <w:t xml:space="preserve">一件衣服外缘的形。第16页每披一次就用白线把当时的轮廓描下来。</w:t>
+              <w:t xml:space="preserve">一件衣服外缘的形。第20页每披一次就用白线把当时的轮廓描下来。</w:t>
             </w:r>
           </w:p>
         </w:tc>
@@ -9640,7 +10108,7 @@
                 <w:color w:val="111827"/>
                 <w:sz w:val="17"/>
               </w:rPr>
-              <w:t xml:space="preserve">第18页那块紫被裁成一条一条，再绕到人台上。</w:t>
+              <w:t xml:space="preserve">第22页那块紫被裁成一条一条，再绕到人台上。</w:t>
             </w:r>
           </w:p>
         </w:tc>
@@ -10200,7 +10668,7 @@
                 <w:color w:val="111827"/>
                 <w:sz w:val="17"/>
               </w:rPr>
-              <w:t xml:space="preserve">第23页：图像使用三条。</w:t>
+              <w:t xml:space="preserve">第27页：图像使用三条。</w:t>
             </w:r>
           </w:p>
         </w:tc>
@@ -10312,7 +10780,7 @@
         <w:pStyle w:val="LectureBullet"/>
       </w:pPr>
       <w:r>
-        <w:t xml:space="preserve">• Grey Buscemi：学生作品，保留原名（第14页）。</w:t>
+        <w:t xml:space="preserve">• Grey Buscemi：学生作品，保留原名（第18页）。</w:t>
       </w:r>
     </w:p>
     <w:p>
@@ -10320,7 +10788,7 @@
         <w:pStyle w:val="LectureBullet"/>
       </w:pPr>
       <w:r>
-        <w:t xml:space="preserve">• Luca Fabry：学生作品，保留原名（第15页）。</w:t>
+        <w:t xml:space="preserve">• Luca Fabry：学生作品，保留原名（第19页）。</w:t>
       </w:r>
     </w:p>
     <w:p>
@@ -10328,7 +10796,7 @@
         <w:pStyle w:val="LectureBullet"/>
       </w:pPr>
       <w:r>
-        <w:t xml:space="preserve">• Tiger Peng：学生作品，保留原名（第16页）；档案里没有写人称代词，讲的时候不说“他”也不说“她”。</w:t>
+        <w:t xml:space="preserve">• Tiger Peng：学生作品，保留原名（第20页）；档案里没有写人称代词，讲的时候不说“他”也不说“她”。</w:t>
       </w:r>
     </w:p>
     <w:p>
@@ -10336,7 +10804,7 @@
         <w:pStyle w:val="LectureBullet"/>
       </w:pPr>
       <w:r>
-        <w:t xml:space="preserve">• Oli Clarke：学生作品，保留原名（第17页）。</w:t>
+        <w:t xml:space="preserve">• Oli Clarke：学生作品，保留原名（第21页）。</w:t>
       </w:r>
     </w:p>
     <w:p>
@@ -10344,7 +10812,7 @@
         <w:pStyle w:val="LectureBullet"/>
       </w:pPr>
       <w:r>
-        <w:t xml:space="preserve">• Gemma Dolan：学生作品，保留原名（第18页）。</w:t>
+        <w:t xml:space="preserve">• Gemma Dolan：学生作品，保留原名（第22页）。</w:t>
       </w:r>
     </w:p>
     <w:p>
@@ -10376,7 +10844,7 @@
         <w:pStyle w:val="LectureBullet"/>
       </w:pPr>
       <w:r>
-        <w:t xml:space="preserve">• Adya Nevatia：学生作品（第19页），保留原名；第25页那五张试身照的作者，页面未署名，不补。</w:t>
+        <w:t xml:space="preserve">• Adya Nevatia：学生作品（第23页），保留原名；第29页那五张试身照的作者，页面未署名，不补。</w:t>
       </w:r>
     </w:p>
     <w:p>
@@ -10392,7 +10860,7 @@
         <w:pStyle w:val="LectureBullet"/>
       </w:pPr>
       <w:r>
-        <w:t xml:space="preserve">• Rick Owens：可说“瑞克·欧文斯”；Junya Watanabe：可说“渡边淳弥”（第05页）。</w:t>
+        <w:t xml:space="preserve">• Rick Owens：可说“瑞克·欧文斯”；Junya Watanabe：可说“渡边淳弥”（第09页）。</w:t>
       </w:r>
     </w:p>
     <w:p>
@@ -10432,7 +10900,7 @@
         <w:pStyle w:val="LectureBullet"/>
       </w:pPr>
       <w:r>
-        <w:t xml:space="preserve">• 作品集是整理过的页面：不能证明先后顺序、数量和被放弃的方案；设计师的话一律标“据自述”，中文为教师翻译（第19页）。</w:t>
+        <w:t xml:space="preserve">• 作品集是整理过的页面：不能证明先后顺序、数量和被放弃的方案；设计师的话一律标“据自述”，中文为教师翻译（第23页）。</w:t>
       </w:r>
     </w:p>
     <w:p>

--- a/docs/jiangao/《女装设计》第03周_中国大陆课堂完整讲稿_中文.docx
+++ b/docs/jiangao/《女装设计》第03周_中国大陆课堂完整讲稿_中文.docx
@@ -311,7 +311,7 @@
                 <w:color w:val="111827"/>
                 <w:sz w:val="20"/>
               </w:rPr>
-              <w:t xml:space="preserve">第1课时：前5分钟看路线、只看成品写一句；4分钟承上与风格设定；12分钟看第10–11页那个系列的七格证据链与 AI 审计；8分钟讲主题四关、入口事实句和去标签；4分钟讲证据的七个来源；最后12分钟四句话书写与反馈。第2课时：12分钟看五个入口的五份学生作品和两种主题起点，2分钟讲作品集的证据边界，3分钟讲发散工具，15分钟画发散板9格，7分钟同伴讲评，最后6分钟做形成性检查、下周准备、重写开场那一句和一句话小结。</w:t>
+              <w:t xml:space="preserve">第1课时：前5分钟看路线、只看成品写一句；4分钟承上与风格设定；12分钟看第07–08页那个系列的七格证据链与 AI 审计；8分钟讲主题四关、入口事实句和去标签；4分钟讲证据的七个来源；最后12分钟四句话书写与反馈。第2课时：12分钟看五个入口的五份学生作品和两种主题起点，2分钟讲作品集的证据边界，3分钟讲发散工具，15分钟画发散板9格，7分钟同伴讲评，最后6分钟做形成性检查、下周准备、重写开场那一句和一句话小结。</w:t>
             </w:r>
           </w:p>
         </w:tc>
@@ -1573,7 +1573,7 @@
         <w:pStyle w:val="LectureBullet"/>
       </w:pPr>
       <w:r>
-        <w:t xml:space="preserve">• 学生：第02周 A3 底稿《我的时装世界》、黑色笔与两种颜色的标记笔、一张小纸（开场测试用，折起来保存到第29页）、手机（查公开资料与出处）。</w:t>
+        <w:t xml:space="preserve">• 学生：第02周 A3 底稿《我的时装世界》、黑色笔与两种颜色的标记笔、一张小纸（开场测试用，折起来保存到第26页）、手机（查公开资料与出处）。</w:t>
       </w:r>
     </w:p>
     <w:p>
@@ -1589,7 +1589,7 @@
         <w:pStyle w:val="LectureBullet"/>
       </w:pPr>
       <w:r>
-        <w:t xml:space="preserve">• 第03页开场前不要说出三位设计师的名字和学校；第18、20、22页逐一揭晓。</w:t>
+        <w:t xml:space="preserve">• 第03页开场前不要说出三位设计师的名字和学校；第15、17、19页逐一揭晓。</w:t>
       </w:r>
     </w:p>
     <w:p>
@@ -1883,7 +1883,7 @@
         <w:pStyle w:val="SpokenText"/>
       </w:pPr>
       <w:r>
-        <w:t xml:space="preserve">接着看一个学生作品系列的真实过程，再讲四关、入口和证据；第17页写四句话。</w:t>
+        <w:t xml:space="preserve">接着看一个学生作品系列的真实过程，再讲四关、入口和证据；第14页写四句话。</w:t>
       </w:r>
     </w:p>
     <w:p>
@@ -1980,7 +1980,7 @@
         <w:pStyle w:val="SlideMeta"/>
       </w:pPr>
       <w:r>
-        <w:t xml:space="preserve">建议时间：4分钟　｜　课堂功能：开场测试：只看三张成品照各写一句，折起来保存，第29页重写</w:t>
+        <w:t xml:space="preserve">建议时间：4分钟　｜　课堂功能：开场测试：只看三张成品照各写一句，折起来保存，第26页重写</w:t>
       </w:r>
     </w:p>
     <w:p>
@@ -2109,23 +2109,23 @@
         <w:pStyle w:val="SpokenText"/>
       </w:pPr>
       <w:r>
-        <w:t xml:space="preserve">四块各接到一页。第一块，三个成见：拿到第09页风格、第14页去标签，各检查一次。</w:t>
-      </w:r>
-    </w:p>
-    <w:p>
-      <w:pPr>
-        <w:pStyle w:val="SpokenText"/>
-      </w:pPr>
-      <w:r>
-        <w:t xml:space="preserve">第二块，我的入口：它决定第13页你的事实句怎么写。</w:t>
-      </w:r>
-    </w:p>
-    <w:p>
-      <w:pPr>
-        <w:pStyle w:val="SpokenText"/>
-      </w:pPr>
-      <w:r>
-        <w:t xml:space="preserve">第三块，白布问题：它就是第25页发散板顶上那颗种子。</w:t>
+        <w:t xml:space="preserve">四块各接到一页。第一块，三个成见：拿到第06页风格、第11页去标签，各检查一次。</w:t>
+      </w:r>
+    </w:p>
+    <w:p>
+      <w:pPr>
+        <w:pStyle w:val="SpokenText"/>
+      </w:pPr>
+      <w:r>
+        <w:t xml:space="preserve">第二块，我的入口：它决定第10页你的事实句怎么写。</w:t>
+      </w:r>
+    </w:p>
+    <w:p>
+      <w:pPr>
+        <w:pStyle w:val="SpokenText"/>
+      </w:pPr>
+      <w:r>
+        <w:t xml:space="preserve">第三块，白布问题：它就是第22页发散板顶上那颗种子。</w:t>
       </w:r>
     </w:p>
     <w:p>
@@ -2278,7 +2278,7 @@
         <w:pStyle w:val="SlideTitle"/>
       </w:pPr>
       <w:r>
-        <w:t xml:space="preserve">幻灯片 05｜①三个成见：成见要小到能指出一个部位、一个常规做法</w:t>
+        <w:t xml:space="preserve">幻灯片 05｜第02周 A3 四块各是一句填空：填得满就能长成主题板</w:t>
       </w:r>
     </w:p>
     <w:p>
@@ -2286,47 +2286,63 @@
         <w:pStyle w:val="SlideMeta"/>
       </w:pPr>
       <w:r>
-        <w:t xml:space="preserve">建议时间：2分钟　｜　课堂功能：用两份公开说明，把第02周 A3 第①块的句式「所以“___”不是唯一答案」落到一个部位、一个常规做法上</w:t>
-      </w:r>
-    </w:p>
-    <w:p>
-      <w:pPr>
-        <w:pStyle w:val="SpokenText"/>
-      </w:pPr>
-      <w:r>
-        <w:t xml:space="preserve">先问一句：上周第①块，你写的三个成见里，有几个其实是“我觉得要好看”？——那个不是成见，是喜好，因为没有哪张图能打破它。</w:t>
-      </w:r>
-    </w:p>
-    <w:p>
-      <w:pPr>
-        <w:pStyle w:val="SpokenText"/>
-      </w:pPr>
-      <w:r>
-        <w:t xml:space="preserve">左边这位 Adya Nevatia，据报道（记者写的，不是本人自述）：她把腿型直接画在罗纹布上，横着裁，不是竖着裁；袜子反过来穿，未缝合的接缝沿正面往下延伸，勾出一只靴子的轮廓。原文还给这一句加了引号：“说不通，却行得通”。</w:t>
-      </w:r>
-    </w:p>
-    <w:p>
-      <w:pPr>
-        <w:pStyle w:val="SpokenText"/>
-      </w:pPr>
-      <w:r>
-        <w:t xml:space="preserve">成见＝“裤子要纵向裁”，反例＝横裁，所以“纵裁”不是唯一答案——这就是说明里要的那个句式。</w:t>
-      </w:r>
-    </w:p>
-    <w:p>
-      <w:pPr>
-        <w:pStyle w:val="SpokenText"/>
-      </w:pPr>
-      <w:r>
-        <w:t xml:space="preserve">右边 Kai Ghattaura 更直接：拉链、门襟、腰带袢，先点名，再一样一样换成可调节的系结和古董纽扣。两个人做的是同一件事：先指出一个部位、一个常规做法，再对它做一个反决定。</w:t>
-      </w:r>
-    </w:p>
-    <w:p>
-      <w:pPr>
-        <w:pStyle w:val="SpokenText"/>
-      </w:pPr>
-      <w:r>
-        <w:t xml:space="preserve">下面那两页草图你等一下在第23页还会再见到——写“不存在唯一正确的方法”的就是这个人，可她自己也还有两处写着 OR。</w:t>
+        <w:t xml:space="preserve">建议时间：4分钟　｜　课堂功能：把第02周 A3 的四块逐块念成一句可填空的句子，学生对照自己那张纸，当场认出哪一格还没做完</w:t>
+      </w:r>
+    </w:p>
+    <w:p>
+      <w:pPr>
+        <w:pStyle w:val="SpokenText"/>
+      </w:pPr>
+      <w:r>
+        <w:t xml:space="preserve">先把上周那张 A3 拿出来，放在左手边。今天不从新的开始，先把那四块补完。</w:t>
+      </w:r>
+    </w:p>
+    <w:p>
+      <w:pPr>
+        <w:pStyle w:val="SpokenText"/>
+      </w:pPr>
+      <w:r>
+        <w:t xml:space="preserve">这一页做的事只有一件：把四块各写成一句能填空的话。——我先说清楚，下面打勾的句子是我写的示例，不是标准答案。照句子的形状做，内容必须是你自己的。</w:t>
+      </w:r>
+    </w:p>
+    <w:p>
+      <w:pPr>
+        <w:pStyle w:val="SpokenText"/>
+      </w:pPr>
+      <w:r>
+        <w:t xml:space="preserve">第①块，三个成见。句式是：我一直以为＿＿，这张图打破它＿＿，所以“＿＿”不是唯一答案。示例：我一直以为裤子要竖着裁，这张图横着裁，所以“竖裁”不是唯一答案。成见要小到能指出一个部位、一个常规做法；写“我觉得要好看”的，那是喜好，没有哪张图能打破它。</w:t>
+      </w:r>
+    </w:p>
+    <w:p>
+      <w:pPr>
+        <w:pStyle w:val="SpokenText"/>
+      </w:pPr>
+      <w:r>
+        <w:t xml:space="preserve">第②块，我的入口。句式是：我选流程几，我的流程图是什么→什么→什么，最强的一步是＿＿，最弱的一步是＿＿。示例：流程②面料先行，摸布→试垂坠→定长度→画结构线，最强是选布，最弱是量尺寸。注意最弱那一格不能空——它不是缺点，是你下一步要补的地方。</w:t>
+      </w:r>
+    </w:p>
+    <w:p>
+      <w:pPr>
+        <w:pStyle w:val="SpokenText"/>
+      </w:pPr>
+      <w:r>
+        <w:t xml:space="preserve">第③块，白布问题。句式是：只给我白布，我的裙子是——哪个部位，怎么做。示例：腰线不在腰上，在肋骨下缘；下摆到膝下收口。判断标准就一条：把颜色拿走之后，这句话会不会变。一个字都不用改的，那句话说的不是造型。</w:t>
+      </w:r>
+    </w:p>
+    <w:p>
+      <w:pPr>
+        <w:pStyle w:val="SpokenText"/>
+      </w:pPr>
+      <w:r>
+        <w:t xml:space="preserve">第④块，十张参考图。句式是：我看中它的哪一层——平面、立体、细节，就是第02周第14页那三层；然后说这个什么由什么造成。示例：我看中它的立体造型这一层，髋上那块体积，由一道弧形接缝造成。写不出“由什么造成”的那一张，就换掉。</w:t>
+      </w:r>
+    </w:p>
+    <w:p>
+      <w:pPr>
+        <w:pStyle w:val="SpokenText"/>
+      </w:pPr>
+      <w:r>
+        <w:t xml:space="preserve">四句都填得满的，你那张 A3 今天就可以直接长成本周的主题板。填不满的那一格，这节课就补。</w:t>
       </w:r>
     </w:p>
     <w:tbl>
@@ -2374,7 +2390,7 @@
                 <w:color w:val="111827"/>
                 <w:sz w:val="19"/>
               </w:rPr>
-              <w:t xml:space="preserve">【转场语】 （到第06页）第②块你们都写了“最强的一步”。最弱的那一步呢？</w:t>
+              <w:t xml:space="preserve">【转场语】 （到第06页）四块补完了。从这里开始是本周——风格不是你选的词，是别人在你身上反复看到的同一条线。</w:t>
             </w:r>
             <w:r>
               <w:rPr>
@@ -2399,7 +2415,7 @@
         <w:pStyle w:val="SlideTitle"/>
       </w:pPr>
       <w:r>
-        <w:t xml:space="preserve">幻灯片 06｜②我的入口：38 份公开说明里，写出自己“最弱一步”的有 0 份</w:t>
+        <w:t xml:space="preserve">幻灯片 06｜风格不是你选的词，是别人在你身上反复看到的同一条线</w:t>
       </w:r>
     </w:p>
     <w:p>
@@ -2407,353 +2423,6 @@
         <w:pStyle w:val="SlideMeta"/>
       </w:pPr>
       <w:r>
-        <w:t xml:space="preserve">建议时间：2.5分钟　｜　课堂功能：用「0 / 38」这个数，说明 A3 第②块的“最弱一步”为什么在公开文字里看不到，而在这张纸上必须写</w:t>
-      </w:r>
-    </w:p>
-    <w:p>
-      <w:pPr>
-        <w:pStyle w:val="SpokenText"/>
-      </w:pPr>
-      <w:r>
-        <w:t xml:space="preserve">这个 0 是一份一份数出来的。最强的一步他们都写了：Grey Buscemi 花了好几个月泡在古董飞机收藏和工程档案里——这句话你在第18页会看到；Luca Fabry 先定“怎么接”，第19页；Oli Clarke“以过程驱动”，第21页；还有一位说自己“穿行于精裁、3D打印、木雕与面料实验之间”。</w:t>
-      </w:r>
-    </w:p>
-    <w:p>
-      <w:pPr>
-        <w:pStyle w:val="SpokenText"/>
-      </w:pPr>
-      <w:r>
-        <w:t xml:space="preserve">可是三十八份里，一个人也没有写“我在这里卡住”“这一步我做不好”。为什么？因为这三十八份是公开发表的文字。第23页我们要专门讲这件事：作品集只留下挑过的页面。</w:t>
-      </w:r>
-    </w:p>
-    <w:p>
-      <w:pPr>
-        <w:pStyle w:val="SpokenText"/>
-      </w:pPr>
-      <w:r>
-        <w:t xml:space="preserve">所以请听清楚——你这张 A3 不上传、不打分，只给你自己和我看（第02周第31页说过）。最弱的一步在这里可以写，也必须写。第04周 Gate 1 查的那条“可追溯”，靠的就是你知道自己哪一格还没验证。</w:t>
-      </w:r>
-    </w:p>
-    <w:p>
-      <w:pPr>
-        <w:pStyle w:val="SpokenText"/>
-      </w:pPr>
-      <w:r>
-        <w:t xml:space="preserve">另外两种写法这一页下面也有：三个名词堆在一起、没有部位也没有“由什么造成”；或者只写“探索某某观念”，那是喜好，不是条件。还有一份，公开页面上只有名字和账号——看不到不等于没做，也不等于做了。</w:t>
-      </w:r>
-    </w:p>
-    <w:tbl>
-      <w:tblPr>
-        <w:tblW w:type="auto" w:w="0"/>
-        <w:jc w:val="center"/>
-        <w:tblLayout w:type="autofit"/>
-        <w:tblLook w:firstColumn="1" w:firstRow="1" w:lastColumn="0" w:lastRow="0" w:noHBand="0" w:noVBand="1" w:val="04A0"/>
-        <w:tblBorders>
-          <w:top w:val="single" w:sz="0" w:space="0" w:color="ECFDF5"/>
-          <w:left w:val="single" w:sz="0" w:space="0" w:color="ECFDF5"/>
-          <w:bottom w:val="single" w:sz="0" w:space="0" w:color="ECFDF5"/>
-          <w:right w:val="single" w:sz="0" w:space="0" w:color="ECFDF5"/>
-          <w:insideH w:val="single" w:sz="0" w:space="0" w:color="ECFDF5"/>
-          <w:insideV w:val="single" w:sz="0" w:space="0" w:color="ECFDF5"/>
-        </w:tblBorders>
-      </w:tblPr>
-      <w:tblGrid>
-        <w:gridCol w:w="9524"/>
-      </w:tblGrid>
-      <w:tr>
-        <w:trPr>
-          <w:cantSplit/>
-        </w:trPr>
-        <w:tc>
-          <w:tcPr>
-            <w:tcW w:type="dxa" w:w="9524"/>
-            <w:shd w:fill="ECFDF5" w:val="clear"/>
-            <w:tcMar>
-              <w:top w:w="110" w:type="dxa"/>
-              <w:start w:w="160" w:type="dxa"/>
-              <w:bottom w:w="110" w:type="dxa"/>
-              <w:end w:w="160" w:type="dxa"/>
-            </w:tcMar>
-            <w:vAlign w:val="center"/>
-          </w:tcPr>
-          <w:p>
-            <w:pPr>
-              <w:spacing w:after="0"/>
-            </w:pPr>
-            <w:r>
-              <w:rPr>
-                <w:rFonts w:ascii="Arial" w:hAnsi="Arial" w:eastAsia="Noto Sans CJK SC"/>
-                <w:b/>
-                <w:color w:val="111827"/>
-                <w:sz w:val="19"/>
-              </w:rPr>
-              <w:t xml:space="preserve">【转场语】 （到第07页）第③块，白布问题。把颜色关掉，你还剩什么？</w:t>
-            </w:r>
-            <w:r>
-              <w:rPr>
-                <w:rFonts w:ascii="Arial" w:hAnsi="Arial" w:eastAsia="Noto Sans CJK SC"/>
-                <w:b w:val="0"/>
-                <w:color w:val="111827"/>
-                <w:sz w:val="19"/>
-              </w:rPr>
-              <w:t/>
-            </w:r>
-          </w:p>
-        </w:tc>
-      </w:tr>
-    </w:tbl>
-    <w:p>
-      <w:pPr>
-        <w:spacing w:after="0"/>
-      </w:pPr>
-    </w:p>
-    <w:p>
-      <w:pPr>
-        <w:pStyle w:val="SlideTitle"/>
-      </w:pPr>
-      <w:r>
-        <w:t xml:space="preserve">幻灯片 07｜③白布问题：把颜色这一层拿走之后，你还剩几个造型决定</w:t>
-      </w:r>
-    </w:p>
-    <w:p>
-      <w:pPr>
-        <w:pStyle w:val="SlideMeta"/>
-      </w:pPr>
-      <w:r>
-        <w:t xml:space="preserve">建议时间：1.5分钟　｜　课堂功能：用一份「③和④同时成立」的说明，把白布问题从“素色好不好看”改写成“拿走颜色还剩几个决定”</w:t>
-      </w:r>
-    </w:p>
-    <w:p>
-      <w:pPr>
-        <w:pStyle w:val="SpokenText"/>
-      </w:pPr>
-      <w:r>
-        <w:t xml:space="preserve">三十八份里，真的把颜色关掉的只有三份。Ivan Delogu Senes 这一份最清楚。据报道：深黑、原坯色、象牙白与冷调大地色，构成近似月光的同调色盘，“消除强烈对比，使雕塑式结构成为重点”。</w:t>
-      </w:r>
-    </w:p>
-    <w:p>
-      <w:pPr>
-        <w:pStyle w:val="SpokenText"/>
-      </w:pPr>
-      <w:r>
-        <w:t xml:space="preserve">注意这半句——消除对比是他故意做的，为的是让结构说话。这就是白布问题的逻辑本身。</w:t>
-      </w:r>
-    </w:p>
-    <w:p>
-      <w:pPr>
-        <w:pStyle w:val="SpokenText"/>
-      </w:pPr>
-      <w:r>
-        <w:t xml:space="preserve">而且同一段里他还说得出部位：体积悬垂、形成空腔并压向身体，而不是装饰身体；躯干、腹部、臀部与骨盆，成为容纳和承受的部位。所以这一份是三十八份里唯一一个③和④同时成立的。</w:t>
-      </w:r>
-    </w:p>
-    <w:p>
-      <w:pPr>
-        <w:pStyle w:val="SpokenText"/>
-      </w:pPr>
-      <w:r>
-        <w:t xml:space="preserve">右边那一份话说得一样漂亮——“这里的柔软不是装饰，而是建筑”——可是没有部位。说不出在身体的哪一处，白布问题就还没答完。</w:t>
-      </w:r>
-    </w:p>
-    <w:tbl>
-      <w:tblPr>
-        <w:tblW w:type="auto" w:w="0"/>
-        <w:jc w:val="center"/>
-        <w:tblLayout w:type="autofit"/>
-        <w:tblLook w:firstColumn="1" w:firstRow="1" w:lastColumn="0" w:lastRow="0" w:noHBand="0" w:noVBand="1" w:val="04A0"/>
-        <w:tblBorders>
-          <w:top w:val="single" w:sz="0" w:space="0" w:color="ECFDF5"/>
-          <w:left w:val="single" w:sz="0" w:space="0" w:color="ECFDF5"/>
-          <w:bottom w:val="single" w:sz="0" w:space="0" w:color="ECFDF5"/>
-          <w:right w:val="single" w:sz="0" w:space="0" w:color="ECFDF5"/>
-          <w:insideH w:val="single" w:sz="0" w:space="0" w:color="ECFDF5"/>
-          <w:insideV w:val="single" w:sz="0" w:space="0" w:color="ECFDF5"/>
-        </w:tblBorders>
-      </w:tblPr>
-      <w:tblGrid>
-        <w:gridCol w:w="9524"/>
-      </w:tblGrid>
-      <w:tr>
-        <w:trPr>
-          <w:cantSplit/>
-        </w:trPr>
-        <w:tc>
-          <w:tcPr>
-            <w:tcW w:type="dxa" w:w="9524"/>
-            <w:shd w:fill="ECFDF5" w:val="clear"/>
-            <w:tcMar>
-              <w:top w:w="110" w:type="dxa"/>
-              <w:start w:w="160" w:type="dxa"/>
-              <w:bottom w:w="110" w:type="dxa"/>
-              <w:end w:w="160" w:type="dxa"/>
-            </w:tcMar>
-            <w:vAlign w:val="center"/>
-          </w:tcPr>
-          <w:p>
-            <w:pPr>
-              <w:spacing w:after="0"/>
-            </w:pPr>
-            <w:r>
-              <w:rPr>
-                <w:rFonts w:ascii="Arial" w:hAnsi="Arial" w:eastAsia="Noto Sans CJK SC"/>
-                <w:b/>
-                <w:color w:val="111827"/>
-                <w:sz w:val="19"/>
-              </w:rPr>
-              <w:t xml:space="preserve">【转场语】 （到第08页）第④块，十张参考图，每张一句。那一句到底怎么写？</w:t>
-            </w:r>
-            <w:r>
-              <w:rPr>
-                <w:rFonts w:ascii="Arial" w:hAnsi="Arial" w:eastAsia="Noto Sans CJK SC"/>
-                <w:b w:val="0"/>
-                <w:color w:val="111827"/>
-                <w:sz w:val="19"/>
-              </w:rPr>
-              <w:t/>
-            </w:r>
-          </w:p>
-        </w:tc>
-      </w:tr>
-    </w:tbl>
-    <w:p>
-      <w:pPr>
-        <w:spacing w:after="0"/>
-      </w:pPr>
-    </w:p>
-    <w:p>
-      <w:pPr>
-        <w:pStyle w:val="SlideTitle"/>
-      </w:pPr>
-      <w:r>
-        <w:t xml:space="preserve">幻灯片 08｜④由___造成：一个形状，说得出它由什么造成</w:t>
-      </w:r>
-    </w:p>
-    <w:p>
-      <w:pPr>
-        <w:pStyle w:val="SlideMeta"/>
-      </w:pPr>
-      <w:r>
-        <w:t xml:space="preserve">建议时间：2分钟　｜　课堂功能：把第02周 B 栏「这个形状由什么造成」（省道／褶量／支撑／切割／材料）落到两份公开说明上</w:t>
-      </w:r>
-    </w:p>
-    <w:p>
-      <w:pPr>
-        <w:pStyle w:val="SpokenText"/>
-      </w:pPr>
-      <w:r>
-        <w:t xml:space="preserve">第02周 B 栏那一句：这个形状由什么造成——省道、褶量、支撑、切割、材料。三十八份里写清楚这件事的有七份，是四块里最多的。</w:t>
-      </w:r>
-    </w:p>
-    <w:p>
-      <w:pPr>
-        <w:pStyle w:val="SpokenText"/>
-      </w:pPr>
-      <w:r>
-        <w:t xml:space="preserve">Jinxi Lei 这一份要慢慢读。据报道：细高跟的曲线被吸收进服装——“它的曲线强化了精裁外套的肩部，勾勒出精裁长裤的臀部；而在一件蓝色针织上衣上，一条取自鞋跟底部的线，被放大并以钢材沿锁骨展开”。一个形状，三个部位。</w:t>
-      </w:r>
-    </w:p>
-    <w:p>
-      <w:pPr>
-        <w:pStyle w:val="SpokenText"/>
-      </w:pPr>
-      <w:r>
-        <w:t xml:space="preserve">这同时也是第24页发散板的做法：种子不换，换部位。这一份没有配图——公开的八张全是秀场照，没有过程图，所以我们只读文字，不替它补。</w:t>
-      </w:r>
-    </w:p>
-    <w:p>
-      <w:pPr>
-        <w:pStyle w:val="SpokenText"/>
-      </w:pPr>
-      <w:r>
-        <w:t xml:space="preserve">右边 Lynn Zhao 有图：髋上那道弧线，线上一排环扣把上下两片连起来，那是“切割”造成的；上身针织抽褶的那个分量，是“材料”造成的。一个人，占了 B 栏五项里的两项。</w:t>
-      </w:r>
-    </w:p>
-    <w:p>
-      <w:pPr>
-        <w:pStyle w:val="SpokenText"/>
-      </w:pPr>
-      <w:r>
-        <w:t xml:space="preserve">回去看你自己那十张：写不出“由什么造成”的，就换掉。</w:t>
-      </w:r>
-    </w:p>
-    <w:tbl>
-      <w:tblPr>
-        <w:tblW w:type="auto" w:w="0"/>
-        <w:jc w:val="center"/>
-        <w:tblLayout w:type="autofit"/>
-        <w:tblLook w:firstColumn="1" w:firstRow="1" w:lastColumn="0" w:lastRow="0" w:noHBand="0" w:noVBand="1" w:val="04A0"/>
-        <w:tblBorders>
-          <w:top w:val="single" w:sz="0" w:space="0" w:color="ECFDF5"/>
-          <w:left w:val="single" w:sz="0" w:space="0" w:color="ECFDF5"/>
-          <w:bottom w:val="single" w:sz="0" w:space="0" w:color="ECFDF5"/>
-          <w:right w:val="single" w:sz="0" w:space="0" w:color="ECFDF5"/>
-          <w:insideH w:val="single" w:sz="0" w:space="0" w:color="ECFDF5"/>
-          <w:insideV w:val="single" w:sz="0" w:space="0" w:color="ECFDF5"/>
-        </w:tblBorders>
-      </w:tblPr>
-      <w:tblGrid>
-        <w:gridCol w:w="9524"/>
-      </w:tblGrid>
-      <w:tr>
-        <w:trPr>
-          <w:cantSplit/>
-        </w:trPr>
-        <w:tc>
-          <w:tcPr>
-            <w:tcW w:type="dxa" w:w="9524"/>
-            <w:shd w:fill="ECFDF5" w:val="clear"/>
-            <w:tcMar>
-              <w:top w:w="110" w:type="dxa"/>
-              <w:start w:w="160" w:type="dxa"/>
-              <w:bottom w:w="110" w:type="dxa"/>
-              <w:end w:w="160" w:type="dxa"/>
-            </w:tcMar>
-            <w:vAlign w:val="center"/>
-          </w:tcPr>
-          <w:p>
-            <w:pPr>
-              <w:spacing w:after="0"/>
-            </w:pPr>
-            <w:r>
-              <w:rPr>
-                <w:rFonts w:ascii="Arial" w:hAnsi="Arial" w:eastAsia="Noto Sans CJK SC"/>
-                <w:b/>
-                <w:color w:val="111827"/>
-                <w:sz w:val="19"/>
-              </w:rPr>
-              <w:t xml:space="preserve">【转场语】 （回到第09页）好，上周那四块看完了。从这里开始是本周——风格不是你选的词，是别人在你身上反复看到的同一条线。</w:t>
-            </w:r>
-            <w:r>
-              <w:rPr>
-                <w:rFonts w:ascii="Arial" w:hAnsi="Arial" w:eastAsia="Noto Sans CJK SC"/>
-                <w:b w:val="0"/>
-                <w:color w:val="111827"/>
-                <w:sz w:val="19"/>
-              </w:rPr>
-              <w:t/>
-            </w:r>
-          </w:p>
-        </w:tc>
-      </w:tr>
-    </w:tbl>
-    <w:p>
-      <w:pPr>
-        <w:spacing w:after="0"/>
-      </w:pPr>
-    </w:p>
-    <w:p>
-      <w:pPr>
-        <w:pStyle w:val="SlideTitle"/>
-      </w:pPr>
-      <w:r>
-        <w:t xml:space="preserve">幻灯片 09｜风格不是你选的词，是别人在你身上反复看到的同一条线</w:t>
-      </w:r>
-    </w:p>
-    <w:p>
-      <w:pPr>
-        <w:pStyle w:val="SlideMeta"/>
-      </w:pPr>
-      <w:r>
         <w:t xml:space="preserve">建议时间：2分钟　｜　课堂功能：大纲第三章第一节“女装风格设定”：用两位设计师相隔多年的造型，把风格定义为重复出现的结构决定</w:t>
       </w:r>
     </w:p>
@@ -2890,7 +2559,7 @@
         <w:pStyle w:val="SpokenText"/>
       </w:pPr>
       <w:r>
-        <w:t xml:space="preserve">写不出来的，还是标签——第14页去标签，就是把它改写成可观察条件。</w:t>
+        <w:t xml:space="preserve">写不出来的，还是标签——第11页去标签，就是把它改写成可观察条件。</w:t>
       </w:r>
     </w:p>
     <w:tbl>
@@ -2963,7 +2632,7 @@
         <w:pStyle w:val="SlideTitle"/>
       </w:pPr>
       <w:r>
-        <w:t xml:space="preserve">幻灯片 10｜一个系列的七格证据链：哪一格公开了，哪一格没公开</w:t>
+        <w:t xml:space="preserve">幻灯片 07｜一个系列的七格证据链：哪一格公开了，哪一格没公开</w:t>
       </w:r>
     </w:p>
     <w:p>
@@ -3139,7 +2808,7 @@
         <w:pStyle w:val="SpokenText"/>
       </w:pPr>
       <w:r>
-        <w:t xml:space="preserve">那这一格本来该有什么？改前一张、改后一张，加一句“哪个部位、往哪个方向”。下半场第21页就有一个填满这一格的例子。</w:t>
+        <w:t xml:space="preserve">那这一格本来该有什么？改前一张、改后一张，加一句“哪个部位、往哪个方向”。下半场第18页就有一个填满这一格的例子。</w:t>
       </w:r>
     </w:p>
     <w:p>
@@ -3220,7 +2889,7 @@
         <w:pStyle w:val="SlideTitle"/>
       </w:pPr>
       <w:r>
-        <w:t xml:space="preserve">幻灯片 11｜AI 做了哪几格？布是谁的，词是谁的？</w:t>
+        <w:t xml:space="preserve">幻灯片 08｜AI 做了哪几格？布是谁的，词是谁的？</w:t>
       </w:r>
     </w:p>
     <w:p>
@@ -3228,7 +2897,7 @@
         <w:pStyle w:val="SlideMeta"/>
       </w:pPr>
       <w:r>
-        <w:t xml:space="preserve">建议时间：5分钟（含同桌2分钟）　｜　课堂功能：用第01周 A-0～A-5 审第11页公开的 AI 辅助流程：分清判断与表现，找出要划掉的词和缺出处的图</w:t>
+        <w:t xml:space="preserve">建议时间：5分钟（含同桌2分钟）　｜　课堂功能：用第01周 A-0～A-5 审第08页公开的 AI 辅助流程：分清判断与表现，找出要划掉的词和缺出处的图</w:t>
       </w:r>
     </w:p>
     <w:p>
@@ -3381,7 +3050,7 @@
         <w:pStyle w:val="SlideTitle"/>
       </w:pPr>
       <w:r>
-        <w:t xml:space="preserve">幻灯片 12｜一个主题要同时过四关，缺一条都只是“想法”</w:t>
+        <w:t xml:space="preserve">幻灯片 09｜一个主题要同时过四关，缺一条都只是“想法”</w:t>
       </w:r>
     </w:p>
     <w:p>
@@ -3413,7 +3082,7 @@
         <w:pStyle w:val="SpokenText"/>
       </w:pPr>
       <w:r>
-        <w:t xml:space="preserve">回头看第10页那个系列：那九张挂布的照片过了第③条“量”；第⑤格新闻稿还写了做法——多层复合、切削成片、拼合。</w:t>
+        <w:t xml:space="preserve">回头看第07页那个系列：那九张挂布的照片过了第③条“量”；第⑤格新闻稿还写了做法——多层复合、切削成片、拼合。</w:t>
       </w:r>
     </w:p>
     <w:p>
@@ -3445,7 +3114,7 @@
         <w:pStyle w:val="SpokenText"/>
       </w:pPr>
       <w:r>
-        <w:t xml:space="preserve">检查方法：你指得出是哪一次、哪一段、哪一条吗？证据从哪里来，第15、16页讲。</w:t>
+        <w:t xml:space="preserve">检查方法：你指得出是哪一次、哪一段、哪一条吗？证据从哪里来，第12、13页讲。</w:t>
       </w:r>
     </w:p>
     <w:p>
@@ -3501,7 +3170,7 @@
         <w:pStyle w:val="SpokenText"/>
       </w:pPr>
       <w:r>
-        <w:t xml:space="preserve">只有一个方向的，只是一件衣服，不是主题。第24页的发散工具就是干这个的。</w:t>
+        <w:t xml:space="preserve">只有一个方向的，只是一件衣服，不是主题。第21页的发散工具就是干这个的。</w:t>
       </w:r>
     </w:p>
     <w:p>
@@ -3517,7 +3186,7 @@
         <w:pStyle w:val="SpokenText"/>
       </w:pPr>
       <w:r>
-        <w:t xml:space="preserve">过不了怎么办？换一颗种子——你的 A3 ③白布问题，或者第23页的五个起点。换种子不扣分。</w:t>
+        <w:t xml:space="preserve">过不了怎么办？换一颗种子——你的 A3 ③白布问题，或者第20页的五个起点。换种子不扣分。</w:t>
       </w:r>
     </w:p>
     <w:tbl>
@@ -3590,7 +3259,7 @@
         <w:pStyle w:val="SlideTitle"/>
       </w:pPr>
       <w:r>
-        <w:t xml:space="preserve">幻灯片 13｜七种流程只剩一句话的差别——第一句怎么写</w:t>
+        <w:t xml:space="preserve">幻灯片 10｜七种流程只剩一句话的差别——第一句怎么写</w:t>
       </w:r>
     </w:p>
     <w:p>
@@ -3686,23 +3355,23 @@
         <w:pStyle w:val="SpokenText"/>
       </w:pPr>
       <w:r>
-        <w:t xml:space="preserve">①⑥ Grey Buscemi，第18页；② Luca Fabry，第19页，还有第10页的面料小样。</w:t>
-      </w:r>
-    </w:p>
-    <w:p>
-      <w:pPr>
-        <w:pStyle w:val="SpokenText"/>
-      </w:pPr>
-      <w:r>
-        <w:t xml:space="preserve">④ Oli Clarke，第21页；⑤⑦ Gemma Dolan 在第22页、María 在附录 A16。</w:t>
-      </w:r>
-    </w:p>
-    <w:p>
-      <w:pPr>
-        <w:pStyle w:val="SpokenText"/>
-      </w:pPr>
-      <w:r>
-        <w:t xml:space="preserve">③ Tiger Peng，第20页。第2课时一个一个看。</w:t>
+        <w:t xml:space="preserve">①⑥ Grey Buscemi，第15页；② Luca Fabry，第16页，还有第07页的面料小样。</w:t>
+      </w:r>
+    </w:p>
+    <w:p>
+      <w:pPr>
+        <w:pStyle w:val="SpokenText"/>
+      </w:pPr>
+      <w:r>
+        <w:t xml:space="preserve">④ Oli Clarke，第18页；⑤⑦ Gemma Dolan 在第19页、María 在附录 A16。</w:t>
+      </w:r>
+    </w:p>
+    <w:p>
+      <w:pPr>
+        <w:pStyle w:val="SpokenText"/>
+      </w:pPr>
+      <w:r>
+        <w:t xml:space="preserve">③ Tiger Peng，第17页。第2课时一个一个看。</w:t>
       </w:r>
     </w:p>
     <w:tbl>
@@ -3775,7 +3444,7 @@
         <w:pStyle w:val="SlideTitle"/>
       </w:pPr>
       <w:r>
-        <w:t xml:space="preserve">幻灯片 14｜“高端女性”指导不了任何一条结构线</w:t>
+        <w:t xml:space="preserve">幻灯片 11｜“高端女性”指导不了任何一条结构线</w:t>
       </w:r>
     </w:p>
     <w:p>
@@ -3839,15 +3508,15 @@
         <w:pStyle w:val="SpokenText"/>
       </w:pPr>
       <w:r>
-        <w:t xml:space="preserve">用结构写的，比如“腰在腰上”——不用改，直接带到第25页发散板。</w:t>
-      </w:r>
-    </w:p>
-    <w:p>
-      <w:pPr>
-        <w:pStyle w:val="SpokenText"/>
-      </w:pPr>
-      <w:r>
-        <w:t xml:space="preserve">改不出来的，说明它还只是一个词——那就去做一次自穿记录，第15页第①种证据。</w:t>
+        <w:t xml:space="preserve">用结构写的，比如“腰在腰上”——不用改，直接带到第22页发散板。</w:t>
+      </w:r>
+    </w:p>
+    <w:p>
+      <w:pPr>
+        <w:pStyle w:val="SpokenText"/>
+      </w:pPr>
+      <w:r>
+        <w:t xml:space="preserve">改不出来的，说明它还只是一个词——那就去做一次自穿记录，第12页第①种证据。</w:t>
       </w:r>
     </w:p>
     <w:tbl>
@@ -3920,7 +3589,7 @@
         <w:pStyle w:val="SlideTitle"/>
       </w:pPr>
       <w:r>
-        <w:t xml:space="preserve">幻灯片 15｜没有模特、没有访谈：先做三种一手证据</w:t>
+        <w:t xml:space="preserve">幻灯片 12｜没有模特、没有访谈：先做三种一手证据</w:t>
       </w:r>
     </w:p>
     <w:p>
@@ -4057,7 +3726,7 @@
         <w:pStyle w:val="SlideTitle"/>
       </w:pPr>
       <w:r>
-        <w:t xml:space="preserve">幻灯片 16｜别人留下的证据：四种，每条都要能被找到</w:t>
+        <w:t xml:space="preserve">幻灯片 13｜别人留下的证据：四种，每条都要能被找到</w:t>
       </w:r>
     </w:p>
     <w:p>
@@ -4186,7 +3855,7 @@
         <w:pStyle w:val="SlideTitle"/>
       </w:pPr>
       <w:r>
-        <w:t xml:space="preserve">幻灯片 17｜10分钟书写＋2分钟教师反馈：把你的摩擦写成四句话</w:t>
+        <w:t xml:space="preserve">幻灯片 14｜10分钟书写＋2分钟教师反馈：把你的摩擦写成四句话</w:t>
       </w:r>
     </w:p>
     <w:p>
@@ -4242,7 +3911,7 @@
         <w:pStyle w:val="SpokenText"/>
       </w:pPr>
       <w:r>
-        <w:t xml:space="preserve">按第13页你的入口写——场合里反复发生的事、一块布的行为、一件旧衣在哪里失效，或者一种工艺靠什么成立。</w:t>
+        <w:t xml:space="preserve">按第10页你的入口写——场合里反复发生的事、一块布的行为、一件旧衣在哪里失效，或者一种工艺靠什么成立。</w:t>
       </w:r>
     </w:p>
     <w:p>
@@ -4306,15 +3975,15 @@
         <w:pStyle w:val="SpokenText"/>
       </w:pPr>
       <w:r>
-        <w:t xml:space="preserve">事实句见第18页，身体句见第21页。</w:t>
-      </w:r>
-    </w:p>
-    <w:p>
-      <w:pPr>
-        <w:pStyle w:val="SpokenText"/>
-      </w:pPr>
-      <w:r>
-        <w:t xml:space="preserve">人物句一件也没有。公开页面不说谁穿，只能你自己去记——第15页的自穿记录，就是干这个的。</w:t>
+        <w:t xml:space="preserve">事实句见第15页，身体句见第18页。</w:t>
+      </w:r>
+    </w:p>
+    <w:p>
+      <w:pPr>
+        <w:pStyle w:val="SpokenText"/>
+      </w:pPr>
+      <w:r>
+        <w:t xml:space="preserve">人物句一件也没有。公开页面不说谁穿，只能你自己去记——第12页的自穿记录，就是干这个的。</w:t>
       </w:r>
     </w:p>
     <w:p>
@@ -4439,7 +4108,7 @@
         <w:pStyle w:val="SlideTitle"/>
       </w:pPr>
       <w:r>
-        <w:t xml:space="preserve">幻灯片 18｜Grey Buscemi：挖在板上的两个孔，原样出现在台上的身上</w:t>
+        <w:t xml:space="preserve">幻灯片 15｜Grey Buscemi：挖在板上的两个孔，原样出现在台上的身上</w:t>
       </w:r>
     </w:p>
     <w:p>
@@ -4535,7 +4204,7 @@
         <w:pStyle w:val="SpokenText"/>
       </w:pPr>
       <w:r>
-        <w:t xml:space="preserve">再看底下那句：这一条叫“调研驱动”，可是四张里没有一张是那几个月的档案。公开的作品集放的是提取之后的东西——第23页讲这条边界。</w:t>
+        <w:t xml:space="preserve">再看底下那句：这一条叫“调研驱动”，可是四张里没有一张是那几个月的档案。公开的作品集放的是提取之后的东西——第20页讲这条边界。</w:t>
       </w:r>
     </w:p>
     <w:p>
@@ -4616,7 +4285,7 @@
         <w:pStyle w:val="SlideTitle"/>
       </w:pPr>
       <w:r>
-        <w:t xml:space="preserve">幻灯片 19｜Luca Fabry：先定“怎么接”，再定“做成什么”</w:t>
+        <w:t xml:space="preserve">幻灯片 16｜Luca Fabry：先定“怎么接”，再定“做成什么”</w:t>
       </w:r>
     </w:p>
     <w:p>
@@ -4624,7 +4293,7 @@
         <w:pStyle w:val="SlideMeta"/>
       </w:pPr>
       <w:r>
-        <w:t xml:space="preserve">建议时间：2分钟　｜　课堂功能：入口②面料先行 · 概念→成形②：一手证据里最便宜的一条——一块布、一双手、一张照片；连回第15页</w:t>
+        <w:t xml:space="preserve">建议时间：2分钟　｜　课堂功能：入口②面料先行 · 概念→成形②：一手证据里最便宜的一条——一块布、一双手、一张照片；连回第12页</w:t>
       </w:r>
     </w:p>
     <w:p>
@@ -4720,7 +4389,7 @@
         <w:pStyle w:val="SpokenText"/>
       </w:pPr>
       <w:r>
-        <w:t xml:space="preserve">你手上的一手证据是熨斗、胶、热压、绳结。做一块 10 厘米见方的样，拍一张照，那就是一格。第15页“实物收集”。</w:t>
+        <w:t xml:space="preserve">你手上的一手证据是熨斗、胶、热压、绳结。做一块 10 厘米见方的样，拍一张照，那就是一格。第12页“实物收集”。</w:t>
       </w:r>
     </w:p>
     <w:p>
@@ -4801,7 +4470,7 @@
         <w:pStyle w:val="SlideTitle"/>
       </w:pPr>
       <w:r>
-        <w:t xml:space="preserve">幻灯片 20｜Tiger Peng：每一次抓法，都在纸上写了名字</w:t>
+        <w:t xml:space="preserve">幻灯片 17｜Tiger Peng：每一次抓法，都在纸上写了名字</w:t>
       </w:r>
     </w:p>
     <w:p>
@@ -4809,7 +4478,7 @@
         <w:pStyle w:val="SlideMeta"/>
       </w:pPr>
       <w:r>
-        <w:t xml:space="preserve">建议时间：2分钟　｜　课堂功能：入口③立裁／身体 · 概念→成形③：起了名字别人才指得出是哪一次；揭晓开场造型 C，连到第26页</w:t>
+        <w:t xml:space="preserve">建议时间：2分钟　｜　课堂功能：入口③立裁／身体 · 概念→成形③：起了名字别人才指得出是哪一次；揭晓开场造型 C，连到第23页</w:t>
       </w:r>
     </w:p>
     <w:p>
@@ -4865,7 +4534,7 @@
         <w:pStyle w:val="SpokenText"/>
       </w:pPr>
       <w:r>
-        <w:t xml:space="preserve">为什么是④不是⑥——同一块布在同一个身上披十几次，那是在铺开可能，不是在改错。第10页第4格白布挂九次，是同一个道理。</w:t>
+        <w:t xml:space="preserve">为什么是④不是⑥——同一块布在同一个身上披十几次，那是在铺开可能，不是在改错。第07页第4格白布挂九次，是同一个道理。</w:t>
       </w:r>
     </w:p>
     <w:p>
@@ -4897,7 +4566,7 @@
         <w:pStyle w:val="SpokenText"/>
       </w:pPr>
       <w:r>
-        <w:t xml:space="preserve">底下那句是今天的要害：起了名字，别人才指得出是哪一次。第26页同伴给你打 ✓ 的时候，问的就是这个——“哪一次？”</w:t>
+        <w:t xml:space="preserve">底下那句是今天的要害：起了名字，别人才指得出是哪一次。第23页同伴给你打 ✓ 的时候，问的就是这个——“哪一次？”</w:t>
       </w:r>
     </w:p>
     <w:tbl>
@@ -4970,7 +4639,7 @@
         <w:pStyle w:val="SlideTitle"/>
       </w:pPr>
       <w:r>
-        <w:t xml:space="preserve">幻灯片 21｜Oli Clarke：工作室里怎么披的，台上就怎么披</w:t>
+        <w:t xml:space="preserve">幻灯片 18｜Oli Clarke：工作室里怎么披的，台上就怎么披</w:t>
       </w:r>
     </w:p>
     <w:p>
@@ -5123,7 +4792,7 @@
         <w:pStyle w:val="SlideTitle"/>
       </w:pPr>
       <w:r>
-        <w:t xml:space="preserve">幻灯片 22｜Gemma Dolan：板上挑中的那块紫，一直走到了台上</w:t>
+        <w:t xml:space="preserve">幻灯片 19｜Gemma Dolan：板上挑中的那块紫，一直走到了台上</w:t>
       </w:r>
     </w:p>
     <w:p>
@@ -5276,7 +4945,7 @@
         <w:pStyle w:val="SlideTitle"/>
       </w:pPr>
       <w:r>
-        <w:t xml:space="preserve">幻灯片 23｜作品集只留下挑过的页面，所以它证明不了这四件事</w:t>
+        <w:t xml:space="preserve">幻灯片 20｜作品集只留下挑过的页面，所以它证明不了这四件事</w:t>
       </w:r>
     </w:p>
     <w:p>
@@ -5340,7 +5009,7 @@
         <w:pStyle w:val="SpokenText"/>
       </w:pPr>
       <w:r>
-        <w:t xml:space="preserve">第三条，被放弃的方案，大多不进作品集。但也有留下来的：第29页那五条裙子，画在同一张试身照上。所以你的板面要留下划掉的格。</w:t>
+        <w:t xml:space="preserve">第三条，被放弃的方案，大多不进作品集。但也有留下来的：第26页那五条裙子，画在同一张试身照上。所以你的板面要留下划掉的格。</w:t>
       </w:r>
     </w:p>
     <w:p>
@@ -5461,7 +5130,7 @@
         <w:pStyle w:val="SlideTitle"/>
       </w:pPr>
       <w:r>
-        <w:t xml:space="preserve">幻灯片 24｜发散板 9 格：同一颗种子，换什么 × 改多少</w:t>
+        <w:t xml:space="preserve">幻灯片 21｜发散板 9 格：同一颗种子，换什么 × 改多少</w:t>
       </w:r>
     </w:p>
     <w:p>
@@ -5485,7 +5154,7 @@
         <w:pStyle w:val="SpokenText"/>
       </w:pPr>
       <w:r>
-        <w:t xml:space="preserve">种子是你 A3 ③白布问题那张草图，或者第23页五个起点之一。种子不变，变的只有两件事：“换成”什么，换多少。</w:t>
+        <w:t xml:space="preserve">种子是你 A3 ③白布问题那张草图，或者第20页五个起点之一。种子不变，变的只有两件事：“换成”什么，换多少。</w:t>
       </w:r>
     </w:p>
     <w:p>
@@ -5606,7 +5275,7 @@
         <w:pStyle w:val="SlideTitle"/>
       </w:pPr>
       <w:r>
-        <w:t xml:space="preserve">幻灯片 25｜15分钟：发散板 9 格</w:t>
+        <w:t xml:space="preserve">幻灯片 22｜15分钟：发散板 9 格</w:t>
       </w:r>
     </w:p>
     <w:p>
@@ -5630,7 +5299,7 @@
         <w:pStyle w:val="SpokenText"/>
       </w:pPr>
       <w:r>
-        <w:t xml:space="preserve">第10页那个系列的灵感版右侧：同一个人台，同一块白布，挂了九次。</w:t>
+        <w:t xml:space="preserve">第07页那个系列的灵感版右侧：同一个人台，同一块白布，挂了九次。</w:t>
       </w:r>
     </w:p>
     <w:p>
@@ -5670,7 +5339,7 @@
         <w:pStyle w:val="SpokenText"/>
       </w:pPr>
       <w:r>
-        <w:t xml:space="preserve">写不出的，把第17页你那句问题句的问号去掉，选一个答案——那就是种子。</w:t>
+        <w:t xml:space="preserve">写不出的，把第14页你那句问题句的问号去掉，选一个答案——那就是种子。</w:t>
       </w:r>
     </w:p>
     <w:p>
@@ -5767,7 +5436,7 @@
         <w:pStyle w:val="SlideTitle"/>
       </w:pPr>
       <w:r>
-        <w:t xml:space="preserve">幻灯片 26｜7分钟：同伴按四条给九格打 ✓</w:t>
+        <w:t xml:space="preserve">幻灯片 23｜7分钟：同伴按四条给九格打 ✓</w:t>
       </w:r>
     </w:p>
     <w:p>
@@ -5775,15 +5444,15 @@
         <w:pStyle w:val="SlideMeta"/>
       </w:pPr>
       <w:r>
-        <w:t xml:space="preserve">建议时间：7分钟　｜　课堂功能：同伴只按第12页四条给九格打勾；本人圈出至少两格，证据位置记入笔记②</w:t>
-      </w:r>
-    </w:p>
-    <w:p>
-      <w:pPr>
-        <w:pStyle w:val="SpokenText"/>
-      </w:pPr>
-      <w:r>
-        <w:t xml:space="preserve">两人一组，交换发散板。同伴只按第12页的四条打勾，不替你设计。</w:t>
+        <w:t xml:space="preserve">建议时间：7分钟　｜　课堂功能：同伴只按第09页四条给九格打勾；本人圈出至少两格，证据位置记入笔记②</w:t>
+      </w:r>
+    </w:p>
+    <w:p>
+      <w:pPr>
+        <w:pStyle w:val="SpokenText"/>
+      </w:pPr>
+      <w:r>
+        <w:t xml:space="preserve">两人一组，交换发散板。同伴只按第09页的四条打勾，不替你设计。</w:t>
       </w:r>
     </w:p>
     <w:p>
@@ -5823,7 +5492,7 @@
         <w:pStyle w:val="SpokenText"/>
       </w:pPr>
       <w:r>
-        <w:t xml:space="preserve">最后1分钟，写笔记②：你圈的格，证据来自哪一种——第15页还是第16页的七种——再加一行出处。</w:t>
+        <w:t xml:space="preserve">最后1分钟，写笔记②：你圈的格，证据来自哪一种——第12页还是第13页的七种——再加一行出处。</w:t>
       </w:r>
     </w:p>
     <w:p>
@@ -5904,7 +5573,7 @@
         <w:pStyle w:val="SlideTitle"/>
       </w:pPr>
       <w:r>
-        <w:t xml:space="preserve">幻灯片 27｜第03周检查：主题有没有证据、落点、量和立场</w:t>
+        <w:t xml:space="preserve">幻灯片 24｜第03周检查：主题有没有证据、落点、量和立场</w:t>
       </w:r>
     </w:p>
     <w:p>
@@ -5928,7 +5597,7 @@
         <w:pStyle w:val="SpokenText"/>
       </w:pPr>
       <w:r>
-        <w:t xml:space="preserve">摩擦证据5分：来自第15–16页七个来源，指得出是哪一次。它接到期末的“时代性与创意”。</w:t>
+        <w:t xml:space="preserve">摩擦证据5分：来自第12–13页七个来源，指得出是哪一次。它接到期末的“时代性与创意”。</w:t>
       </w:r>
     </w:p>
     <w:p>
@@ -6033,7 +5702,7 @@
         <w:pStyle w:val="SlideTitle"/>
       </w:pPr>
       <w:r>
-        <w:t xml:space="preserve">幻灯片 28｜回家把 9 格做到 27 格，再把证据带齐</w:t>
+        <w:t xml:space="preserve">幻灯片 25｜回家把 9 格做到 27 格，再把证据带齐</w:t>
       </w:r>
     </w:p>
     <w:p>
@@ -6146,7 +5815,7 @@
         <w:pStyle w:val="SlideTitle"/>
       </w:pPr>
       <w:r>
-        <w:t xml:space="preserve">幻灯片 29｜改方向不是失败；现在把开场那一句重写一次</w:t>
+        <w:t xml:space="preserve">幻灯片 26｜改方向不是失败；现在把开场那一句重写一次</w:t>
       </w:r>
     </w:p>
     <w:p>
@@ -6186,7 +5855,7 @@
         <w:pStyle w:val="SpokenText"/>
       </w:pPr>
       <w:r>
-        <w:t xml:space="preserve">这就是第24页那张九格表的样子——换什么 × 改多少。他在一张照片上做了五次。</w:t>
+        <w:t xml:space="preserve">这就是第21页那张九格表的样子——换什么 × 改多少。他在一张照片上做了五次。</w:t>
       </w:r>
     </w:p>
     <w:p>
@@ -6226,7 +5895,7 @@
         <w:pStyle w:val="SpokenText"/>
       </w:pPr>
       <w:r>
-        <w:t xml:space="preserve">三个造型的出处在右边：造型 A 第18页、造型 B 第22页、造型 C 第20页。</w:t>
+        <w:t xml:space="preserve">三个造型的出处在右边：造型 A 第15页、造型 B 第19页、造型 C 第17页。</w:t>
       </w:r>
     </w:p>
     <w:p>
@@ -6315,7 +5984,7 @@
         <w:pStyle w:val="SlideTitle"/>
       </w:pPr>
       <w:r>
-        <w:t xml:space="preserve">幻灯片 30｜一句话小结：我的主题过了哪四关</w:t>
+        <w:t xml:space="preserve">幻灯片 27｜一句话小结：我的主题过了哪四关</w:t>
       </w:r>
     </w:p>
     <w:p>
@@ -6609,7 +6278,7 @@
         <w:pStyle w:val="SpokenText"/>
       </w:pPr>
       <w:r>
-        <w:t xml:space="preserve">笔记30分：每周一页，三栏——①判断句，要能被反驳；②证据位置，第几张图的哪条线；③下一步动作，下周之前核对什么。抄板书的那一页不计分。本周三栏在第17页、第26页、第28页收。</w:t>
+        <w:t xml:space="preserve">笔记30分：每周一页，三栏——①判断句，要能被反驳；②证据位置，第几张图的哪条线；③下一步动作，下周之前核对什么。抄板书的那一页不计分。本周三栏在第14页、第23页、第25页收。</w:t>
       </w:r>
     </w:p>
     <w:p>
@@ -6787,7 +6456,7 @@
                 <w:color w:val="111827"/>
                 <w:sz w:val="19"/>
               </w:rPr>
-              <w:t xml:space="preserve">（回到第13页，照入口写事实句。）</w:t>
+              <w:t xml:space="preserve">（回到第10页，照入口写事实句。）</w:t>
             </w:r>
           </w:p>
         </w:tc>
@@ -6803,7 +6472,7 @@
         <w:pStyle w:val="SlideTitle"/>
       </w:pPr>
       <w:r>
-        <w:t xml:space="preserve">补充 04｜穿着者画像的六个提问面：证据来自第15–16页的七个来源</w:t>
+        <w:t xml:space="preserve">补充 04｜穿着者画像的六个提问面：证据来自第12–13页的七个来源</w:t>
       </w:r>
     </w:p>
     <w:p>
@@ -6900,7 +6569,7 @@
                 <w:color w:val="111827"/>
                 <w:sz w:val="19"/>
               </w:rPr>
-              <w:t xml:space="preserve">（回到第17页继续写人物句。）</w:t>
+              <w:t xml:space="preserve">（回到第14页继续写人物句。）</w:t>
             </w:r>
           </w:p>
         </w:tc>
@@ -7053,7 +6722,7 @@
                 <w:color w:val="111827"/>
                 <w:sz w:val="19"/>
               </w:rPr>
-              <w:t xml:space="preserve">（回到第13页，⑦文化手艺的事实句按这里的“原理”写。）</w:t>
+              <w:t xml:space="preserve">（回到第10页，⑦文化手艺的事实句按这里的“原理”写。）</w:t>
             </w:r>
           </w:p>
         </w:tc>
@@ -7447,7 +7116,7 @@
         <w:pStyle w:val="SpokenText"/>
       </w:pPr>
       <w:r>
-        <w:t xml:space="preserve">出处一行和图像使用三条不计分，但是通过性条件，可一票否决。本周评的20分见第27页“第03周检查”。</w:t>
+        <w:t xml:space="preserve">出处一行和图像使用三条不计分，但是通过性条件，可一票否决。本周评的20分见第24页“第03周检查”。</w:t>
       </w:r>
     </w:p>
     <w:tbl>
@@ -7504,7 +7173,7 @@
                 <w:color w:val="111827"/>
                 <w:sz w:val="19"/>
               </w:rPr>
-              <w:t xml:space="preserve">（回到第27页的六条检查。）</w:t>
+              <w:t xml:space="preserve">（回到第24页的六条检查。）</w:t>
             </w:r>
           </w:p>
         </w:tc>
@@ -7971,7 +7640,7 @@
         <w:pStyle w:val="SpokenText"/>
       </w:pPr>
       <w:r>
-        <w:t xml:space="preserve">所以 A、B、C 只写事实句。身体句必须来自自穿记录、影像逐帧或电商评价——第15页和第16页。</w:t>
+        <w:t xml:space="preserve">所以 A、B、C 只写事实句。身体句必须来自自穿记录、影像逐帧或电商评价——第12页和第13页。</w:t>
       </w:r>
     </w:p>
     <w:p>
@@ -8003,7 +7672,7 @@
         <w:pStyle w:val="SpokenText"/>
       </w:pPr>
       <w:r>
-        <w:t xml:space="preserve">自己的种子过不了第12页的四条，就换一个；课堂上第23页还有五个起点可选。换种子不扣分。</w:t>
+        <w:t xml:space="preserve">自己的种子过不了第09页的四条，就换一个；课堂上第20页还有五个起点可选。换种子不扣分。</w:t>
       </w:r>
     </w:p>
     <w:tbl>
@@ -8060,7 +7729,7 @@
                 <w:color w:val="111827"/>
                 <w:sz w:val="19"/>
               </w:rPr>
-              <w:t xml:space="preserve">（回到第17页写四句话，或第23页选一个起点。）</w:t>
+              <w:t xml:space="preserve">（回到第14页写四句话，或第20页选一个起点。）</w:t>
             </w:r>
           </w:p>
         </w:tc>
@@ -8382,7 +8051,7 @@
         <w:pStyle w:val="SpokenText"/>
       </w:pPr>
       <w:r>
-        <w:t xml:space="preserve">第一张就是第10页那个系列：同一个人台、同一块白布，挂了九次。</w:t>
+        <w:t xml:space="preserve">第一张就是第07页那个系列：同一个人台、同一块白布，挂了九次。</w:t>
       </w:r>
     </w:p>
     <w:p>
@@ -8406,7 +8075,7 @@
         <w:pStyle w:val="SpokenText"/>
       </w:pPr>
       <w:r>
-        <w:t xml:space="preserve">主题板上活下来的那几张，是从这样的量里挑出来的。第25页的九格不是九个想法，是九次试。</w:t>
+        <w:t xml:space="preserve">主题板上活下来的那几张，是从这样的量里挑出来的。第22页的九格不是九个想法，是九次试。</w:t>
       </w:r>
     </w:p>
     <w:tbl>
@@ -8463,7 +8132,7 @@
                 <w:color w:val="111827"/>
                 <w:sz w:val="19"/>
               </w:rPr>
-              <w:t xml:space="preserve">（回到第24页发散工具：D 栏×三度。）</w:t>
+              <w:t xml:space="preserve">（回到第21页发散工具：D 栏×三度。）</w:t>
             </w:r>
           </w:p>
         </w:tc>
@@ -8664,7 +8333,7 @@
         <w:pStyle w:val="SlideMeta"/>
       </w:pPr>
       <w:r>
-        <w:t xml:space="preserve">建议时间：课后查阅（不占课时）　｜　课堂功能：入口⑦的中国对照（待放入）：版式与第18–20页相同，四栏与 A16 同一种读法</w:t>
+        <w:t xml:space="preserve">建议时间：课后查阅（不占课时）　｜　课堂功能：入口⑦的中国对照（待放入）：版式与第15–17页相同，四栏与 A16 同一种读法</w:t>
       </w:r>
     </w:p>
     <w:p>
@@ -8680,7 +8349,7 @@
         <w:pStyle w:val="SpokenText"/>
       </w:pPr>
       <w:r>
-        <w:t xml:space="preserve">版式和第18–20页一样：一张过程图（工艺试样、白坯布或工作台记录），一张成品图。</w:t>
+        <w:t xml:space="preserve">版式和第15–17页一样：一张过程图（工艺试样、白坯布或工作台记录），一张成品图。</w:t>
       </w:r>
     </w:p>
     <w:p>
@@ -8785,7 +8454,7 @@
         <w:pStyle w:val="SpokenText"/>
       </w:pPr>
       <w:r>
-        <w:t xml:space="preserve">这一页课后看，是第22页“态度”的第二个例子。Cece Che，学生作品。</w:t>
+        <w:t xml:space="preserve">这一页课后看，是第19页“态度”的第二个例子。Cece Che，学生作品。</w:t>
       </w:r>
     </w:p>
     <w:p>
@@ -9468,7 +9137,7 @@
                 <w:color w:val="111827"/>
                 <w:sz w:val="17"/>
               </w:rPr>
-              <w:t xml:space="preserve">“坯”读 pī。第18、21、22页都出现。</w:t>
+              <w:t xml:space="preserve">“坯”读 pī。第15、18、19页都出现。</w:t>
             </w:r>
           </w:p>
         </w:tc>
@@ -9628,7 +9297,7 @@
                 <w:color w:val="111827"/>
                 <w:sz w:val="17"/>
               </w:rPr>
-              <w:t xml:space="preserve">成品之前先做出来试的那一件。第22页人台上绕的布条就是。</w:t>
+              <w:t xml:space="preserve">成品之前先做出来试的那一件。第19页人台上绕的布条就是。</w:t>
             </w:r>
           </w:p>
         </w:tc>
@@ -9708,7 +9377,7 @@
                 <w:color w:val="111827"/>
                 <w:sz w:val="17"/>
               </w:rPr>
-              <w:t xml:space="preserve">薄木板。第18页挖着椭圆孔和弯三角孔的那两块。</w:t>
+              <w:t xml:space="preserve">薄木板。第15页挖着椭圆孔和弯三角孔的那两块。</w:t>
             </w:r>
           </w:p>
         </w:tc>
@@ -9788,7 +9457,7 @@
                 <w:color w:val="111827"/>
                 <w:sz w:val="17"/>
               </w:rPr>
-              <w:t xml:space="preserve">缝线在布面上留下的痕迹。第19页那条斜接缝上一道也没有。</w:t>
+              <w:t xml:space="preserve">缝线在布面上留下的痕迹。第16页那条斜接缝上一道也没有。</w:t>
             </w:r>
           </w:p>
         </w:tc>
@@ -9868,7 +9537,7 @@
                 <w:color w:val="111827"/>
                 <w:sz w:val="17"/>
               </w:rPr>
-              <w:t xml:space="preserve">“焊”读 hàn，不读 hán。第19页布的接法，据报道借自汽车工业。</w:t>
+              <w:t xml:space="preserve">“焊”读 hàn，不读 hán。第16页布的接法，据报道借自汽车工业。</w:t>
             </w:r>
           </w:p>
         </w:tc>
@@ -9948,7 +9617,7 @@
                 <w:color w:val="111827"/>
                 <w:sz w:val="17"/>
               </w:rPr>
-              <w:t xml:space="preserve">“粘”读 zhān。第19页皮革的接法，据报道与布的那一种不同。</w:t>
+              <w:t xml:space="preserve">“粘”读 zhān。第16页皮革的接法，据报道与布的那一种不同。</w:t>
             </w:r>
           </w:p>
         </w:tc>
@@ -10028,7 +9697,7 @@
                 <w:color w:val="111827"/>
                 <w:sz w:val="17"/>
               </w:rPr>
-              <w:t xml:space="preserve">一件衣服外缘的形。第20页每披一次就用白线把当时的轮廓描下来。</w:t>
+              <w:t xml:space="preserve">一件衣服外缘的形。第17页每披一次就用白线把当时的轮廓描下来。</w:t>
             </w:r>
           </w:p>
         </w:tc>
@@ -10108,7 +9777,7 @@
                 <w:color w:val="111827"/>
                 <w:sz w:val="17"/>
               </w:rPr>
-              <w:t xml:space="preserve">第22页那块紫被裁成一条一条，再绕到人台上。</w:t>
+              <w:t xml:space="preserve">第19页那块紫被裁成一条一条，再绕到人台上。</w:t>
             </w:r>
           </w:p>
         </w:tc>
@@ -10668,7 +10337,7 @@
                 <w:color w:val="111827"/>
                 <w:sz w:val="17"/>
               </w:rPr>
-              <w:t xml:space="preserve">第27页：图像使用三条。</w:t>
+              <w:t xml:space="preserve">第24页：图像使用三条。</w:t>
             </w:r>
           </w:p>
         </w:tc>
@@ -10780,7 +10449,7 @@
         <w:pStyle w:val="LectureBullet"/>
       </w:pPr>
       <w:r>
-        <w:t xml:space="preserve">• Grey Buscemi：学生作品，保留原名（第18页）。</w:t>
+        <w:t xml:space="preserve">• Grey Buscemi：学生作品，保留原名（第15页）。</w:t>
       </w:r>
     </w:p>
     <w:p>
@@ -10788,7 +10457,7 @@
         <w:pStyle w:val="LectureBullet"/>
       </w:pPr>
       <w:r>
-        <w:t xml:space="preserve">• Luca Fabry：学生作品，保留原名（第19页）。</w:t>
+        <w:t xml:space="preserve">• Luca Fabry：学生作品，保留原名（第16页）。</w:t>
       </w:r>
     </w:p>
     <w:p>
@@ -10796,7 +10465,7 @@
         <w:pStyle w:val="LectureBullet"/>
       </w:pPr>
       <w:r>
-        <w:t xml:space="preserve">• Tiger Peng：学生作品，保留原名（第20页）；档案里没有写人称代词，讲的时候不说“他”也不说“她”。</w:t>
+        <w:t xml:space="preserve">• Tiger Peng：学生作品，保留原名（第17页）；档案里没有写人称代词，讲的时候不说“他”也不说“她”。</w:t>
       </w:r>
     </w:p>
     <w:p>
@@ -10804,7 +10473,7 @@
         <w:pStyle w:val="LectureBullet"/>
       </w:pPr>
       <w:r>
-        <w:t xml:space="preserve">• Oli Clarke：学生作品，保留原名（第21页）。</w:t>
+        <w:t xml:space="preserve">• Oli Clarke：学生作品，保留原名（第18页）。</w:t>
       </w:r>
     </w:p>
     <w:p>
@@ -10812,7 +10481,7 @@
         <w:pStyle w:val="LectureBullet"/>
       </w:pPr>
       <w:r>
-        <w:t xml:space="preserve">• Gemma Dolan：学生作品，保留原名（第22页）。</w:t>
+        <w:t xml:space="preserve">• Gemma Dolan：学生作品，保留原名（第19页）。</w:t>
       </w:r>
     </w:p>
     <w:p>
@@ -10844,7 +10513,7 @@
         <w:pStyle w:val="LectureBullet"/>
       </w:pPr>
       <w:r>
-        <w:t xml:space="preserve">• Adya Nevatia：学生作品（第23页），保留原名；第29页那五张试身照的作者，页面未署名，不补。</w:t>
+        <w:t xml:space="preserve">• Adya Nevatia：学生作品（第20页），保留原名；第26页那五张试身照的作者，页面未署名，不补。</w:t>
       </w:r>
     </w:p>
     <w:p>
@@ -10860,7 +10529,7 @@
         <w:pStyle w:val="LectureBullet"/>
       </w:pPr>
       <w:r>
-        <w:t xml:space="preserve">• Rick Owens：可说“瑞克·欧文斯”；Junya Watanabe：可说“渡边淳弥”（第09页）。</w:t>
+        <w:t xml:space="preserve">• Rick Owens：可说“瑞克·欧文斯”；Junya Watanabe：可说“渡边淳弥”（第06页）。</w:t>
       </w:r>
     </w:p>
     <w:p>
@@ -10900,7 +10569,7 @@
         <w:pStyle w:val="LectureBullet"/>
       </w:pPr>
       <w:r>
-        <w:t xml:space="preserve">• 作品集是整理过的页面：不能证明先后顺序、数量和被放弃的方案；设计师的话一律标“据自述”，中文为教师翻译（第23页）。</w:t>
+        <w:t xml:space="preserve">• 作品集是整理过的页面：不能证明先后顺序、数量和被放弃的方案；设计师的话一律标“据自述”，中文为教师翻译（第20页）。</w:t>
       </w:r>
     </w:p>
     <w:p>

--- a/docs/jiangao/《女装设计》第03周_中国大陆课堂完整讲稿_中文.docx
+++ b/docs/jiangao/《女装设计》第03周_中国大陆课堂完整讲稿_中文.docx
@@ -2310,7 +2310,7 @@
         <w:pStyle w:val="SpokenText"/>
       </w:pPr>
       <w:r>
-        <w:t xml:space="preserve">第①块，三个成见。句式是：我一直以为＿＿，这张图打破它＿＿，所以“＿＿”不是唯一答案。示例：我一直以为裤子要竖着裁，这张图横着裁，所以“竖裁”不是唯一答案。成见要小到能指出一个部位、一个常规做法；写“我觉得要好看”的，那是喜好，没有哪张图能打破它。</w:t>
+        <w:t xml:space="preserve">第①块，三个成见。句式是：我一直以为＿＿，这张图打破它＿＿，所以“＿＿”不是唯一答案。示例：我一直以为裙子要竖着裁，这张图斜着裁，下摆自己垂出波浪，所以“竖裁”不是唯一答案。成见要小到能指出一个部位、一个常规做法；写“我觉得要好看”的，那是喜好，没有哪张图能打破它。</w:t>
       </w:r>
     </w:p>
     <w:p>

--- a/docs/jiangao/《女装设计》第03周_中国大陆课堂完整讲稿_中文.docx
+++ b/docs/jiangao/《女装设计》第03周_中国大陆课堂完整讲稿_中文.docx
@@ -5718,7 +5718,7 @@
         <w:pStyle w:val="SpokenText"/>
       </w:pPr>
       <w:r>
-        <w:t xml:space="preserve">回家把9格做到27格：圈出的至少2格，各扩成9格。第04周要从27格里收敛出一格——没有量，就没有可选的。</w:t>
+        <w:t xml:space="preserve">回家把9格做到27格：圈出的至少2格，各扩成9格。第04周要从27格里收敛出一格——没有量，就没有可选的。还有一条：第二行「换身体·动作」必须填满，27格不能全是腰——换一个部位，或换一个动作，圈出的两格都要这样扩。</w:t>
       </w:r>
     </w:p>
     <w:p>

--- a/docs/jiangao/《女装设计》第03周_中国大陆课堂完整讲稿_中文.docx
+++ b/docs/jiangao/《女装设计》第03周_中国大陆课堂完整讲稿_中文.docx
@@ -3154,7 +3154,7 @@
         <w:pStyle w:val="SpokenText"/>
       </w:pPr>
       <w:r>
-        <w:t xml:space="preserve">D 栏——就是第01周原理卡上的那一栏——留住一个道理，换掉一样东西，放到一个部位。</w:t>
+        <w:t xml:space="preserve">D 栏——就是第01周原理卡上的那一栏——留住一个道理，换掉一样东西，放到一个部位。这三个方向不是三个想法，就是第21页那张表的三行：换材料、换身体动作、换场合时间。同一颗种子，三行各写一句“保留___原理，换成___，用在___”，三句写齐，这一关才过。</w:t>
       </w:r>
     </w:p>
     <w:p>

--- a/docs/jiangao/《女装设计》第03周_中国大陆课堂完整讲稿_中文.docx
+++ b/docs/jiangao/《女装设计》第03周_中国大陆课堂完整讲稿_中文.docx
@@ -91,7 +91,7 @@
           <w:color w:val="59616D"/>
           <w:sz w:val="19"/>
         </w:rPr>
-        <w:t xml:space="preserve">依据文件：womenswear_design_iii_week03.html（课堂26页＋附录18页，2026-09-19 版）</w:t>
+        <w:t xml:space="preserve">依据文件：womenswear_design_iii_week03.html（课堂27页＋附录18页，2026-09-19 版）</w:t>
       </w:r>
     </w:p>
     <w:tbl>
@@ -139,7 +139,7 @@
                 <w:color w:val="111827"/>
                 <w:sz w:val="20"/>
               </w:rPr>
-              <w:t xml:space="preserve">本文件把第03周HTML课件（2026-09-19 版：课堂26页＋附录18页）改写为可直接在中国大陆课堂中发言的完整中文口语稿。每页按“教师动作—教师讲稿—计时口令—互动与应答预案—转场语”排列；附录18页为课后查阅，不占课时。页码一律按课件左上角标签。</w:t>
+              <w:t xml:space="preserve">本文件把第03周HTML课件（2026-09-19 版：课堂27页＋附录18页）改写为可直接在中国大陆课堂中发言的完整中文口语稿。每页按“教师动作—教师讲稿—计时口令—互动与应答预案—转场语”排列；附录18页为课后查阅，不占课时。页码一律按课件左上角标签。</w:t>
             </w:r>
           </w:p>
         </w:tc>
@@ -4172,7 +4172,7 @@
         <w:pStyle w:val="SpokenText"/>
       </w:pPr>
       <w:r>
-        <w:t xml:space="preserve">④草图发散，页面上叫“排布计划”：竖线在三个高度上错开，底下数着 5、40、13、40、7。</w:t>
+        <w:t xml:space="preserve">④草图发散，页面上叫“排布计划”：竖线在三个高度上错开，底下数着 5、40、13、40、7——加起来正好是上面写的 105。</w:t>
       </w:r>
     </w:p>
     <w:p>
@@ -4679,7 +4679,7 @@
         <w:pStyle w:val="SpokenText"/>
       </w:pPr>
       <w:r>
-        <w:t xml:space="preserve">①调研，拆开：一件旧外套拆成零件——内胆、口袋、绒里、带子。这一条入口的“调研”，就是把别人做好的东西拆开看。</w:t>
+        <w:t xml:space="preserve">七格里①亮着的是“据报道”，不是“图”：拆解的照片没有公开。可是这一条入口的“调研”是什么，报道已经说清楚了——把别人做好的东西拆开看。</w:t>
       </w:r>
     </w:p>
     <w:p>
@@ -4703,7 +4703,7 @@
         <w:pStyle w:val="SpokenText"/>
       </w:pPr>
       <w:r>
-        <w:t xml:space="preserve">⑦系列／展示：台上和①是同一件——同一块棕绗缝，边上同一圈毛边。（毛边在⑥那张上看不见，所以要往回指①。）</w:t>
+        <w:t xml:space="preserve">⑦系列／展示：台上是同一种披法——整片围上，不穿袖子；⑥格围在肩上，台上围到头上。（说“同一件”不行：⑥在工作室、⑦在台上，模特和造型都换了。）</w:t>
       </w:r>
     </w:p>
     <w:p>
@@ -10653,7 +10653,7 @@
         <w:pStyle w:val="SpokenText"/>
       </w:pPr>
       <w:r>
-        <w:t xml:space="preserve">本讲稿严格沿用第03周 HTML 课件（2026-09-19 版）的页序与页面文字：课堂26页、附录18页。图像说明只写课件页面和出处已写明的内容；设计师的话据 1 Granary 四篇报道（CSM MA 2026、CSM BA Fashion 2026、Antwerp 2025、LCF MA 2025）与清华大学美术学院新闻（2025.5.20），中文为教师翻译。课件不写学位，讲稿也不写——一律说“学生作品”。每一页顶上的问题句都标着“据自述”或“据报道”，照页面读，不要互换；页面未公开的步骤不写入讲稿。</w:t>
+        <w:t xml:space="preserve">本讲稿严格沿用第03周 HTML 课件（2026-09-19 版）的页序与页面文字：课堂27页、附录18页。图像说明只写课件页面和出处已写明的内容；设计师的话据 1 Granary 四篇报道（CSM MA 2026、CSM BA Fashion 2026、Antwerp 2025、LCF MA 2025）与清华大学美术学院新闻（2025.5.20），中文为教师翻译。课件不写学位，讲稿也不写——一律说“学生作品”。每一页顶上的问题句都标着“据自述”或“据报道”，照页面读，不要互换；页面未公开的步骤不写入讲稿。</w:t>
       </w:r>
     </w:p>
     <w:p>

--- a/docs/jiangao/《女装设计》第03周_中国大陆课堂完整讲稿_中文.docx
+++ b/docs/jiangao/《女装设计》第03周_中国大陆课堂完整讲稿_中文.docx
@@ -91,7 +91,7 @@
           <w:color w:val="59616D"/>
           <w:sz w:val="19"/>
         </w:rPr>
-        <w:t xml:space="preserve">依据文件：womenswear_design_iii_week03.html（课堂27页＋附录18页，2026-09-19 版）</w:t>
+        <w:t xml:space="preserve">依据文件：womenswear_design_iii_week03.html（课堂27页＋附录19页，2026-09-19 版）</w:t>
       </w:r>
     </w:p>
     <w:tbl>
@@ -139,7 +139,7 @@
                 <w:color w:val="111827"/>
                 <w:sz w:val="20"/>
               </w:rPr>
-              <w:t xml:space="preserve">本文件把第03周HTML课件（2026-09-19 版：课堂27页＋附录18页）改写为可直接在中国大陆课堂中发言的完整中文口语稿。每页按“教师动作—教师讲稿—计时口令—互动与应答预案—转场语”排列；附录18页为课后查阅，不占课时。页码一律按课件左上角标签。</w:t>
+              <w:t xml:space="preserve">本文件把第03周HTML课件（2026-09-19 版：课堂27页＋附录19页）改写为可直接在中国大陆课堂中发言的完整中文口语稿。每页按“教师动作—教师讲稿—计时口令—互动与应答预案—转场语”排列；附录18页为课后查阅，不占课时。页码一律按课件左上角标签。</w:t>
             </w:r>
           </w:p>
         </w:tc>
@@ -1654,7 +1654,7 @@
                 <w:color w:val="111827"/>
                 <w:sz w:val="19"/>
               </w:rPr>
-              <w:t xml:space="preserve">“教师动作”无需说出口；“教师讲稿”可直接照读；“计时口令”在实操页按时间读出；“互动与应答预案”用于学生沉默、说成标签或证据不足时；“转场语”用于连接下一页。页码按课件左上角标签：课堂01–26，附录A01–A18（本稿写作“补充01–18”）。</w:t>
+              <w:t xml:space="preserve">“教师动作”无需说出口；“教师讲稿”可直接照读；“计时口令”在实操页按时间读出；“互动与应答预案”用于学生沉默、说成标签或证据不足时；“转场语”用于连接下一页。页码按课件左上角标签：课堂01–26，附录A01–A19（本稿写作“补充01–18”）。</w:t>
             </w:r>
           </w:p>
         </w:tc>
@@ -4204,7 +4204,7 @@
         <w:pStyle w:val="SpokenText"/>
       </w:pPr>
       <w:r>
-        <w:t xml:space="preserve">再看底下那句：这一条叫“调研驱动”，可是四张里没有一张是那几个月的档案。公开的作品集放的是提取之后的东西——第20页讲这条边界。</w:t>
+        <w:t xml:space="preserve">再看底下那句：这一条叫“调研驱动”，可是四张里没有一张是那几个月的档案。公开的作品集放的是提取之后的东西——第20页讲这条边界。还有一句：④那张排布计划做出来是什么样，附录A19放了一段4秒的短片，课后自己看——板是整片的，可是它被竖着切成条，所以跟着身体走。</w:t>
       </w:r>
     </w:p>
     <w:p>
@@ -10653,7 +10653,7 @@
         <w:pStyle w:val="SpokenText"/>
       </w:pPr>
       <w:r>
-        <w:t xml:space="preserve">本讲稿严格沿用第03周 HTML 课件（2026-09-19 版）的页序与页面文字：课堂27页、附录18页。图像说明只写课件页面和出处已写明的内容；设计师的话据 1 Granary 四篇报道（CSM MA 2026、CSM BA Fashion 2026、Antwerp 2025、LCF MA 2025）与清华大学美术学院新闻（2025.5.20），中文为教师翻译。课件不写学位，讲稿也不写——一律说“学生作品”。每一页顶上的问题句都标着“据自述”或“据报道”，照页面读，不要互换；页面未公开的步骤不写入讲稿。</w:t>
+        <w:t xml:space="preserve">本讲稿严格沿用第03周 HTML 课件（2026-09-19 版）的页序与页面文字：课堂27页、附录19页。图像说明只写课件页面和出处已写明的内容；设计师的话据 1 Granary 四篇报道（CSM MA 2026、CSM BA Fashion 2026、Antwerp 2025、LCF MA 2025）与清华大学美术学院新闻（2025.5.20），中文为教师翻译。课件不写学位，讲稿也不写——一律说“学生作品”。每一页顶上的问题句都标着“据自述”或“据报道”，照页面读，不要互换；页面未公开的步骤不写入讲稿。</w:t>
       </w:r>
     </w:p>
     <w:p>
